--- a/proposals/Pharmacy_Management_System_Proposal_v1.0.docx
+++ b/proposals/Pharmacy_Management_System_Proposal_v1.0.docx
@@ -4,12 +4,12 @@
   <w:body>
     <w:p>
       <w:pPr>
-        <w:spacing w:after="800"/>
+        <w:spacing w:after="480"/>
       </w:pPr>
     </w:p>
     <w:p>
       <w:pPr>
-        <w:spacing w:after="360"/>
+        <w:spacing w:after="280"/>
         <w:jc w:val="center"/>
       </w:pPr>
       <w:r>
@@ -24,7 +24,7 @@
     </w:p>
     <w:p>
       <w:pPr>
-        <w:spacing w:after="240"/>
+        <w:spacing w:after="200"/>
       </w:pPr>
       <w:r>
         <w:rPr>
@@ -33,7 +33,7 @@
           <w:color w:val="4F81BD"/>
           <w:sz w:val="26"/>
         </w:rPr>
-        <w:t>Pharmacy Management System – Desktop Application</w:t>
+        <w:t>Pharmacy Management System – Desktop Software</w:t>
       </w:r>
     </w:p>
     <w:p>
@@ -50,26 +50,14 @@
     </w:p>
     <w:p>
       <w:pPr>
-        <w:spacing w:after="0"/>
+        <w:spacing w:after="160"/>
       </w:pPr>
       <w:r>
         <w:rPr>
           <w:b w:val="0"/>
           <w:i w:val="0"/>
         </w:rPr>
-        <w:t>Date: 17 October 2026</w:t>
-      </w:r>
-    </w:p>
-    <w:p>
-      <w:pPr>
-        <w:spacing w:after="200"/>
-      </w:pPr>
-      <w:r>
-        <w:rPr>
-          <w:b w:val="0"/>
-          <w:i w:val="0"/>
-        </w:rPr>
-        <w:t>Version: 1.0  |  Quotation valid for 30 days</w:t>
+        <w:t>Date: 17 October 2026  |  Quotation valid for 30 days</w:t>
       </w:r>
     </w:p>
     <w:p>
@@ -93,7 +81,147 @@
           <w:b w:val="0"/>
           <w:i w:val="0"/>
         </w:rPr>
-        <w:t>This proposal presents a milestone-based plan to design, develop, install and hand over a desktop Pharmacy Management System for a single pharmacy run by a doctor. The client referenced the D Watson pharmacy system; the scope below covers the parts of that kind of system that a single pharmacy uses every day. Two options are quoted separately:</w:t>
+        <w:t xml:space="preserve">This proposal covers simple, easy-to-use software for your pharmacy, along the lines of the D Watson system you mentioned.It runs on a normal Windows computer and </w:t>
+      </w:r>
+      <w:r>
+        <w:rPr>
+          <w:b/>
+          <w:i w:val="0"/>
+        </w:rPr>
+        <w:t>works without internet</w:t>
+      </w:r>
+      <w:r>
+        <w:rPr>
+          <w:b w:val="0"/>
+          <w:i w:val="0"/>
+        </w:rPr>
+        <w:t>. As requested, it is quoted as two options, and each extra feature is priced separately so you only pay for what you need.</w:t>
+      </w:r>
+    </w:p>
+    <w:p>
+      <w:pPr>
+        <w:keepNext/>
+        <w:spacing w:after="80" w:before="240"/>
+      </w:pPr>
+      <w:r>
+        <w:rPr>
+          <w:b/>
+          <w:i w:val="0"/>
+          <w:color w:val="4F81BD"/>
+          <w:sz w:val="28"/>
+        </w:rPr>
+        <w:t>2. Option 1 – Purchasing &amp; Stock Management</w:t>
+      </w:r>
+    </w:p>
+    <w:p>
+      <w:r>
+        <w:rPr>
+          <w:b w:val="0"/>
+          <w:i w:val="0"/>
+        </w:rPr>
+        <w:t>For buying medicines from companies and suppliers, and keeping track of the stock in the pharmacy.</w:t>
+      </w:r>
+    </w:p>
+    <w:p>
+      <w:pPr>
+        <w:keepNext/>
+        <w:spacing w:before="200"/>
+      </w:pPr>
+      <w:r>
+        <w:rPr>
+          <w:b/>
+          <w:sz w:val="25"/>
+          <w:highlight w:val="yellow"/>
+        </w:rPr>
+        <w:t>What's included:</w:t>
+      </w:r>
+    </w:p>
+    <w:p>
+      <w:pPr>
+        <w:spacing w:after="20"/>
+      </w:pPr>
+      <w:r>
+        <w:rPr>
+          <w:b w:val="0"/>
+          <w:i w:val="0"/>
+        </w:rPr>
+        <w:t>• Keep records of medicine companies and suppliers.</w:t>
+      </w:r>
+    </w:p>
+    <w:p>
+      <w:pPr>
+        <w:spacing w:after="20"/>
+      </w:pPr>
+      <w:r>
+        <w:rPr>
+          <w:b w:val="0"/>
+          <w:i w:val="0"/>
+        </w:rPr>
+        <w:t>• Record every purchase: supplier, invoice number, date, quantity and purchase price.</w:t>
+      </w:r>
+    </w:p>
+    <w:p>
+      <w:pPr>
+        <w:spacing w:after="20"/>
+      </w:pPr>
+      <w:r>
+        <w:rPr>
+          <w:b w:val="0"/>
+          <w:i w:val="0"/>
+        </w:rPr>
+        <w:t xml:space="preserve">• Enter stock with </w:t>
+      </w:r>
+      <w:r>
+        <w:rPr>
+          <w:b/>
+          <w:i w:val="0"/>
+        </w:rPr>
+        <w:t>batch number</w:t>
+      </w:r>
+      <w:r>
+        <w:rPr>
+          <w:b w:val="0"/>
+          <w:i w:val="0"/>
+        </w:rPr>
+        <w:t xml:space="preserve"> and </w:t>
+      </w:r>
+      <w:r>
+        <w:rPr>
+          <w:b/>
+          <w:i w:val="0"/>
+        </w:rPr>
+        <w:t>expiry date</w:t>
+      </w:r>
+      <w:r>
+        <w:rPr>
+          <w:b w:val="0"/>
+          <w:i w:val="0"/>
+        </w:rPr>
+        <w:t>.</w:t>
+      </w:r>
+    </w:p>
+    <w:p>
+      <w:pPr>
+        <w:spacing w:after="20"/>
+      </w:pPr>
+      <w:r>
+        <w:rPr>
+          <w:b w:val="0"/>
+          <w:i w:val="0"/>
+        </w:rPr>
+        <w:t>• Search any medicine by name or by formula (salt) to see how much stock is left, and in which batches.</w:t>
+      </w:r>
+    </w:p>
+    <w:p>
+      <w:pPr>
+        <w:spacing w:after="20"/>
+      </w:pPr>
+      <w:r>
+        <w:rPr>
+          <w:b w:val="0"/>
+          <w:i w:val="0"/>
+        </w:rPr>
+        <w:t>• View all past purchases and batch details.</w:t>
       </w:r>
     </w:p>
     <w:p>
@@ -112,14 +240,42 @@
           <w:b/>
           <w:i w:val="0"/>
         </w:rPr>
-        <w:t>Option 1 – Purchasing &amp; Stock Management:</w:t>
+        <w:t>Expiry and low-stock warnings:</w:t>
       </w:r>
       <w:r>
         <w:rPr>
           <w:b w:val="0"/>
           <w:i w:val="0"/>
         </w:rPr>
-        <w:t xml:space="preserve"> suppliers, purchases, batch/expiry stock, stock removal and expiry/low-stock alarms.</w:t>
+        <w:t xml:space="preserve"> the medicine is highlighted and </w:t>
+      </w:r>
+      <w:r>
+        <w:rPr>
+          <w:b/>
+          <w:i w:val="0"/>
+        </w:rPr>
+        <w:t>flashes in red</w:t>
+      </w:r>
+      <w:r>
+        <w:rPr>
+          <w:b w:val="0"/>
+          <w:i w:val="0"/>
+        </w:rPr>
+        <w:t xml:space="preserve">, and a </w:t>
+      </w:r>
+      <w:r>
+        <w:rPr>
+          <w:b/>
+          <w:i w:val="0"/>
+        </w:rPr>
+        <w:t>sound alarm</w:t>
+      </w:r>
+      <w:r>
+        <w:rPr>
+          <w:b w:val="0"/>
+          <w:i w:val="0"/>
+        </w:rPr>
+        <w:t xml:space="preserve"> plays (it can be muted). Sound alarm is included.</w:t>
       </w:r>
     </w:p>
     <w:p>
@@ -131,21 +287,33 @@
           <w:b w:val="0"/>
           <w:i w:val="0"/>
         </w:rPr>
-        <w:t xml:space="preserve">• </w:t>
+        <w:t xml:space="preserve">• You set the warning period (for example, </w:t>
       </w:r>
       <w:r>
         <w:rPr>
           <w:b/>
           <w:i w:val="0"/>
         </w:rPr>
-        <w:t>Option 2 – Purchasing + Sales &amp; Billing:</w:t>
+        <w:t>6 months before expiry</w:t>
       </w:r>
       <w:r>
         <w:rPr>
           <w:b w:val="0"/>
           <w:i w:val="0"/>
         </w:rPr>
-        <w:t xml:space="preserve"> everything in Option 1, plus a counter sales (POS) screen, printed bills and sales history.</w:t>
+        <w:t>) and the minimum stock level for each medicine.</w:t>
+      </w:r>
+    </w:p>
+    <w:p>
+      <w:pPr>
+        <w:spacing w:after="40" w:before="120"/>
+      </w:pPr>
+      <w:r>
+        <w:rPr>
+          <w:b/>
+          <w:i w:val="0"/>
+        </w:rPr>
+        <w:t>How stock goes down without a sales module:</w:t>
       </w:r>
     </w:p>
     <w:p>
@@ -154,7 +322,523 @@
           <w:b w:val="0"/>
           <w:i w:val="0"/>
         </w:rPr>
-        <w:t>Every optional add-on is priced individually in Section 6, so the client can start small and add features later.</w:t>
+        <w:t xml:space="preserve">A simple </w:t>
+      </w:r>
+      <w:r>
+        <w:rPr>
+          <w:b/>
+          <w:i w:val="0"/>
+        </w:rPr>
+        <w:t>"Stock Out"</w:t>
+      </w:r>
+      <w:r>
+        <w:rPr>
+          <w:b w:val="0"/>
+          <w:i w:val="0"/>
+        </w:rPr>
+        <w:t xml:space="preserve"> screen is included. Whenever medicine is used, given out, damaged, expired or missing, you enter the quantity and the reason, and the stock is reduced. You can also do a stock count from time to time, and the software corrects any difference.</w:t>
+      </w:r>
+    </w:p>
+    <w:tbl>
+      <w:tblPr>
+        <w:tblStyle w:val="TableGrid"/>
+        <w:tblW w:type="auto" w:w="0"/>
+        <w:jc w:val="center"/>
+        <w:tblLayout w:type="fixed"/>
+        <w:tblLook w:firstColumn="1" w:firstRow="1" w:lastColumn="0" w:lastRow="0" w:noHBand="0" w:noVBand="1" w:val="04A0"/>
+      </w:tblPr>
+      <w:tblGrid>
+        <w:gridCol w:w="4752"/>
+        <w:gridCol w:w="2160"/>
+        <w:gridCol w:w="2160"/>
+      </w:tblGrid>
+      <w:tr>
+        <w:trPr>
+          <w:cantSplit/>
+          <w:tblHeader/>
+        </w:trPr>
+        <w:tc>
+          <w:tcPr>
+            <w:tcW w:type="dxa" w:w="4752"/>
+          </w:tcPr>
+          <w:p>
+            <w:pPr>
+              <w:jc w:val="center"/>
+            </w:pPr>
+            <w:r/>
+            <w:r>
+              <w:rPr>
+                <w:b/>
+                <w:color w:val="4F81BD"/>
+                <w:sz w:val="21"/>
+              </w:rPr>
+              <w:t>Option 1</w:t>
+            </w:r>
+          </w:p>
+        </w:tc>
+        <w:tc>
+          <w:tcPr>
+            <w:tcW w:type="dxa" w:w="2160"/>
+          </w:tcPr>
+          <w:p>
+            <w:pPr>
+              <w:jc w:val="center"/>
+            </w:pPr>
+            <w:r/>
+            <w:r>
+              <w:rPr>
+                <w:b/>
+                <w:color w:val="4F81BD"/>
+                <w:sz w:val="21"/>
+              </w:rPr>
+              <w:t>Price</w:t>
+            </w:r>
+          </w:p>
+        </w:tc>
+        <w:tc>
+          <w:tcPr>
+            <w:tcW w:type="dxa" w:w="2160"/>
+          </w:tcPr>
+          <w:p>
+            <w:pPr>
+              <w:jc w:val="center"/>
+            </w:pPr>
+            <w:r/>
+            <w:r>
+              <w:rPr>
+                <w:b/>
+                <w:color w:val="4F81BD"/>
+                <w:sz w:val="21"/>
+              </w:rPr>
+              <w:t>Delivery time</w:t>
+            </w:r>
+          </w:p>
+        </w:tc>
+      </w:tr>
+      <w:tr>
+        <w:trPr>
+          <w:cantSplit/>
+        </w:trPr>
+        <w:tc>
+          <w:tcPr>
+            <w:tcW w:type="dxa" w:w="4752"/>
+          </w:tcPr>
+          <w:p>
+            <w:pPr>
+              <w:spacing w:after="0"/>
+            </w:pPr>
+            <w:r/>
+            <w:r>
+              <w:rPr>
+                <w:b/>
+                <w:i w:val="0"/>
+                <w:sz w:val="20"/>
+              </w:rPr>
+              <w:t>Purchasing &amp; Stock Management</w:t>
+            </w:r>
+          </w:p>
+        </w:tc>
+        <w:tc>
+          <w:tcPr>
+            <w:tcW w:type="dxa" w:w="2160"/>
+          </w:tcPr>
+          <w:p>
+            <w:pPr>
+              <w:spacing w:after="0"/>
+            </w:pPr>
+            <w:r/>
+            <w:r>
+              <w:rPr>
+                <w:b w:val="0"/>
+                <w:i w:val="0"/>
+                <w:sz w:val="20"/>
+              </w:rPr>
+              <w:t>USD 2,000</w:t>
+            </w:r>
+          </w:p>
+        </w:tc>
+        <w:tc>
+          <w:tcPr>
+            <w:tcW w:type="dxa" w:w="2160"/>
+          </w:tcPr>
+          <w:p>
+            <w:pPr>
+              <w:spacing w:after="0"/>
+            </w:pPr>
+            <w:r/>
+            <w:r>
+              <w:rPr>
+                <w:b w:val="0"/>
+                <w:i w:val="0"/>
+                <w:sz w:val="20"/>
+              </w:rPr>
+              <w:t>6 weeks</w:t>
+            </w:r>
+          </w:p>
+        </w:tc>
+      </w:tr>
+    </w:tbl>
+    <w:p>
+      <w:pPr>
+        <w:spacing w:after="40"/>
+      </w:pPr>
+    </w:p>
+    <w:p>
+      <w:pPr>
+        <w:keepNext/>
+        <w:spacing w:after="80" w:before="240"/>
+      </w:pPr>
+      <w:r>
+        <w:rPr>
+          <w:b/>
+          <w:i w:val="0"/>
+          <w:color w:val="4F81BD"/>
+          <w:sz w:val="28"/>
+        </w:rPr>
+        <w:t>3. Option 2 – Purchasing plus Sales &amp; Billing</w:t>
+      </w:r>
+    </w:p>
+    <w:p>
+      <w:r>
+        <w:rPr>
+          <w:b w:val="0"/>
+          <w:i w:val="0"/>
+        </w:rPr>
+        <w:t>Everything in Option 1, plus:</w:t>
+      </w:r>
+    </w:p>
+    <w:p>
+      <w:pPr>
+        <w:keepNext/>
+        <w:spacing w:before="200"/>
+      </w:pPr>
+      <w:r>
+        <w:rPr>
+          <w:b/>
+          <w:sz w:val="25"/>
+          <w:highlight w:val="yellow"/>
+        </w:rPr>
+        <w:t>What's included:</w:t>
+      </w:r>
+    </w:p>
+    <w:p>
+      <w:pPr>
+        <w:spacing w:after="20"/>
+      </w:pPr>
+      <w:r>
+        <w:rPr>
+          <w:b w:val="0"/>
+          <w:i w:val="0"/>
+        </w:rPr>
+        <w:t>• Sell medicines to walk-in customers from a simple sales screen.</w:t>
+      </w:r>
+    </w:p>
+    <w:p>
+      <w:pPr>
+        <w:spacing w:after="20"/>
+      </w:pPr>
+      <w:r>
+        <w:rPr>
+          <w:b w:val="0"/>
+          <w:i w:val="0"/>
+        </w:rPr>
+        <w:t>• Pick the medicine and quantity, and the bill total is calculated automatically.</w:t>
+      </w:r>
+    </w:p>
+    <w:p>
+      <w:pPr>
+        <w:spacing w:after="20"/>
+      </w:pPr>
+      <w:r>
+        <w:rPr>
+          <w:b w:val="0"/>
+          <w:i w:val="0"/>
+        </w:rPr>
+        <w:t xml:space="preserve">• Sold medicine is </w:t>
+      </w:r>
+      <w:r>
+        <w:rPr>
+          <w:b/>
+          <w:i w:val="0"/>
+        </w:rPr>
+        <w:t>automatically deducted from stock</w:t>
+      </w:r>
+      <w:r>
+        <w:rPr>
+          <w:b w:val="0"/>
+          <w:i w:val="0"/>
+        </w:rPr>
+        <w:t>, from the batch that expires first.</w:t>
+      </w:r>
+    </w:p>
+    <w:p>
+      <w:pPr>
+        <w:spacing w:after="20"/>
+      </w:pPr>
+      <w:r>
+        <w:rPr>
+          <w:b w:val="0"/>
+          <w:i w:val="0"/>
+        </w:rPr>
+        <w:t>• Print the bill on a small receipt printer or a normal A4 printer, and save and reprint any old bill.</w:t>
+      </w:r>
+    </w:p>
+    <w:p>
+      <w:pPr>
+        <w:spacing w:after="20"/>
+      </w:pPr>
+      <w:r>
+        <w:rPr>
+          <w:b w:val="0"/>
+          <w:i w:val="0"/>
+        </w:rPr>
+        <w:t xml:space="preserve">• View sales history and the </w:t>
+      </w:r>
+      <w:r>
+        <w:rPr>
+          <w:b/>
+          <w:i w:val="0"/>
+        </w:rPr>
+        <w:t>total sales for each day</w:t>
+      </w:r>
+      <w:r>
+        <w:rPr>
+          <w:b w:val="0"/>
+          <w:i w:val="0"/>
+        </w:rPr>
+        <w:t>.</w:t>
+      </w:r>
+    </w:p>
+    <w:tbl>
+      <w:tblPr>
+        <w:tblStyle w:val="TableGrid"/>
+        <w:tblW w:type="auto" w:w="0"/>
+        <w:jc w:val="center"/>
+        <w:tblLayout w:type="fixed"/>
+        <w:tblLook w:firstColumn="1" w:firstRow="1" w:lastColumn="0" w:lastRow="0" w:noHBand="0" w:noVBand="1" w:val="04A0"/>
+      </w:tblPr>
+      <w:tblGrid>
+        <w:gridCol w:w="4752"/>
+        <w:gridCol w:w="2160"/>
+        <w:gridCol w:w="2160"/>
+      </w:tblGrid>
+      <w:tr>
+        <w:trPr>
+          <w:cantSplit/>
+          <w:tblHeader/>
+        </w:trPr>
+        <w:tc>
+          <w:tcPr>
+            <w:tcW w:type="dxa" w:w="4752"/>
+          </w:tcPr>
+          <w:p>
+            <w:pPr>
+              <w:jc w:val="center"/>
+            </w:pPr>
+            <w:r/>
+            <w:r>
+              <w:rPr>
+                <w:b/>
+                <w:color w:val="4F81BD"/>
+                <w:sz w:val="21"/>
+              </w:rPr>
+              <w:t>Option 2</w:t>
+            </w:r>
+          </w:p>
+        </w:tc>
+        <w:tc>
+          <w:tcPr>
+            <w:tcW w:type="dxa" w:w="2160"/>
+          </w:tcPr>
+          <w:p>
+            <w:pPr>
+              <w:jc w:val="center"/>
+            </w:pPr>
+            <w:r/>
+            <w:r>
+              <w:rPr>
+                <w:b/>
+                <w:color w:val="4F81BD"/>
+                <w:sz w:val="21"/>
+              </w:rPr>
+              <w:t>Price</w:t>
+            </w:r>
+          </w:p>
+        </w:tc>
+        <w:tc>
+          <w:tcPr>
+            <w:tcW w:type="dxa" w:w="2160"/>
+          </w:tcPr>
+          <w:p>
+            <w:pPr>
+              <w:jc w:val="center"/>
+            </w:pPr>
+            <w:r/>
+            <w:r>
+              <w:rPr>
+                <w:b/>
+                <w:color w:val="4F81BD"/>
+                <w:sz w:val="21"/>
+              </w:rPr>
+              <w:t>Delivery time</w:t>
+            </w:r>
+          </w:p>
+        </w:tc>
+      </w:tr>
+      <w:tr>
+        <w:trPr>
+          <w:cantSplit/>
+        </w:trPr>
+        <w:tc>
+          <w:tcPr>
+            <w:tcW w:type="dxa" w:w="4752"/>
+          </w:tcPr>
+          <w:p>
+            <w:pPr>
+              <w:spacing w:after="0"/>
+            </w:pPr>
+            <w:r/>
+            <w:r>
+              <w:rPr>
+                <w:b/>
+                <w:i w:val="0"/>
+                <w:sz w:val="20"/>
+              </w:rPr>
+              <w:t>Extra cost to add Sales &amp; Billing</w:t>
+            </w:r>
+          </w:p>
+        </w:tc>
+        <w:tc>
+          <w:tcPr>
+            <w:tcW w:type="dxa" w:w="2160"/>
+          </w:tcPr>
+          <w:p>
+            <w:pPr>
+              <w:spacing w:after="0"/>
+            </w:pPr>
+            <w:r/>
+            <w:r>
+              <w:rPr>
+                <w:b w:val="0"/>
+                <w:i w:val="0"/>
+                <w:sz w:val="20"/>
+              </w:rPr>
+              <w:t>USD 1,200</w:t>
+            </w:r>
+          </w:p>
+        </w:tc>
+        <w:tc>
+          <w:tcPr>
+            <w:tcW w:type="dxa" w:w="2160"/>
+          </w:tcPr>
+          <w:p>
+            <w:pPr>
+              <w:spacing w:after="0"/>
+            </w:pPr>
+            <w:r/>
+            <w:r>
+              <w:rPr>
+                <w:b w:val="0"/>
+                <w:i w:val="0"/>
+                <w:sz w:val="20"/>
+              </w:rPr>
+              <w:t>+3 weeks</w:t>
+            </w:r>
+          </w:p>
+        </w:tc>
+      </w:tr>
+      <w:tr>
+        <w:trPr>
+          <w:cantSplit/>
+        </w:trPr>
+        <w:tc>
+          <w:tcPr>
+            <w:tcW w:type="dxa" w:w="4752"/>
+            <w:shd w:val="clear" w:color="auto" w:fill="DCE6F1"/>
+          </w:tcPr>
+          <w:p>
+            <w:pPr>
+              <w:spacing w:after="0"/>
+            </w:pPr>
+            <w:r/>
+            <w:r>
+              <w:rPr>
+                <w:b/>
+                <w:i w:val="0"/>
+                <w:sz w:val="20"/>
+              </w:rPr>
+              <w:t>Option 2 total (Option 1 + Sales &amp; Billing)</w:t>
+            </w:r>
+          </w:p>
+        </w:tc>
+        <w:tc>
+          <w:tcPr>
+            <w:tcW w:type="dxa" w:w="2160"/>
+            <w:shd w:val="clear" w:color="auto" w:fill="DCE6F1"/>
+          </w:tcPr>
+          <w:p>
+            <w:pPr>
+              <w:spacing w:after="0"/>
+            </w:pPr>
+            <w:r/>
+            <w:r>
+              <w:rPr>
+                <w:b/>
+                <w:i w:val="0"/>
+                <w:sz w:val="20"/>
+              </w:rPr>
+              <w:t>USD 3,200</w:t>
+            </w:r>
+          </w:p>
+        </w:tc>
+        <w:tc>
+          <w:tcPr>
+            <w:tcW w:type="dxa" w:w="2160"/>
+            <w:shd w:val="clear" w:color="auto" w:fill="DCE6F1"/>
+          </w:tcPr>
+          <w:p>
+            <w:pPr>
+              <w:spacing w:after="0"/>
+            </w:pPr>
+            <w:r/>
+            <w:r>
+              <w:rPr>
+                <w:b/>
+                <w:i w:val="0"/>
+                <w:sz w:val="20"/>
+              </w:rPr>
+              <w:t>9 weeks</w:t>
+            </w:r>
+          </w:p>
+        </w:tc>
+      </w:tr>
+    </w:tbl>
+    <w:p>
+      <w:pPr>
+        <w:spacing w:after="40"/>
+      </w:pPr>
+    </w:p>
+    <w:p>
+      <w:r>
+        <w:rPr>
+          <w:b w:val="0"/>
+          <w:i w:val="0"/>
+        </w:rPr>
+        <w:t xml:space="preserve">Prescription entry and printing is </w:t>
+      </w:r>
+      <w:r>
+        <w:rPr>
+          <w:b/>
+          <w:i w:val="0"/>
+        </w:rPr>
+        <w:t>not included</w:t>
+      </w:r>
+      <w:r>
+        <w:rPr>
+          <w:b w:val="0"/>
+          <w:i w:val="0"/>
+        </w:rPr>
+        <w:t xml:space="preserve"> in either option. It is priced separately below.</w:t>
       </w:r>
     </w:p>
     <w:p>
@@ -169,7 +853,16 @@
           <w:color w:val="4F81BD"/>
           <w:sz w:val="28"/>
         </w:rPr>
-        <w:t>2. Project Scope</w:t>
+        <w:t>4. Milestones &amp; Payment Plan</w:t>
+      </w:r>
+    </w:p>
+    <w:p>
+      <w:r>
+        <w:rPr>
+          <w:b w:val="0"/>
+          <w:i w:val="0"/>
+        </w:rPr>
+        <w:t>The work is delivered in parts. After each part, you see and test it, and the payment for that part is made after you approve it.</w:t>
       </w:r>
     </w:p>
     <w:p>
@@ -184,995 +877,7 @@
           <w:color w:val="4F81BD"/>
           <w:sz w:val="25"/>
         </w:rPr>
-        <w:t>2.1 Option 1 – Purchasing &amp; Stock Management</w:t>
-      </w:r>
-    </w:p>
-    <w:p>
-      <w:pPr>
-        <w:spacing w:after="0"/>
-      </w:pPr>
-      <w:r>
-        <w:rPr>
-          <w:b w:val="0"/>
-          <w:i w:val="0"/>
-        </w:rPr>
-        <w:t>Note: Anything not listed under "Included" is not part of Option 1.</w:t>
-      </w:r>
-    </w:p>
-    <w:p>
-      <w:pPr>
-        <w:spacing w:before="200"/>
-      </w:pPr>
-      <w:r>
-        <w:rPr>
-          <w:b/>
-          <w:sz w:val="25"/>
-          <w:highlight w:val="yellow"/>
-        </w:rPr>
-        <w:t>Included Modules – Option 1:</w:t>
-      </w:r>
-    </w:p>
-    <w:p>
-      <w:pPr>
-        <w:spacing w:after="80" w:before="160"/>
-      </w:pPr>
-      <w:r>
-        <w:rPr>
-          <w:b/>
-          <w:i w:val="0"/>
-          <w:sz w:val="21"/>
-        </w:rPr>
-        <w:t>1. Setup &amp; Access</w:t>
-      </w:r>
-    </w:p>
-    <w:p>
-      <w:pPr>
-        <w:spacing w:after="0"/>
-        <w:ind w:left="864"/>
-      </w:pPr>
-      <w:r>
-        <w:rPr>
-          <w:b w:val="0"/>
-          <w:i w:val="0"/>
-        </w:rPr>
-        <w:t>Flow 1: First-run setup (pharmacy name, address, licence no., logo for printouts)</w:t>
-      </w:r>
-    </w:p>
-    <w:p>
-      <w:pPr>
-        <w:spacing w:after="0"/>
-        <w:ind w:left="864"/>
-      </w:pPr>
-      <w:r>
-        <w:rPr>
-          <w:b w:val="0"/>
-          <w:i w:val="0"/>
-        </w:rPr>
-        <w:t>Flow 2: Owner login with password, and password change</w:t>
-      </w:r>
-    </w:p>
-    <w:p>
-      <w:pPr>
-        <w:spacing w:after="0"/>
-        <w:ind w:left="864"/>
-      </w:pPr>
-      <w:r>
-        <w:rPr>
-          <w:b w:val="0"/>
-          <w:i w:val="0"/>
-        </w:rPr>
-        <w:t>Flow 3: Basic manual backup to a folder / USB drive and restore</w:t>
-      </w:r>
-    </w:p>
-    <w:p>
-      <w:pPr>
-        <w:spacing w:after="80" w:before="160"/>
-      </w:pPr>
-      <w:r>
-        <w:rPr>
-          <w:b/>
-          <w:i w:val="0"/>
-          <w:sz w:val="21"/>
-        </w:rPr>
-        <w:t>2. Medicine Catalogue</w:t>
-      </w:r>
-    </w:p>
-    <w:p>
-      <w:pPr>
-        <w:spacing w:after="0"/>
-        <w:ind w:left="864"/>
-      </w:pPr>
-      <w:r>
-        <w:rPr>
-          <w:b w:val="0"/>
-          <w:i w:val="0"/>
-        </w:rPr>
-        <w:t>Flow 1: Add / edit / deactivate a medicine (brand name, generic/salt formula, strength, form, company, category)</w:t>
-      </w:r>
-    </w:p>
-    <w:p>
-      <w:pPr>
-        <w:spacing w:after="0"/>
-        <w:ind w:left="864"/>
-      </w:pPr>
-      <w:r>
-        <w:rPr>
-          <w:b w:val="0"/>
-          <w:i w:val="0"/>
-        </w:rPr>
-        <w:t>Flow 2: Search medicines by brand name or by generic/salt (shows substitutes with the same formula)</w:t>
-      </w:r>
-    </w:p>
-    <w:p>
-      <w:pPr>
-        <w:spacing w:after="0"/>
-        <w:ind w:left="864"/>
-      </w:pPr>
-      <w:r>
-        <w:rPr>
-          <w:b w:val="0"/>
-          <w:i w:val="0"/>
-        </w:rPr>
-        <w:t>Flow 3: Set a minimum stock level and an expiry warning period per medicine (or use the global default)</w:t>
-      </w:r>
-    </w:p>
-    <w:p>
-      <w:pPr>
-        <w:spacing w:after="80" w:before="160"/>
-      </w:pPr>
-      <w:r>
-        <w:rPr>
-          <w:b/>
-          <w:i w:val="0"/>
-          <w:sz w:val="21"/>
-        </w:rPr>
-        <w:t>3. Company &amp; Supplier Records</w:t>
-      </w:r>
-    </w:p>
-    <w:p>
-      <w:pPr>
-        <w:spacing w:after="0"/>
-        <w:ind w:left="864"/>
-      </w:pPr>
-      <w:r>
-        <w:rPr>
-          <w:b w:val="0"/>
-          <w:i w:val="0"/>
-        </w:rPr>
-        <w:t>Flow 1: Add / edit medicine companies (manufacturers)</w:t>
-      </w:r>
-    </w:p>
-    <w:p>
-      <w:pPr>
-        <w:spacing w:after="0"/>
-        <w:ind w:left="864"/>
-      </w:pPr>
-      <w:r>
-        <w:rPr>
-          <w:b w:val="0"/>
-          <w:i w:val="0"/>
-        </w:rPr>
-        <w:t>Flow 2: Add / edit suppliers / distributors (contact person, phone, address, NTN if any)</w:t>
-      </w:r>
-    </w:p>
-    <w:p>
-      <w:pPr>
-        <w:spacing w:after="0"/>
-        <w:ind w:left="864"/>
-      </w:pPr>
-      <w:r>
-        <w:rPr>
-          <w:b w:val="0"/>
-          <w:i w:val="0"/>
-        </w:rPr>
-        <w:t>Flow 3: View the purchase history of a supplier</w:t>
-      </w:r>
-    </w:p>
-    <w:p>
-      <w:pPr>
-        <w:spacing w:after="80" w:before="160"/>
-      </w:pPr>
-      <w:r>
-        <w:rPr>
-          <w:b/>
-          <w:i w:val="0"/>
-          <w:sz w:val="21"/>
-        </w:rPr>
-        <w:t>4. Purchases &amp; Stock-In</w:t>
-      </w:r>
-    </w:p>
-    <w:p>
-      <w:pPr>
-        <w:spacing w:after="0"/>
-        <w:ind w:left="864"/>
-      </w:pPr>
-      <w:r>
-        <w:rPr>
-          <w:b w:val="0"/>
-          <w:i w:val="0"/>
-        </w:rPr>
-        <w:t>Flow 1: Record a purchase: supplier, supplier invoice no., invoice date, received date</w:t>
-      </w:r>
-    </w:p>
-    <w:p>
-      <w:pPr>
-        <w:spacing w:after="0"/>
-        <w:ind w:left="864"/>
-      </w:pPr>
-      <w:r>
-        <w:rPr>
-          <w:b w:val="0"/>
-          <w:i w:val="0"/>
-        </w:rPr>
-        <w:t>Flow 2: Add purchase lines: medicine, batch no., expiry date, quantity, bonus quantity, purchase price, MRP / sale price</w:t>
-      </w:r>
-    </w:p>
-    <w:p>
-      <w:pPr>
-        <w:spacing w:after="0"/>
-        <w:ind w:left="864"/>
-      </w:pPr>
-      <w:r>
-        <w:rPr>
-          <w:b w:val="0"/>
-          <w:i w:val="0"/>
-        </w:rPr>
-        <w:t>Flow 3: Save the purchase, which adds the stock to the matching batches automatically</w:t>
-      </w:r>
-    </w:p>
-    <w:p>
-      <w:pPr>
-        <w:spacing w:after="0"/>
-        <w:ind w:left="864"/>
-      </w:pPr>
-      <w:r>
-        <w:rPr>
-          <w:b w:val="0"/>
-          <w:i w:val="0"/>
-        </w:rPr>
-        <w:t>Flow 4: View, search and reprint (A4) a recorded purchase; edit it with the change logged</w:t>
-      </w:r>
-    </w:p>
-    <w:p>
-      <w:pPr>
-        <w:spacing w:after="80" w:before="160"/>
-      </w:pPr>
-      <w:r>
-        <w:rPr>
-          <w:b/>
-          <w:i w:val="0"/>
-          <w:sz w:val="21"/>
-        </w:rPr>
-        <w:t>5. Stock View &amp; Search</w:t>
-      </w:r>
-    </w:p>
-    <w:p>
-      <w:pPr>
-        <w:spacing w:after="0"/>
-        <w:ind w:left="864"/>
-      </w:pPr>
-      <w:r>
-        <w:rPr>
-          <w:b w:val="0"/>
-          <w:i w:val="0"/>
-        </w:rPr>
-        <w:t>Flow 1: Current stock balance per medicine (total of all batches)</w:t>
-      </w:r>
-    </w:p>
-    <w:p>
-      <w:pPr>
-        <w:spacing w:after="0"/>
-        <w:ind w:left="864"/>
-      </w:pPr>
-      <w:r>
-        <w:rPr>
-          <w:b w:val="0"/>
-          <w:i w:val="0"/>
-        </w:rPr>
-        <w:t>Flow 2: Batch details: batch no., expiry, quantity left, purchase price, supplier</w:t>
-      </w:r>
-    </w:p>
-    <w:p>
-      <w:pPr>
-        <w:spacing w:after="0"/>
-        <w:ind w:left="864"/>
-      </w:pPr>
-      <w:r>
-        <w:rPr>
-          <w:b w:val="0"/>
-          <w:i w:val="0"/>
-        </w:rPr>
-        <w:t>Flow 3: Filter stock by company, category, supplier, expiry range or low stock</w:t>
-      </w:r>
-    </w:p>
-    <w:p>
-      <w:pPr>
-        <w:spacing w:after="80" w:before="160"/>
-      </w:pPr>
-      <w:r>
-        <w:rPr>
-          <w:b/>
-          <w:i w:val="0"/>
-          <w:sz w:val="21"/>
-        </w:rPr>
-        <w:t>6. Stock-Out &amp; Adjustments (how stock is reduced without a sales module)</w:t>
-      </w:r>
-    </w:p>
-    <w:p>
-      <w:pPr>
-        <w:spacing w:after="0"/>
-        <w:ind w:left="864"/>
-      </w:pPr>
-      <w:r>
-        <w:rPr>
-          <w:b w:val="0"/>
-          <w:i w:val="0"/>
-        </w:rPr>
-        <w:t>Flow 1: Stock Issue: record medicine used / dispensed (e.g. in the clinic), batch picked earliest-expiry-first</w:t>
-      </w:r>
-    </w:p>
-    <w:p>
-      <w:pPr>
-        <w:spacing w:after="0"/>
-        <w:ind w:left="864"/>
-      </w:pPr>
-      <w:r>
-        <w:rPr>
-          <w:b w:val="0"/>
-          <w:i w:val="0"/>
-        </w:rPr>
-        <w:t>Flow 2: Write-off: record damaged, expired or missing stock with a reason</w:t>
-      </w:r>
-    </w:p>
-    <w:p>
-      <w:pPr>
-        <w:spacing w:after="0"/>
-        <w:ind w:left="864"/>
-      </w:pPr>
-      <w:r>
-        <w:rPr>
-          <w:b w:val="0"/>
-          <w:i w:val="0"/>
-        </w:rPr>
-        <w:t>Flow 3: Physical stock count: enter the counted quantity, and the system posts the difference as an adjustment</w:t>
-      </w:r>
-    </w:p>
-    <w:p>
-      <w:pPr>
-        <w:spacing w:after="0"/>
-        <w:ind w:left="864"/>
-      </w:pPr>
-      <w:r>
-        <w:rPr>
-          <w:b w:val="0"/>
-          <w:i w:val="0"/>
-        </w:rPr>
-        <w:t>Flow 4: Stock movement history (ledger) per medicine and batch, showing every in, out and adjustment</w:t>
-      </w:r>
-    </w:p>
-    <w:p>
-      <w:pPr>
-        <w:spacing w:after="80" w:before="160"/>
-      </w:pPr>
-      <w:r>
-        <w:rPr>
-          <w:b/>
-          <w:i w:val="0"/>
-          <w:sz w:val="21"/>
-        </w:rPr>
-        <w:t>7. Expiry &amp; Low-Stock Alarms</w:t>
-      </w:r>
-    </w:p>
-    <w:p>
-      <w:pPr>
-        <w:spacing w:after="0"/>
-        <w:ind w:left="864"/>
-      </w:pPr>
-      <w:r>
-        <w:rPr>
-          <w:b w:val="0"/>
-          <w:i w:val="0"/>
-        </w:rPr>
-        <w:t>Flow 1: Dashboard tiles: Expired, Expiring Soon, Low Stock, Out of Stock</w:t>
-      </w:r>
-    </w:p>
-    <w:p>
-      <w:pPr>
-        <w:spacing w:after="0"/>
-        <w:ind w:left="864"/>
-      </w:pPr>
-      <w:r>
-        <w:rPr>
-          <w:b w:val="0"/>
-          <w:i w:val="0"/>
-        </w:rPr>
-        <w:t>Flow 2: Flashing red/amber highlights on affected medicines across stock screens</w:t>
-      </w:r>
-    </w:p>
-    <w:p>
-      <w:pPr>
-        <w:spacing w:after="0"/>
-        <w:ind w:left="864"/>
-      </w:pPr>
-      <w:r>
-        <w:rPr>
-          <w:b w:val="0"/>
-          <w:i w:val="0"/>
-        </w:rPr>
-        <w:t xml:space="preserve">Flow 3: Sound alarm on app start and once per day while alerts are open (can be muted or snoozed). </w:t>
-      </w:r>
-      <w:r>
-        <w:rPr>
-          <w:b/>
-          <w:i w:val="0"/>
-        </w:rPr>
-        <w:t>Sound alarm is included.</w:t>
-      </w:r>
-    </w:p>
-    <w:p>
-      <w:pPr>
-        <w:spacing w:after="0"/>
-        <w:ind w:left="864"/>
-      </w:pPr>
-      <w:r>
-        <w:rPr>
-          <w:b w:val="0"/>
-          <w:i w:val="0"/>
-        </w:rPr>
-        <w:t>Flow 4: Settings: global expiry warning period (default 6 months, to be confirmed with the client) and default minimum stock level</w:t>
-      </w:r>
-    </w:p>
-    <w:p>
-      <w:pPr>
-        <w:spacing w:before="200"/>
-      </w:pPr>
-      <w:r>
-        <w:rPr>
-          <w:b/>
-          <w:sz w:val="25"/>
-          <w:highlight w:val="yellow"/>
-        </w:rPr>
-        <w:t>Excluded Modules – Option 1:</w:t>
-      </w:r>
-    </w:p>
-    <w:p>
-      <w:pPr>
-        <w:spacing w:after="80" w:before="160"/>
-      </w:pPr>
-      <w:r>
-        <w:rPr>
-          <w:b/>
-          <w:i w:val="0"/>
-          <w:sz w:val="21"/>
-        </w:rPr>
-        <w:t>1. Sales &amp; Billing  =&gt;  "Included in Option 2"</w:t>
-      </w:r>
-    </w:p>
-    <w:p>
-      <w:pPr>
-        <w:spacing w:after="80" w:before="160"/>
-      </w:pPr>
-      <w:r>
-        <w:rPr>
-          <w:b/>
-          <w:i w:val="0"/>
-          <w:sz w:val="21"/>
-        </w:rPr>
-        <w:t>2. Every item in Section 6 (Optional Add-ons)  =&gt;  "Priced separately"</w:t>
-      </w:r>
-    </w:p>
-    <w:p>
-      <w:pPr>
-        <w:keepNext/>
-        <w:spacing w:after="80" w:before="160"/>
-      </w:pPr>
-      <w:r>
-        <w:rPr>
-          <w:b/>
-          <w:i w:val="0"/>
-          <w:color w:val="4F81BD"/>
-          <w:sz w:val="25"/>
-        </w:rPr>
-        <w:t>2.2 Option 2 – Purchasing + Sales &amp; Billing</w:t>
-      </w:r>
-    </w:p>
-    <w:p>
-      <w:pPr>
-        <w:spacing w:after="0"/>
-      </w:pPr>
-      <w:r>
-        <w:rPr>
-          <w:b w:val="0"/>
-          <w:i w:val="0"/>
-        </w:rPr>
-        <w:t>Note: Includes every module in Option 1 plus the modules below.</w:t>
-      </w:r>
-    </w:p>
-    <w:p>
-      <w:pPr>
-        <w:spacing w:before="200"/>
-      </w:pPr>
-      <w:r>
-        <w:rPr>
-          <w:b/>
-          <w:sz w:val="25"/>
-          <w:highlight w:val="yellow"/>
-        </w:rPr>
-        <w:t>Included Modules – Option 2 (in addition to Option 1):</w:t>
-      </w:r>
-    </w:p>
-    <w:p>
-      <w:pPr>
-        <w:spacing w:after="80" w:before="160"/>
-      </w:pPr>
-      <w:r>
-        <w:rPr>
-          <w:b/>
-          <w:i w:val="0"/>
-          <w:sz w:val="21"/>
-        </w:rPr>
-        <w:t>8. Counter Sale (POS)</w:t>
-      </w:r>
-    </w:p>
-    <w:p>
-      <w:pPr>
-        <w:spacing w:after="0"/>
-        <w:ind w:left="864"/>
-      </w:pPr>
-      <w:r>
-        <w:rPr>
-          <w:b w:val="0"/>
-          <w:i w:val="0"/>
-        </w:rPr>
-        <w:t>Flow 1: Search and add medicines to the bill by brand name or by generic/salt</w:t>
-      </w:r>
-    </w:p>
-    <w:p>
-      <w:pPr>
-        <w:spacing w:after="0"/>
-        <w:ind w:left="864"/>
-      </w:pPr>
-      <w:r>
-        <w:rPr>
-          <w:b w:val="0"/>
-          <w:i w:val="0"/>
-        </w:rPr>
-        <w:t>Flow 2: Enter quantity; the sale price is pre-filled and can be edited by the owner</w:t>
-      </w:r>
-    </w:p>
-    <w:p>
-      <w:pPr>
-        <w:spacing w:after="0"/>
-        <w:ind w:left="864"/>
-      </w:pPr>
-      <w:r>
-        <w:rPr>
-          <w:b w:val="0"/>
-          <w:i w:val="0"/>
-        </w:rPr>
-        <w:t>Flow 3: Automatic bill total, cash received and change returned</w:t>
-      </w:r>
-    </w:p>
-    <w:p>
-      <w:pPr>
-        <w:spacing w:after="0"/>
-        <w:ind w:left="864"/>
-      </w:pPr>
-      <w:r>
-        <w:rPr>
-          <w:b w:val="0"/>
-          <w:i w:val="0"/>
-        </w:rPr>
-        <w:t>Flow 4: Expired batches are blocked from sale; a warning shows when stock is insufficient</w:t>
-      </w:r>
-    </w:p>
-    <w:p>
-      <w:pPr>
-        <w:spacing w:after="80" w:before="160"/>
-      </w:pPr>
-      <w:r>
-        <w:rPr>
-          <w:b/>
-          <w:i w:val="0"/>
-          <w:sz w:val="21"/>
-        </w:rPr>
-        <w:t>9. Batch Deduction</w:t>
-      </w:r>
-    </w:p>
-    <w:p>
-      <w:pPr>
-        <w:spacing w:after="0"/>
-        <w:ind w:left="864"/>
-      </w:pPr>
-      <w:r>
-        <w:rPr>
-          <w:b w:val="0"/>
-          <w:i w:val="0"/>
-        </w:rPr>
-        <w:t>Flow 1: Sold quantity is deducted from the earliest-expiring batch first (FEFO), splitting across batches when needed</w:t>
-      </w:r>
-    </w:p>
-    <w:p>
-      <w:pPr>
-        <w:spacing w:after="0"/>
-        <w:ind w:left="864"/>
-      </w:pPr>
-      <w:r>
-        <w:rPr>
-          <w:b w:val="0"/>
-          <w:i w:val="0"/>
-        </w:rPr>
-        <w:t>Flow 2: Stock alarms update immediately after each sale</w:t>
-      </w:r>
-    </w:p>
-    <w:p>
-      <w:pPr>
-        <w:spacing w:after="80" w:before="160"/>
-      </w:pPr>
-      <w:r>
-        <w:rPr>
-          <w:b/>
-          <w:i w:val="0"/>
-          <w:sz w:val="21"/>
-        </w:rPr>
-        <w:t>10. Bills &amp; Receipts</w:t>
-      </w:r>
-    </w:p>
-    <w:p>
-      <w:pPr>
-        <w:spacing w:after="0"/>
-        <w:ind w:left="864"/>
-      </w:pPr>
-      <w:r>
-        <w:rPr>
-          <w:b w:val="0"/>
-          <w:i w:val="0"/>
-        </w:rPr>
-        <w:t>Flow 1: Print a bill on an 80 mm thermal receipt printer or on A4</w:t>
-      </w:r>
-    </w:p>
-    <w:p>
-      <w:pPr>
-        <w:spacing w:after="0"/>
-        <w:ind w:left="864"/>
-      </w:pPr>
-      <w:r>
-        <w:rPr>
-          <w:b w:val="0"/>
-          <w:i w:val="0"/>
-        </w:rPr>
-        <w:t>Flow 2: Save every bill with a sequential bill number</w:t>
-      </w:r>
-    </w:p>
-    <w:p>
-      <w:pPr>
-        <w:spacing w:after="0"/>
-        <w:ind w:left="864"/>
-      </w:pPr>
-      <w:r>
-        <w:rPr>
-          <w:b w:val="0"/>
-          <w:i w:val="0"/>
-        </w:rPr>
-        <w:t>Flow 3: Search and reprint any past bill</w:t>
-      </w:r>
-    </w:p>
-    <w:p>
-      <w:pPr>
-        <w:spacing w:after="0"/>
-        <w:ind w:left="864"/>
-      </w:pPr>
-      <w:r>
-        <w:rPr>
-          <w:b w:val="0"/>
-          <w:i w:val="0"/>
-        </w:rPr>
-        <w:t>Flow 4: Cancel (void) a bill by the owner, which restores the stock and logs the reason</w:t>
-      </w:r>
-    </w:p>
-    <w:p>
-      <w:pPr>
-        <w:spacing w:after="80" w:before="160"/>
-      </w:pPr>
-      <w:r>
-        <w:rPr>
-          <w:b/>
-          <w:i w:val="0"/>
-          <w:sz w:val="21"/>
-        </w:rPr>
-        <w:t>11. Sales History &amp; Daily Totals</w:t>
-      </w:r>
-    </w:p>
-    <w:p>
-      <w:pPr>
-        <w:spacing w:after="0"/>
-        <w:ind w:left="864"/>
-      </w:pPr>
-      <w:r>
-        <w:rPr>
-          <w:b w:val="0"/>
-          <w:i w:val="0"/>
-        </w:rPr>
-        <w:t>Flow 1: Sales history with filters (date range, bill no., medicine)</w:t>
-      </w:r>
-    </w:p>
-    <w:p>
-      <w:pPr>
-        <w:spacing w:after="0"/>
-        <w:ind w:left="864"/>
-      </w:pPr>
-      <w:r>
-        <w:rPr>
-          <w:b w:val="0"/>
-          <w:i w:val="0"/>
-        </w:rPr>
-        <w:t>Flow 2: Daily sales total and number of bills; day-end summary print</w:t>
-      </w:r>
-    </w:p>
-    <w:p>
-      <w:pPr>
-        <w:spacing w:before="200"/>
-      </w:pPr>
-      <w:r>
-        <w:rPr>
-          <w:b/>
-          <w:sz w:val="25"/>
-          <w:highlight w:val="yellow"/>
-        </w:rPr>
-        <w:t>Excluded Modules – Option 2:</w:t>
-      </w:r>
-    </w:p>
-    <w:p>
-      <w:pPr>
-        <w:spacing w:after="80" w:before="160"/>
-      </w:pPr>
-      <w:r>
-        <w:rPr>
-          <w:b/>
-          <w:i w:val="0"/>
-          <w:sz w:val="21"/>
-        </w:rPr>
-        <w:t>1. Discounts, taxes, customer credit, returns, staff logins  =&gt;  "Optional add-ons (Section 6)"</w:t>
-      </w:r>
-    </w:p>
-    <w:p>
-      <w:pPr>
-        <w:spacing w:after="80" w:before="160"/>
-      </w:pPr>
-      <w:r>
-        <w:rPr>
-          <w:b/>
-          <w:i w:val="0"/>
-          <w:sz w:val="21"/>
-        </w:rPr>
-        <w:t>2. FBR POS / e-invoicing integration  =&gt;  "Optional add-on (Section 6)"</w:t>
-      </w:r>
-    </w:p>
-    <w:p>
-      <w:pPr>
-        <w:keepNext/>
-        <w:spacing w:after="80" w:before="240"/>
-      </w:pPr>
-      <w:r>
-        <w:rPr>
-          <w:b/>
-          <w:i w:val="0"/>
-          <w:color w:val="4F81BD"/>
-          <w:sz w:val="28"/>
-        </w:rPr>
-        <w:t>3. Technology Stack &amp; Platform</w:t>
-      </w:r>
-    </w:p>
-    <w:p>
-      <w:pPr>
-        <w:spacing w:after="20"/>
-      </w:pPr>
-      <w:r>
-        <w:rPr>
-          <w:b w:val="0"/>
-          <w:i w:val="0"/>
-        </w:rPr>
-        <w:t xml:space="preserve">• </w:t>
-      </w:r>
-      <w:r>
-        <w:rPr>
-          <w:b/>
-          <w:i w:val="0"/>
-        </w:rPr>
-        <w:t>Application:</w:t>
-      </w:r>
-      <w:r>
-        <w:rPr>
-          <w:b w:val="0"/>
-          <w:i w:val="0"/>
-        </w:rPr>
-        <w:t xml:space="preserve"> Flutter Desktop, a native Windows app (.exe installer)</w:t>
-      </w:r>
-    </w:p>
-    <w:p>
-      <w:pPr>
-        <w:spacing w:after="20"/>
-      </w:pPr>
-      <w:r>
-        <w:rPr>
-          <w:b w:val="0"/>
-          <w:i w:val="0"/>
-        </w:rPr>
-        <w:t xml:space="preserve">• </w:t>
-      </w:r>
-      <w:r>
-        <w:rPr>
-          <w:b/>
-          <w:i w:val="0"/>
-        </w:rPr>
-        <w:t>Database:</w:t>
-      </w:r>
-      <w:r>
-        <w:rPr>
-          <w:b w:val="0"/>
-          <w:i w:val="0"/>
-        </w:rPr>
-        <w:t xml:space="preserve"> SQLite (local, encrypted at rest), stored on the pharmacy computer</w:t>
-      </w:r>
-    </w:p>
-    <w:p>
-      <w:pPr>
-        <w:spacing w:after="20"/>
-      </w:pPr>
-      <w:r>
-        <w:rPr>
-          <w:b w:val="0"/>
-          <w:i w:val="0"/>
-        </w:rPr>
-        <w:t xml:space="preserve">• </w:t>
-      </w:r>
-      <w:r>
-        <w:rPr>
-          <w:b/>
-          <w:i w:val="0"/>
-        </w:rPr>
-        <w:t>Supported OS:</w:t>
-      </w:r>
-      <w:r>
-        <w:rPr>
-          <w:b w:val="0"/>
-          <w:i w:val="0"/>
-        </w:rPr>
-        <w:t xml:space="preserve"> Windows 10 and Windows 11 (64-bit). macOS can be built on request.</w:t>
-      </w:r>
-    </w:p>
-    <w:p>
-      <w:pPr>
-        <w:spacing w:after="20"/>
-      </w:pPr>
-      <w:r>
-        <w:rPr>
-          <w:b w:val="0"/>
-          <w:i w:val="0"/>
-        </w:rPr>
-        <w:t xml:space="preserve">• </w:t>
-      </w:r>
-      <w:r>
-        <w:rPr>
-          <w:b/>
-          <w:i w:val="0"/>
-        </w:rPr>
-        <w:t>Offline:</w:t>
-      </w:r>
-      <w:r>
-        <w:rPr>
-          <w:b w:val="0"/>
-          <w:i w:val="0"/>
-        </w:rPr>
-        <w:t xml:space="preserve"> Yes. The system works fully offline; internet is needed only for the remote/cloud add-ons.</w:t>
-      </w:r>
-    </w:p>
-    <w:p>
-      <w:pPr>
-        <w:spacing w:after="20"/>
-      </w:pPr>
-      <w:r>
-        <w:rPr>
-          <w:b w:val="0"/>
-          <w:i w:val="0"/>
-        </w:rPr>
-        <w:t xml:space="preserve">• </w:t>
-      </w:r>
-      <w:r>
-        <w:rPr>
-          <w:b/>
-          <w:i w:val="0"/>
-        </w:rPr>
-        <w:t>Printing:</w:t>
-      </w:r>
-      <w:r>
-        <w:rPr>
-          <w:b w:val="0"/>
-          <w:i w:val="0"/>
-        </w:rPr>
-        <w:t xml:space="preserve"> 80 mm thermal receipt printers (ESC/POS) and any Windows A4 printer</w:t>
-      </w:r>
-    </w:p>
-    <w:p>
-      <w:pPr>
-        <w:spacing w:after="20"/>
-      </w:pPr>
-      <w:r>
-        <w:rPr>
-          <w:b w:val="0"/>
-          <w:i w:val="0"/>
-        </w:rPr>
-        <w:t xml:space="preserve">• </w:t>
-      </w:r>
-      <w:r>
-        <w:rPr>
-          <w:b/>
-          <w:i w:val="0"/>
-        </w:rPr>
-        <w:t>Minimum PC:</w:t>
-      </w:r>
-      <w:r>
-        <w:rPr>
-          <w:b w:val="0"/>
-          <w:i w:val="0"/>
-        </w:rPr>
-        <w:t xml:space="preserve"> Intel Core i3 / 4 GB RAM / 10 GB free disk, 1366×768 screen</w:t>
-      </w:r>
-    </w:p>
-    <w:p>
-      <w:pPr>
-        <w:spacing w:after="20"/>
-      </w:pPr>
-      <w:r>
-        <w:rPr>
-          <w:b w:val="0"/>
-          <w:i w:val="0"/>
-        </w:rPr>
-        <w:t xml:space="preserve">• </w:t>
-      </w:r>
-      <w:r>
-        <w:rPr>
-          <w:b/>
-          <w:i w:val="0"/>
-        </w:rPr>
-        <w:t>Language:</w:t>
-      </w:r>
-      <w:r>
-        <w:rPr>
-          <w:b w:val="0"/>
-          <w:i w:val="0"/>
-        </w:rPr>
-        <w:t xml:space="preserve"> English interface (Urdu printouts can be quoted on request)</w:t>
-      </w:r>
-    </w:p>
-    <w:p>
-      <w:pPr>
-        <w:keepNext/>
-        <w:spacing w:after="80" w:before="240"/>
-      </w:pPr>
-      <w:r>
-        <w:rPr>
-          <w:b/>
-          <w:i w:val="0"/>
-          <w:color w:val="4F81BD"/>
-          <w:sz w:val="28"/>
-        </w:rPr>
-        <w:t>4. Project Timeline</w:t>
-      </w:r>
-    </w:p>
-    <w:p>
-      <w:pPr>
-        <w:keepNext/>
-        <w:spacing w:after="80" w:before="160"/>
-      </w:pPr>
-      <w:r>
-        <w:rPr>
-          <w:b/>
-          <w:i w:val="0"/>
-          <w:color w:val="4F81BD"/>
-          <w:sz w:val="25"/>
-        </w:rPr>
-        <w:t>4.1 Option 1 – 6 Weeks</w:t>
+        <w:t>Option 1 – USD 2,000</w:t>
       </w:r>
     </w:p>
     <w:tbl>
@@ -1184,11 +889,10 @@
         <w:tblLook w:firstColumn="1" w:firstRow="1" w:lastColumn="0" w:lastRow="0" w:noHBand="0" w:noVBand="1" w:val="04A0"/>
       </w:tblPr>
       <w:tblGrid>
-        <w:gridCol w:w="1800"/>
-        <w:gridCol w:w="720"/>
-        <w:gridCol w:w="2520"/>
-        <w:gridCol w:w="2304"/>
-        <w:gridCol w:w="2304"/>
+        <w:gridCol w:w="1728"/>
+        <w:gridCol w:w="1584"/>
+        <w:gridCol w:w="4320"/>
+        <w:gridCol w:w="1584"/>
       </w:tblGrid>
       <w:tr>
         <w:trPr>
@@ -1197,7 +901,7 @@
         </w:trPr>
         <w:tc>
           <w:tcPr>
-            <w:tcW w:type="dxa" w:w="1800"/>
+            <w:tcW w:type="dxa" w:w="1728"/>
           </w:tcPr>
           <w:p>
             <w:pPr>
@@ -1210,13 +914,13 @@
                 <w:color w:val="4F81BD"/>
                 <w:sz w:val="21"/>
               </w:rPr>
-              <w:t>Modules</w:t>
+              <w:t>Milestone</w:t>
             </w:r>
           </w:p>
         </w:tc>
         <w:tc>
           <w:tcPr>
-            <w:tcW w:type="dxa" w:w="720"/>
+            <w:tcW w:type="dxa" w:w="1584"/>
           </w:tcPr>
           <w:p>
             <w:pPr>
@@ -1229,13 +933,13 @@
                 <w:color w:val="4F81BD"/>
                 <w:sz w:val="21"/>
               </w:rPr>
-              <w:t>Wks</w:t>
+              <w:t>When</w:t>
             </w:r>
           </w:p>
         </w:tc>
         <w:tc>
           <w:tcPr>
-            <w:tcW w:type="dxa" w:w="2520"/>
+            <w:tcW w:type="dxa" w:w="4320"/>
           </w:tcPr>
           <w:p>
             <w:pPr>
@@ -1248,13 +952,13 @@
                 <w:color w:val="4F81BD"/>
                 <w:sz w:val="21"/>
               </w:rPr>
-              <w:t>Design Screens</w:t>
+              <w:t>What you get</w:t>
             </w:r>
           </w:p>
         </w:tc>
         <w:tc>
           <w:tcPr>
-            <w:tcW w:type="dxa" w:w="2304"/>
+            <w:tcW w:type="dxa" w:w="1584"/>
           </w:tcPr>
           <w:p>
             <w:pPr>
@@ -1267,26 +971,7 @@
                 <w:color w:val="4F81BD"/>
                 <w:sz w:val="21"/>
               </w:rPr>
-              <w:t>Desktop Dev</w:t>
-            </w:r>
-          </w:p>
-        </w:tc>
-        <w:tc>
-          <w:tcPr>
-            <w:tcW w:type="dxa" w:w="2304"/>
-          </w:tcPr>
-          <w:p>
-            <w:pPr>
-              <w:jc w:val="center"/>
-            </w:pPr>
-            <w:r/>
-            <w:r>
-              <w:rPr>
-                <w:b/>
-                <w:color w:val="4F81BD"/>
-                <w:sz w:val="21"/>
-              </w:rPr>
-              <w:t>Database / Logic</w:t>
+              <w:t>Payment</w:t>
             </w:r>
           </w:p>
         </w:tc>
@@ -1297,7 +982,7 @@
         </w:trPr>
         <w:tc>
           <w:tcPr>
-            <w:tcW w:type="dxa" w:w="1800"/>
+            <w:tcW w:type="dxa" w:w="1728"/>
           </w:tcPr>
           <w:p>
             <w:pPr>
@@ -1310,13 +995,13 @@
                 <w:i w:val="0"/>
                 <w:sz w:val="20"/>
               </w:rPr>
-              <w:t>Foundation &amp; Setup</w:t>
+              <w:t>Advance</w:t>
             </w:r>
           </w:p>
         </w:tc>
         <w:tc>
           <w:tcPr>
-            <w:tcW w:type="dxa" w:w="720"/>
+            <w:tcW w:type="dxa" w:w="1584"/>
           </w:tcPr>
           <w:p>
             <w:pPr>
@@ -1329,13 +1014,13 @@
                 <w:i w:val="0"/>
                 <w:sz w:val="20"/>
               </w:rPr>
-              <w:t>1</w:t>
+              <w:t>On signing</w:t>
             </w:r>
           </w:p>
         </w:tc>
         <w:tc>
           <w:tcPr>
-            <w:tcW w:type="dxa" w:w="2520"/>
+            <w:tcW w:type="dxa" w:w="4320"/>
           </w:tcPr>
           <w:p>
             <w:pPr>
@@ -1348,39 +1033,13 @@
                 <w:i w:val="0"/>
                 <w:sz w:val="20"/>
               </w:rPr>
-              <w:t>• App shell &amp; design system</w:t>
-            </w:r>
-          </w:p>
-          <w:p>
-            <w:pPr>
-              <w:spacing w:after="0"/>
-            </w:pPr>
-            <w:r>
-              <w:rPr>
-                <w:b w:val="0"/>
-                <w:i w:val="0"/>
-                <w:sz w:val="20"/>
-              </w:rPr>
-              <w:t>• Setup wizard &amp; login</w:t>
-            </w:r>
-          </w:p>
-          <w:p>
-            <w:pPr>
-              <w:spacing w:after="0"/>
-            </w:pPr>
-            <w:r>
-              <w:rPr>
-                <w:b w:val="0"/>
-                <w:i w:val="0"/>
-                <w:sz w:val="20"/>
-              </w:rPr>
-              <w:t>• Dashboard layout</w:t>
+              <w:t>Project start</w:t>
             </w:r>
           </w:p>
         </w:tc>
         <w:tc>
           <w:tcPr>
-            <w:tcW w:type="dxa" w:w="2304"/>
+            <w:tcW w:type="dxa" w:w="1584"/>
           </w:tcPr>
           <w:p>
             <w:pPr>
@@ -1393,39 +1052,37 @@
                 <w:i w:val="0"/>
                 <w:sz w:val="20"/>
               </w:rPr>
-              <w:t>• Windows app skeleton</w:t>
+              <w:t>USD 300</w:t>
             </w:r>
           </w:p>
+        </w:tc>
+      </w:tr>
+      <w:tr>
+        <w:trPr>
+          <w:cantSplit/>
+        </w:trPr>
+        <w:tc>
+          <w:tcPr>
+            <w:tcW w:type="dxa" w:w="1728"/>
+          </w:tcPr>
           <w:p>
             <w:pPr>
               <w:spacing w:after="0"/>
             </w:pPr>
+            <w:r/>
             <w:r>
               <w:rPr>
-                <w:b w:val="0"/>
+                <w:b/>
                 <w:i w:val="0"/>
                 <w:sz w:val="20"/>
               </w:rPr>
-              <w:t>• Navigation &amp; theming</w:t>
-            </w:r>
-          </w:p>
-          <w:p>
-            <w:pPr>
-              <w:spacing w:after="0"/>
-            </w:pPr>
-            <w:r>
-              <w:rPr>
-                <w:b w:val="0"/>
-                <w:i w:val="0"/>
-                <w:sz w:val="20"/>
-              </w:rPr>
-              <w:t>• Installer project</w:t>
+              <w:t>Milestone 1</w:t>
             </w:r>
           </w:p>
         </w:tc>
         <w:tc>
           <w:tcPr>
-            <w:tcW w:type="dxa" w:w="2304"/>
+            <w:tcW w:type="dxa" w:w="1584"/>
           </w:tcPr>
           <w:p>
             <w:pPr>
@@ -1438,33 +1095,45 @@
                 <w:i w:val="0"/>
                 <w:sz w:val="20"/>
               </w:rPr>
-              <w:t>• SQLite schema &amp; migrations</w:t>
+              <w:t>Weeks 1–2</w:t>
             </w:r>
           </w:p>
+        </w:tc>
+        <w:tc>
+          <w:tcPr>
+            <w:tcW w:type="dxa" w:w="4320"/>
+          </w:tcPr>
           <w:p>
             <w:pPr>
               <w:spacing w:after="0"/>
             </w:pPr>
+            <w:r/>
             <w:r>
               <w:rPr>
                 <w:b w:val="0"/>
                 <w:i w:val="0"/>
                 <w:sz w:val="20"/>
               </w:rPr>
-              <w:t>• Encryption</w:t>
+              <w:t>Medicine list, companies &amp; suppliers</w:t>
             </w:r>
           </w:p>
+        </w:tc>
+        <w:tc>
+          <w:tcPr>
+            <w:tcW w:type="dxa" w:w="1584"/>
+          </w:tcPr>
           <w:p>
             <w:pPr>
               <w:spacing w:after="0"/>
             </w:pPr>
+            <w:r/>
             <w:r>
               <w:rPr>
                 <w:b w:val="0"/>
                 <w:i w:val="0"/>
                 <w:sz w:val="20"/>
               </w:rPr>
-              <w:t>• Backup / restore</w:t>
+              <w:t>USD 500</w:t>
             </w:r>
           </w:p>
         </w:tc>
@@ -1475,7 +1144,7 @@
         </w:trPr>
         <w:tc>
           <w:tcPr>
-            <w:tcW w:type="dxa" w:w="1800"/>
+            <w:tcW w:type="dxa" w:w="1728"/>
           </w:tcPr>
           <w:p>
             <w:pPr>
@@ -1488,13 +1157,13 @@
                 <w:i w:val="0"/>
                 <w:sz w:val="20"/>
               </w:rPr>
-              <w:t>Catalogue &amp; Suppliers</w:t>
+              <w:t>Milestone 2</w:t>
             </w:r>
           </w:p>
         </w:tc>
         <w:tc>
           <w:tcPr>
-            <w:tcW w:type="dxa" w:w="720"/>
+            <w:tcW w:type="dxa" w:w="1584"/>
           </w:tcPr>
           <w:p>
             <w:pPr>
@@ -1507,13 +1176,13 @@
                 <w:i w:val="0"/>
                 <w:sz w:val="20"/>
               </w:rPr>
-              <w:t>2</w:t>
+              <w:t>Weeks 3–4</w:t>
             </w:r>
           </w:p>
         </w:tc>
         <w:tc>
           <w:tcPr>
-            <w:tcW w:type="dxa" w:w="2520"/>
+            <w:tcW w:type="dxa" w:w="4320"/>
           </w:tcPr>
           <w:p>
             <w:pPr>
@@ -1526,26 +1195,13 @@
                 <w:i w:val="0"/>
                 <w:sz w:val="20"/>
               </w:rPr>
-              <w:t>• Medicine form &amp; list</w:t>
-            </w:r>
-          </w:p>
-          <w:p>
-            <w:pPr>
-              <w:spacing w:after="0"/>
-            </w:pPr>
-            <w:r>
-              <w:rPr>
-                <w:b w:val="0"/>
-                <w:i w:val="0"/>
-                <w:sz w:val="20"/>
-              </w:rPr>
-              <w:t>• Company / supplier screens</w:t>
+              <w:t>Purchases, batches &amp; stock view</w:t>
             </w:r>
           </w:p>
         </w:tc>
         <w:tc>
           <w:tcPr>
-            <w:tcW w:type="dxa" w:w="2304"/>
+            <w:tcW w:type="dxa" w:w="1584"/>
           </w:tcPr>
           <w:p>
             <w:pPr>
@@ -1558,26 +1214,37 @@
                 <w:i w:val="0"/>
                 <w:sz w:val="20"/>
               </w:rPr>
-              <w:t>• CRUD screens</w:t>
+              <w:t>USD 600</w:t>
             </w:r>
           </w:p>
+        </w:tc>
+      </w:tr>
+      <w:tr>
+        <w:trPr>
+          <w:cantSplit/>
+        </w:trPr>
+        <w:tc>
+          <w:tcPr>
+            <w:tcW w:type="dxa" w:w="1728"/>
+          </w:tcPr>
           <w:p>
             <w:pPr>
               <w:spacing w:after="0"/>
             </w:pPr>
+            <w:r/>
             <w:r>
               <w:rPr>
-                <w:b w:val="0"/>
+                <w:b/>
                 <w:i w:val="0"/>
                 <w:sz w:val="20"/>
               </w:rPr>
-              <w:t>• Salt/generic search</w:t>
+              <w:t>Milestone 3</w:t>
             </w:r>
           </w:p>
         </w:tc>
         <w:tc>
           <w:tcPr>
-            <w:tcW w:type="dxa" w:w="2304"/>
+            <w:tcW w:type="dxa" w:w="1584"/>
           </w:tcPr>
           <w:p>
             <w:pPr>
@@ -1590,20 +1257,45 @@
                 <w:i w:val="0"/>
                 <w:sz w:val="20"/>
               </w:rPr>
-              <w:t>• Medicine, company, supplier tables</w:t>
+              <w:t>Weeks 5–6</w:t>
             </w:r>
           </w:p>
+        </w:tc>
+        <w:tc>
+          <w:tcPr>
+            <w:tcW w:type="dxa" w:w="4320"/>
+          </w:tcPr>
           <w:p>
             <w:pPr>
               <w:spacing w:after="0"/>
             </w:pPr>
+            <w:r/>
             <w:r>
               <w:rPr>
                 <w:b w:val="0"/>
                 <w:i w:val="0"/>
                 <w:sz w:val="20"/>
               </w:rPr>
-              <w:t>• Search index</w:t>
+              <w:t>Stock Out, expiry &amp; low-stock alarms, installation &amp; training</w:t>
+            </w:r>
+          </w:p>
+        </w:tc>
+        <w:tc>
+          <w:tcPr>
+            <w:tcW w:type="dxa" w:w="1584"/>
+          </w:tcPr>
+          <w:p>
+            <w:pPr>
+              <w:spacing w:after="0"/>
+            </w:pPr>
+            <w:r/>
+            <w:r>
+              <w:rPr>
+                <w:b w:val="0"/>
+                <w:i w:val="0"/>
+                <w:sz w:val="20"/>
+              </w:rPr>
+              <w:t>USD 600</w:t>
             </w:r>
           </w:p>
         </w:tc>
@@ -1614,7 +1306,8 @@
         </w:trPr>
         <w:tc>
           <w:tcPr>
-            <w:tcW w:type="dxa" w:w="1800"/>
+            <w:tcW w:type="dxa" w:w="1728"/>
+            <w:shd w:val="clear" w:color="auto" w:fill="DCE6F1"/>
           </w:tcPr>
           <w:p>
             <w:pPr>
@@ -1627,159 +1320,14 @@
                 <w:i w:val="0"/>
                 <w:sz w:val="20"/>
               </w:rPr>
-              <w:t>Purchases &amp; Stock-In</w:t>
+              <w:t>Total</w:t>
             </w:r>
           </w:p>
         </w:tc>
         <w:tc>
           <w:tcPr>
-            <w:tcW w:type="dxa" w:w="720"/>
-          </w:tcPr>
-          <w:p>
-            <w:pPr>
-              <w:spacing w:after="0"/>
-            </w:pPr>
-            <w:r/>
-            <w:r>
-              <w:rPr>
-                <w:b w:val="0"/>
-                <w:i w:val="0"/>
-                <w:sz w:val="20"/>
-              </w:rPr>
-              <w:t>3-4</w:t>
-            </w:r>
-          </w:p>
-        </w:tc>
-        <w:tc>
-          <w:tcPr>
-            <w:tcW w:type="dxa" w:w="2520"/>
-          </w:tcPr>
-          <w:p>
-            <w:pPr>
-              <w:spacing w:after="0"/>
-            </w:pPr>
-            <w:r/>
-            <w:r>
-              <w:rPr>
-                <w:b w:val="0"/>
-                <w:i w:val="0"/>
-                <w:sz w:val="20"/>
-              </w:rPr>
-              <w:t>• Purchase entry grid</w:t>
-            </w:r>
-          </w:p>
-          <w:p>
-            <w:pPr>
-              <w:spacing w:after="0"/>
-            </w:pPr>
-            <w:r>
-              <w:rPr>
-                <w:b w:val="0"/>
-                <w:i w:val="0"/>
-                <w:sz w:val="20"/>
-              </w:rPr>
-              <w:t>• Purchase list &amp; detail</w:t>
-            </w:r>
-          </w:p>
-          <w:p>
-            <w:pPr>
-              <w:spacing w:after="0"/>
-            </w:pPr>
-            <w:r>
-              <w:rPr>
-                <w:b w:val="0"/>
-                <w:i w:val="0"/>
-                <w:sz w:val="20"/>
-              </w:rPr>
-              <w:t>• Stock &amp; batch views</w:t>
-            </w:r>
-          </w:p>
-        </w:tc>
-        <w:tc>
-          <w:tcPr>
-            <w:tcW w:type="dxa" w:w="2304"/>
-          </w:tcPr>
-          <w:p>
-            <w:pPr>
-              <w:spacing w:after="0"/>
-            </w:pPr>
-            <w:r/>
-            <w:r>
-              <w:rPr>
-                <w:b w:val="0"/>
-                <w:i w:val="0"/>
-                <w:sz w:val="20"/>
-              </w:rPr>
-              <w:t>• Keyboard-first purchase entry</w:t>
-            </w:r>
-          </w:p>
-          <w:p>
-            <w:pPr>
-              <w:spacing w:after="0"/>
-            </w:pPr>
-            <w:r>
-              <w:rPr>
-                <w:b w:val="0"/>
-                <w:i w:val="0"/>
-                <w:sz w:val="20"/>
-              </w:rPr>
-              <w:t>• A4 purchase print</w:t>
-            </w:r>
-          </w:p>
-        </w:tc>
-        <w:tc>
-          <w:tcPr>
-            <w:tcW w:type="dxa" w:w="2304"/>
-          </w:tcPr>
-          <w:p>
-            <w:pPr>
-              <w:spacing w:after="0"/>
-            </w:pPr>
-            <w:r/>
-            <w:r>
-              <w:rPr>
-                <w:b w:val="0"/>
-                <w:i w:val="0"/>
-                <w:sz w:val="20"/>
-              </w:rPr>
-              <w:t>• Batch / expiry model</w:t>
-            </w:r>
-          </w:p>
-          <w:p>
-            <w:pPr>
-              <w:spacing w:after="0"/>
-            </w:pPr>
-            <w:r>
-              <w:rPr>
-                <w:b w:val="0"/>
-                <w:i w:val="0"/>
-                <w:sz w:val="20"/>
-              </w:rPr>
-              <w:t>• Stock ledger</w:t>
-            </w:r>
-          </w:p>
-          <w:p>
-            <w:pPr>
-              <w:spacing w:after="0"/>
-            </w:pPr>
-            <w:r>
-              <w:rPr>
-                <w:b w:val="0"/>
-                <w:i w:val="0"/>
-                <w:sz w:val="20"/>
-              </w:rPr>
-              <w:t>• Edit logging</w:t>
-            </w:r>
-          </w:p>
-        </w:tc>
-      </w:tr>
-      <w:tr>
-        <w:trPr>
-          <w:cantSplit/>
-        </w:trPr>
-        <w:tc>
-          <w:tcPr>
-            <w:tcW w:type="dxa" w:w="1800"/>
+            <w:tcW w:type="dxa" w:w="1584"/>
+            <w:shd w:val="clear" w:color="auto" w:fill="DCE6F1"/>
           </w:tcPr>
           <w:p>
             <w:pPr>
@@ -1792,146 +1340,26 @@
                 <w:i w:val="0"/>
                 <w:sz w:val="20"/>
               </w:rPr>
-              <w:t>Stock-Out &amp; Alarms</w:t>
+              <w:t>6 weeks</w:t>
             </w:r>
           </w:p>
         </w:tc>
         <w:tc>
           <w:tcPr>
-            <w:tcW w:type="dxa" w:w="720"/>
+            <w:tcW w:type="dxa" w:w="4320"/>
+            <w:shd w:val="clear" w:color="auto" w:fill="DCE6F1"/>
           </w:tcPr>
           <w:p>
             <w:pPr>
               <w:spacing w:after="0"/>
             </w:pPr>
             <w:r/>
-            <w:r>
-              <w:rPr>
-                <w:b w:val="0"/>
-                <w:i w:val="0"/>
-                <w:sz w:val="20"/>
-              </w:rPr>
-              <w:t>5</w:t>
-            </w:r>
           </w:p>
         </w:tc>
         <w:tc>
           <w:tcPr>
-            <w:tcW w:type="dxa" w:w="2520"/>
-          </w:tcPr>
-          <w:p>
-            <w:pPr>
-              <w:spacing w:after="0"/>
-            </w:pPr>
-            <w:r/>
-            <w:r>
-              <w:rPr>
-                <w:b w:val="0"/>
-                <w:i w:val="0"/>
-                <w:sz w:val="20"/>
-              </w:rPr>
-              <w:t>• Stock issue / write-off</w:t>
-            </w:r>
-          </w:p>
-          <w:p>
-            <w:pPr>
-              <w:spacing w:after="0"/>
-            </w:pPr>
-            <w:r>
-              <w:rPr>
-                <w:b w:val="0"/>
-                <w:i w:val="0"/>
-                <w:sz w:val="20"/>
-              </w:rPr>
-              <w:t>• Physical count</w:t>
-            </w:r>
-          </w:p>
-          <w:p>
-            <w:pPr>
-              <w:spacing w:after="0"/>
-            </w:pPr>
-            <w:r>
-              <w:rPr>
-                <w:b w:val="0"/>
-                <w:i w:val="0"/>
-                <w:sz w:val="20"/>
-              </w:rPr>
-              <w:t>• Alert tiles &amp; highlights</w:t>
-            </w:r>
-          </w:p>
-        </w:tc>
-        <w:tc>
-          <w:tcPr>
-            <w:tcW w:type="dxa" w:w="2304"/>
-          </w:tcPr>
-          <w:p>
-            <w:pPr>
-              <w:spacing w:after="0"/>
-            </w:pPr>
-            <w:r/>
-            <w:r>
-              <w:rPr>
-                <w:b w:val="0"/>
-                <w:i w:val="0"/>
-                <w:sz w:val="20"/>
-              </w:rPr>
-              <w:t>• Flashing indicators</w:t>
-            </w:r>
-          </w:p>
-          <w:p>
-            <w:pPr>
-              <w:spacing w:after="0"/>
-            </w:pPr>
-            <w:r>
-              <w:rPr>
-                <w:b w:val="0"/>
-                <w:i w:val="0"/>
-                <w:sz w:val="20"/>
-              </w:rPr>
-              <w:t>• Sound alarm, snooze &amp; mute</w:t>
-            </w:r>
-          </w:p>
-        </w:tc>
-        <w:tc>
-          <w:tcPr>
-            <w:tcW w:type="dxa" w:w="2304"/>
-          </w:tcPr>
-          <w:p>
-            <w:pPr>
-              <w:spacing w:after="0"/>
-            </w:pPr>
-            <w:r/>
-            <w:r>
-              <w:rPr>
-                <w:b w:val="0"/>
-                <w:i w:val="0"/>
-                <w:sz w:val="20"/>
-              </w:rPr>
-              <w:t>• FEFO batch picking</w:t>
-            </w:r>
-          </w:p>
-          <w:p>
-            <w:pPr>
-              <w:spacing w:after="0"/>
-            </w:pPr>
-            <w:r>
-              <w:rPr>
-                <w:b w:val="0"/>
-                <w:i w:val="0"/>
-                <w:sz w:val="20"/>
-              </w:rPr>
-              <w:t>• Alert rules &amp; thresholds</w:t>
-            </w:r>
-          </w:p>
-        </w:tc>
-      </w:tr>
-      <w:tr>
-        <w:trPr>
-          <w:cantSplit/>
-        </w:trPr>
-        <w:tc>
-          <w:tcPr>
-            <w:tcW w:type="dxa" w:w="1800"/>
+            <w:tcW w:type="dxa" w:w="1584"/>
+            <w:shd w:val="clear" w:color="auto" w:fill="DCE6F1"/>
           </w:tcPr>
           <w:p>
             <w:pPr>
@@ -1944,109 +1372,7 @@
                 <w:i w:val="0"/>
                 <w:sz w:val="20"/>
               </w:rPr>
-              <w:t>UAT &amp; Handover</w:t>
-            </w:r>
-          </w:p>
-        </w:tc>
-        <w:tc>
-          <w:tcPr>
-            <w:tcW w:type="dxa" w:w="720"/>
-          </w:tcPr>
-          <w:p>
-            <w:pPr>
-              <w:spacing w:after="0"/>
-            </w:pPr>
-            <w:r/>
-            <w:r>
-              <w:rPr>
-                <w:b w:val="0"/>
-                <w:i w:val="0"/>
-                <w:sz w:val="20"/>
-              </w:rPr>
-              <w:t>6</w:t>
-            </w:r>
-          </w:p>
-        </w:tc>
-        <w:tc>
-          <w:tcPr>
-            <w:tcW w:type="dxa" w:w="2520"/>
-          </w:tcPr>
-          <w:p>
-            <w:pPr>
-              <w:spacing w:after="0"/>
-            </w:pPr>
-            <w:r/>
-            <w:r>
-              <w:rPr>
-                <w:b w:val="0"/>
-                <w:i w:val="0"/>
-                <w:sz w:val="20"/>
-              </w:rPr>
-              <w:t>• Design QA</w:t>
-            </w:r>
-          </w:p>
-        </w:tc>
-        <w:tc>
-          <w:tcPr>
-            <w:tcW w:type="dxa" w:w="2304"/>
-          </w:tcPr>
-          <w:p>
-            <w:pPr>
-              <w:spacing w:after="0"/>
-            </w:pPr>
-            <w:r/>
-            <w:r>
-              <w:rPr>
-                <w:b w:val="0"/>
-                <w:i w:val="0"/>
-                <w:sz w:val="20"/>
-              </w:rPr>
-              <w:t>• Bug fixes</w:t>
-            </w:r>
-          </w:p>
-          <w:p>
-            <w:pPr>
-              <w:spacing w:after="0"/>
-            </w:pPr>
-            <w:r>
-              <w:rPr>
-                <w:b w:val="0"/>
-                <w:i w:val="0"/>
-                <w:sz w:val="20"/>
-              </w:rPr>
-              <w:t>• Release build</w:t>
-            </w:r>
-          </w:p>
-        </w:tc>
-        <w:tc>
-          <w:tcPr>
-            <w:tcW w:type="dxa" w:w="2304"/>
-          </w:tcPr>
-          <w:p>
-            <w:pPr>
-              <w:spacing w:after="0"/>
-            </w:pPr>
-            <w:r/>
-            <w:r>
-              <w:rPr>
-                <w:b w:val="0"/>
-                <w:i w:val="0"/>
-                <w:sz w:val="20"/>
-              </w:rPr>
-              <w:t>• Testing with the client's real data</w:t>
-            </w:r>
-          </w:p>
-          <w:p>
-            <w:pPr>
-              <w:spacing w:after="0"/>
-            </w:pPr>
-            <w:r>
-              <w:rPr>
-                <w:b w:val="0"/>
-                <w:i w:val="0"/>
-                <w:sz w:val="20"/>
-              </w:rPr>
-              <w:t>• Installation &amp; training</w:t>
+              <w:t>USD 2,000</w:t>
             </w:r>
           </w:p>
         </w:tc>
@@ -2069,19 +1395,7 @@
           <w:color w:val="4F81BD"/>
           <w:sz w:val="25"/>
         </w:rPr>
-        <w:t>4.2 Option 2 – 9 Weeks</w:t>
-      </w:r>
-    </w:p>
-    <w:p>
-      <w:pPr>
-        <w:spacing w:after="80"/>
-      </w:pPr>
-      <w:r>
-        <w:rPr>
-          <w:b w:val="0"/>
-          <w:i w:val="0"/>
-        </w:rPr>
-        <w:t>Weeks 1–5 are the same as Option 1, then:</w:t>
+        <w:t>Option 2 – USD 3,200</w:t>
       </w:r>
     </w:p>
     <w:tbl>
@@ -2093,11 +1407,10 @@
         <w:tblLook w:firstColumn="1" w:firstRow="1" w:lastColumn="0" w:lastRow="0" w:noHBand="0" w:noVBand="1" w:val="04A0"/>
       </w:tblPr>
       <w:tblGrid>
-        <w:gridCol w:w="1800"/>
-        <w:gridCol w:w="720"/>
-        <w:gridCol w:w="2520"/>
-        <w:gridCol w:w="2304"/>
-        <w:gridCol w:w="2304"/>
+        <w:gridCol w:w="1728"/>
+        <w:gridCol w:w="1584"/>
+        <w:gridCol w:w="4320"/>
+        <w:gridCol w:w="1584"/>
       </w:tblGrid>
       <w:tr>
         <w:trPr>
@@ -2106,600 +1419,7 @@
         </w:trPr>
         <w:tc>
           <w:tcPr>
-            <w:tcW w:type="dxa" w:w="1800"/>
-          </w:tcPr>
-          <w:p>
-            <w:pPr>
-              <w:jc w:val="center"/>
-            </w:pPr>
-            <w:r/>
-            <w:r>
-              <w:rPr>
-                <w:b/>
-                <w:color w:val="4F81BD"/>
-                <w:sz w:val="21"/>
-              </w:rPr>
-              <w:t>Modules</w:t>
-            </w:r>
-          </w:p>
-        </w:tc>
-        <w:tc>
-          <w:tcPr>
-            <w:tcW w:type="dxa" w:w="720"/>
-          </w:tcPr>
-          <w:p>
-            <w:pPr>
-              <w:jc w:val="center"/>
-            </w:pPr>
-            <w:r/>
-            <w:r>
-              <w:rPr>
-                <w:b/>
-                <w:color w:val="4F81BD"/>
-                <w:sz w:val="21"/>
-              </w:rPr>
-              <w:t>Wks</w:t>
-            </w:r>
-          </w:p>
-        </w:tc>
-        <w:tc>
-          <w:tcPr>
-            <w:tcW w:type="dxa" w:w="2520"/>
-          </w:tcPr>
-          <w:p>
-            <w:pPr>
-              <w:jc w:val="center"/>
-            </w:pPr>
-            <w:r/>
-            <w:r>
-              <w:rPr>
-                <w:b/>
-                <w:color w:val="4F81BD"/>
-                <w:sz w:val="21"/>
-              </w:rPr>
-              <w:t>Design Screens</w:t>
-            </w:r>
-          </w:p>
-        </w:tc>
-        <w:tc>
-          <w:tcPr>
-            <w:tcW w:type="dxa" w:w="2304"/>
-          </w:tcPr>
-          <w:p>
-            <w:pPr>
-              <w:jc w:val="center"/>
-            </w:pPr>
-            <w:r/>
-            <w:r>
-              <w:rPr>
-                <w:b/>
-                <w:color w:val="4F81BD"/>
-                <w:sz w:val="21"/>
-              </w:rPr>
-              <w:t>Desktop Dev</w:t>
-            </w:r>
-          </w:p>
-        </w:tc>
-        <w:tc>
-          <w:tcPr>
-            <w:tcW w:type="dxa" w:w="2304"/>
-          </w:tcPr>
-          <w:p>
-            <w:pPr>
-              <w:jc w:val="center"/>
-            </w:pPr>
-            <w:r/>
-            <w:r>
-              <w:rPr>
-                <w:b/>
-                <w:color w:val="4F81BD"/>
-                <w:sz w:val="21"/>
-              </w:rPr>
-              <w:t>Database / Logic</w:t>
-            </w:r>
-          </w:p>
-        </w:tc>
-      </w:tr>
-      <w:tr>
-        <w:trPr>
-          <w:cantSplit/>
-        </w:trPr>
-        <w:tc>
-          <w:tcPr>
-            <w:tcW w:type="dxa" w:w="1800"/>
-          </w:tcPr>
-          <w:p>
-            <w:pPr>
-              <w:spacing w:after="0"/>
-            </w:pPr>
-            <w:r/>
-            <w:r>
-              <w:rPr>
-                <w:b/>
-                <w:i w:val="0"/>
-                <w:sz w:val="20"/>
-              </w:rPr>
-              <w:t>Counter Sale (POS)</w:t>
-            </w:r>
-          </w:p>
-        </w:tc>
-        <w:tc>
-          <w:tcPr>
-            <w:tcW w:type="dxa" w:w="720"/>
-          </w:tcPr>
-          <w:p>
-            <w:pPr>
-              <w:spacing w:after="0"/>
-            </w:pPr>
-            <w:r/>
-            <w:r>
-              <w:rPr>
-                <w:b w:val="0"/>
-                <w:i w:val="0"/>
-                <w:sz w:val="20"/>
-              </w:rPr>
-              <w:t>6-7</w:t>
-            </w:r>
-          </w:p>
-        </w:tc>
-        <w:tc>
-          <w:tcPr>
-            <w:tcW w:type="dxa" w:w="2520"/>
-          </w:tcPr>
-          <w:p>
-            <w:pPr>
-              <w:spacing w:after="0"/>
-            </w:pPr>
-            <w:r/>
-            <w:r>
-              <w:rPr>
-                <w:b w:val="0"/>
-                <w:i w:val="0"/>
-                <w:sz w:val="20"/>
-              </w:rPr>
-              <w:t>• POS screen</w:t>
-            </w:r>
-          </w:p>
-          <w:p>
-            <w:pPr>
-              <w:spacing w:after="0"/>
-            </w:pPr>
-            <w:r>
-              <w:rPr>
-                <w:b w:val="0"/>
-                <w:i w:val="0"/>
-                <w:sz w:val="20"/>
-              </w:rPr>
-              <w:t>• Bill preview</w:t>
-            </w:r>
-          </w:p>
-        </w:tc>
-        <w:tc>
-          <w:tcPr>
-            <w:tcW w:type="dxa" w:w="2304"/>
-          </w:tcPr>
-          <w:p>
-            <w:pPr>
-              <w:spacing w:after="0"/>
-            </w:pPr>
-            <w:r/>
-            <w:r>
-              <w:rPr>
-                <w:b w:val="0"/>
-                <w:i w:val="0"/>
-                <w:sz w:val="20"/>
-              </w:rPr>
-              <w:t>• Fast keyboard / mouse billing</w:t>
-            </w:r>
-          </w:p>
-          <w:p>
-            <w:pPr>
-              <w:spacing w:after="0"/>
-            </w:pPr>
-            <w:r>
-              <w:rPr>
-                <w:b w:val="0"/>
-                <w:i w:val="0"/>
-                <w:sz w:val="20"/>
-              </w:rPr>
-              <w:t>• Insufficient-stock &amp; expired-batch guards</w:t>
-            </w:r>
-          </w:p>
-        </w:tc>
-        <w:tc>
-          <w:tcPr>
-            <w:tcW w:type="dxa" w:w="2304"/>
-          </w:tcPr>
-          <w:p>
-            <w:pPr>
-              <w:spacing w:after="0"/>
-            </w:pPr>
-            <w:r/>
-            <w:r>
-              <w:rPr>
-                <w:b w:val="0"/>
-                <w:i w:val="0"/>
-                <w:sz w:val="20"/>
-              </w:rPr>
-              <w:t>• Sales model</w:t>
-            </w:r>
-          </w:p>
-          <w:p>
-            <w:pPr>
-              <w:spacing w:after="0"/>
-            </w:pPr>
-            <w:r>
-              <w:rPr>
-                <w:b w:val="0"/>
-                <w:i w:val="0"/>
-                <w:sz w:val="20"/>
-              </w:rPr>
-              <w:t>• FEFO deduction across batches</w:t>
-            </w:r>
-          </w:p>
-        </w:tc>
-      </w:tr>
-      <w:tr>
-        <w:trPr>
-          <w:cantSplit/>
-        </w:trPr>
-        <w:tc>
-          <w:tcPr>
-            <w:tcW w:type="dxa" w:w="1800"/>
-          </w:tcPr>
-          <w:p>
-            <w:pPr>
-              <w:spacing w:after="0"/>
-            </w:pPr>
-            <w:r/>
-            <w:r>
-              <w:rPr>
-                <w:b/>
-                <w:i w:val="0"/>
-                <w:sz w:val="20"/>
-              </w:rPr>
-              <w:t>Bills &amp; Sales History</w:t>
-            </w:r>
-          </w:p>
-        </w:tc>
-        <w:tc>
-          <w:tcPr>
-            <w:tcW w:type="dxa" w:w="720"/>
-          </w:tcPr>
-          <w:p>
-            <w:pPr>
-              <w:spacing w:after="0"/>
-            </w:pPr>
-            <w:r/>
-            <w:r>
-              <w:rPr>
-                <w:b w:val="0"/>
-                <w:i w:val="0"/>
-                <w:sz w:val="20"/>
-              </w:rPr>
-              <w:t>8</w:t>
-            </w:r>
-          </w:p>
-        </w:tc>
-        <w:tc>
-          <w:tcPr>
-            <w:tcW w:type="dxa" w:w="2520"/>
-          </w:tcPr>
-          <w:p>
-            <w:pPr>
-              <w:spacing w:after="0"/>
-            </w:pPr>
-            <w:r/>
-            <w:r>
-              <w:rPr>
-                <w:b w:val="0"/>
-                <w:i w:val="0"/>
-                <w:sz w:val="20"/>
-              </w:rPr>
-              <w:t>• Thermal &amp; A4 bill layouts</w:t>
-            </w:r>
-          </w:p>
-          <w:p>
-            <w:pPr>
-              <w:spacing w:after="0"/>
-            </w:pPr>
-            <w:r>
-              <w:rPr>
-                <w:b w:val="0"/>
-                <w:i w:val="0"/>
-                <w:sz w:val="20"/>
-              </w:rPr>
-              <w:t>• Sales history &amp; day-end</w:t>
-            </w:r>
-          </w:p>
-        </w:tc>
-        <w:tc>
-          <w:tcPr>
-            <w:tcW w:type="dxa" w:w="2304"/>
-          </w:tcPr>
-          <w:p>
-            <w:pPr>
-              <w:spacing w:after="0"/>
-            </w:pPr>
-            <w:r/>
-            <w:r>
-              <w:rPr>
-                <w:b w:val="0"/>
-                <w:i w:val="0"/>
-                <w:sz w:val="20"/>
-              </w:rPr>
-              <w:t>• Printing &amp; reprint</w:t>
-            </w:r>
-          </w:p>
-          <w:p>
-            <w:pPr>
-              <w:spacing w:after="0"/>
-            </w:pPr>
-            <w:r>
-              <w:rPr>
-                <w:b w:val="0"/>
-                <w:i w:val="0"/>
-                <w:sz w:val="20"/>
-              </w:rPr>
-              <w:t>• Void bill</w:t>
-            </w:r>
-          </w:p>
-        </w:tc>
-        <w:tc>
-          <w:tcPr>
-            <w:tcW w:type="dxa" w:w="2304"/>
-          </w:tcPr>
-          <w:p>
-            <w:pPr>
-              <w:spacing w:after="0"/>
-            </w:pPr>
-            <w:r/>
-            <w:r>
-              <w:rPr>
-                <w:b w:val="0"/>
-                <w:i w:val="0"/>
-                <w:sz w:val="20"/>
-              </w:rPr>
-              <w:t>• Bill numbering</w:t>
-            </w:r>
-          </w:p>
-          <w:p>
-            <w:pPr>
-              <w:spacing w:after="0"/>
-            </w:pPr>
-            <w:r>
-              <w:rPr>
-                <w:b w:val="0"/>
-                <w:i w:val="0"/>
-                <w:sz w:val="20"/>
-              </w:rPr>
-              <w:t>• Daily totals</w:t>
-            </w:r>
-          </w:p>
-        </w:tc>
-      </w:tr>
-      <w:tr>
-        <w:trPr>
-          <w:cantSplit/>
-        </w:trPr>
-        <w:tc>
-          <w:tcPr>
-            <w:tcW w:type="dxa" w:w="1800"/>
-          </w:tcPr>
-          <w:p>
-            <w:pPr>
-              <w:spacing w:after="0"/>
-            </w:pPr>
-            <w:r/>
-            <w:r>
-              <w:rPr>
-                <w:b/>
-                <w:i w:val="0"/>
-                <w:sz w:val="20"/>
-              </w:rPr>
-              <w:t>UAT &amp; Handover</w:t>
-            </w:r>
-          </w:p>
-        </w:tc>
-        <w:tc>
-          <w:tcPr>
-            <w:tcW w:type="dxa" w:w="720"/>
-          </w:tcPr>
-          <w:p>
-            <w:pPr>
-              <w:spacing w:after="0"/>
-            </w:pPr>
-            <w:r/>
-            <w:r>
-              <w:rPr>
-                <w:b w:val="0"/>
-                <w:i w:val="0"/>
-                <w:sz w:val="20"/>
-              </w:rPr>
-              <w:t>9</w:t>
-            </w:r>
-          </w:p>
-        </w:tc>
-        <w:tc>
-          <w:tcPr>
-            <w:tcW w:type="dxa" w:w="2520"/>
-          </w:tcPr>
-          <w:p>
-            <w:pPr>
-              <w:spacing w:after="0"/>
-            </w:pPr>
-            <w:r/>
-            <w:r>
-              <w:rPr>
-                <w:b w:val="0"/>
-                <w:i w:val="0"/>
-                <w:sz w:val="20"/>
-              </w:rPr>
-              <w:t>• Design QA</w:t>
-            </w:r>
-          </w:p>
-        </w:tc>
-        <w:tc>
-          <w:tcPr>
-            <w:tcW w:type="dxa" w:w="2304"/>
-          </w:tcPr>
-          <w:p>
-            <w:pPr>
-              <w:spacing w:after="0"/>
-            </w:pPr>
-            <w:r/>
-            <w:r>
-              <w:rPr>
-                <w:b w:val="0"/>
-                <w:i w:val="0"/>
-                <w:sz w:val="20"/>
-              </w:rPr>
-              <w:t>• Bug fixes</w:t>
-            </w:r>
-          </w:p>
-          <w:p>
-            <w:pPr>
-              <w:spacing w:after="0"/>
-            </w:pPr>
-            <w:r>
-              <w:rPr>
-                <w:b w:val="0"/>
-                <w:i w:val="0"/>
-                <w:sz w:val="20"/>
-              </w:rPr>
-              <w:t>• Release build</w:t>
-            </w:r>
-          </w:p>
-        </w:tc>
-        <w:tc>
-          <w:tcPr>
-            <w:tcW w:type="dxa" w:w="2304"/>
-          </w:tcPr>
-          <w:p>
-            <w:pPr>
-              <w:spacing w:after="0"/>
-            </w:pPr>
-            <w:r/>
-            <w:r>
-              <w:rPr>
-                <w:b w:val="0"/>
-                <w:i w:val="0"/>
-                <w:sz w:val="20"/>
-              </w:rPr>
-              <w:t>• Testing with real data</w:t>
-            </w:r>
-          </w:p>
-          <w:p>
-            <w:pPr>
-              <w:spacing w:after="0"/>
-            </w:pPr>
-            <w:r>
-              <w:rPr>
-                <w:b w:val="0"/>
-                <w:i w:val="0"/>
-                <w:sz w:val="20"/>
-              </w:rPr>
-              <w:t>• Installation, printer setup &amp; training</w:t>
-            </w:r>
-          </w:p>
-        </w:tc>
-      </w:tr>
-    </w:tbl>
-    <w:p>
-      <w:pPr>
-        <w:spacing w:after="40"/>
-      </w:pPr>
-    </w:p>
-    <w:p>
-      <w:pPr>
-        <w:keepNext/>
-        <w:spacing w:after="80" w:before="240"/>
-      </w:pPr>
-      <w:r>
-        <w:rPr>
-          <w:b/>
-          <w:i w:val="0"/>
-          <w:color w:val="4F81BD"/>
-          <w:sz w:val="28"/>
-        </w:rPr>
-        <w:t>5. Project Payment Schedule</w:t>
-      </w:r>
-    </w:p>
-    <w:p>
-      <w:r>
-        <w:rPr>
-          <w:b w:val="0"/>
-          <w:i w:val="0"/>
-        </w:rPr>
-        <w:t xml:space="preserve">All prices are in </w:t>
-      </w:r>
-      <w:r>
-        <w:rPr>
-          <w:b/>
-          <w:i w:val="0"/>
-        </w:rPr>
-        <w:t>USD</w:t>
-      </w:r>
-      <w:r>
-        <w:rPr>
-          <w:b w:val="0"/>
-          <w:i w:val="0"/>
-        </w:rPr>
-        <w:t xml:space="preserve">, are one-time, and exclude applicable taxes (if any). There is </w:t>
-      </w:r>
-      <w:r>
-        <w:rPr>
-          <w:b/>
-          <w:i w:val="0"/>
-        </w:rPr>
-        <w:t>no recurring licence fee</w:t>
-      </w:r>
-      <w:r>
-        <w:rPr>
-          <w:b w:val="0"/>
-          <w:i w:val="0"/>
-        </w:rPr>
-        <w:t xml:space="preserve"> for the core system. PKR payment can be agreed at the exchange rate on the invoice date.</w:t>
-      </w:r>
-    </w:p>
-    <w:p>
-      <w:pPr>
-        <w:keepNext/>
-        <w:spacing w:after="80" w:before="160"/>
-      </w:pPr>
-      <w:r>
-        <w:rPr>
-          <w:b/>
-          <w:i w:val="0"/>
-          <w:color w:val="4F81BD"/>
-          <w:sz w:val="25"/>
-        </w:rPr>
-        <w:t>5.1 Option 1 – Total: USD 2,000  |  Delivery: 6 weeks</w:t>
-      </w:r>
-    </w:p>
-    <w:tbl>
-      <w:tblPr>
-        <w:tblStyle w:val="TableGrid"/>
-        <w:tblW w:type="auto" w:w="0"/>
-        <w:jc w:val="center"/>
-        <w:tblLayout w:type="fixed"/>
-        <w:tblLook w:firstColumn="1" w:firstRow="1" w:lastColumn="0" w:lastRow="0" w:noHBand="0" w:noVBand="1" w:val="04A0"/>
-      </w:tblPr>
-      <w:tblGrid>
-        <w:gridCol w:w="1655"/>
-        <w:gridCol w:w="1368"/>
-        <w:gridCol w:w="1368"/>
-        <w:gridCol w:w="3384"/>
-        <w:gridCol w:w="1872"/>
-      </w:tblGrid>
-      <w:tr>
-        <w:trPr>
-          <w:cantSplit/>
-          <w:tblHeader/>
-        </w:trPr>
-        <w:tc>
-          <w:tcPr>
-            <w:tcW w:type="dxa" w:w="1656"/>
+            <w:tcW w:type="dxa" w:w="1728"/>
           </w:tcPr>
           <w:p>
             <w:pPr>
@@ -2718,7 +1438,7 @@
         </w:tc>
         <w:tc>
           <w:tcPr>
-            <w:tcW w:type="dxa" w:w="1368"/>
+            <w:tcW w:type="dxa" w:w="1584"/>
           </w:tcPr>
           <w:p>
             <w:pPr>
@@ -2731,13 +1451,13 @@
                 <w:color w:val="4F81BD"/>
                 <w:sz w:val="21"/>
               </w:rPr>
-              <w:t>Duration</w:t>
+              <w:t>When</w:t>
             </w:r>
           </w:p>
         </w:tc>
         <w:tc>
           <w:tcPr>
-            <w:tcW w:type="dxa" w:w="1368"/>
+            <w:tcW w:type="dxa" w:w="4320"/>
           </w:tcPr>
           <w:p>
             <w:pPr>
@@ -2750,13 +1470,13 @@
                 <w:color w:val="4F81BD"/>
                 <w:sz w:val="21"/>
               </w:rPr>
-              <w:t>Price Quote</w:t>
+              <w:t>What you get</w:t>
             </w:r>
           </w:p>
         </w:tc>
         <w:tc>
           <w:tcPr>
-            <w:tcW w:type="dxa" w:w="3384"/>
+            <w:tcW w:type="dxa" w:w="1584"/>
           </w:tcPr>
           <w:p>
             <w:pPr>
@@ -2769,26 +1489,7 @@
                 <w:color w:val="4F81BD"/>
                 <w:sz w:val="21"/>
               </w:rPr>
-              <w:t>Modules Covered</w:t>
-            </w:r>
-          </w:p>
-        </w:tc>
-        <w:tc>
-          <w:tcPr>
-            <w:tcW w:type="dxa" w:w="1872"/>
-          </w:tcPr>
-          <w:p>
-            <w:pPr>
-              <w:jc w:val="center"/>
-            </w:pPr>
-            <w:r/>
-            <w:r>
-              <w:rPr>
-                <w:b/>
-                <w:color w:val="4F81BD"/>
-                <w:sz w:val="21"/>
-              </w:rPr>
-              <w:t>Acceptance</w:t>
+              <w:t>Payment</w:t>
             </w:r>
           </w:p>
         </w:tc>
@@ -2799,7 +1500,7 @@
         </w:trPr>
         <w:tc>
           <w:tcPr>
-            <w:tcW w:type="dxa" w:w="1656"/>
+            <w:tcW w:type="dxa" w:w="1728"/>
           </w:tcPr>
           <w:p>
             <w:pPr>
@@ -2812,13 +1513,13 @@
                 <w:i w:val="0"/>
                 <w:sz w:val="20"/>
               </w:rPr>
-              <w:t>Advance (15%)</w:t>
+              <w:t>Advance</w:t>
             </w:r>
           </w:p>
         </w:tc>
         <w:tc>
           <w:tcPr>
-            <w:tcW w:type="dxa" w:w="1368"/>
+            <w:tcW w:type="dxa" w:w="1584"/>
           </w:tcPr>
           <w:p>
             <w:pPr>
@@ -2837,7 +1538,7 @@
         </w:tc>
         <w:tc>
           <w:tcPr>
-            <w:tcW w:type="dxa" w:w="1368"/>
+            <w:tcW w:type="dxa" w:w="4320"/>
           </w:tcPr>
           <w:p>
             <w:pPr>
@@ -2850,13 +1551,13 @@
                 <w:i w:val="0"/>
                 <w:sz w:val="20"/>
               </w:rPr>
-              <w:t>USD 300</w:t>
+              <w:t>Project start</w:t>
             </w:r>
           </w:p>
         </w:tc>
         <w:tc>
           <w:tcPr>
-            <w:tcW w:type="dxa" w:w="3384"/>
+            <w:tcW w:type="dxa" w:w="1584"/>
           </w:tcPr>
           <w:p>
             <w:pPr>
@@ -2869,26 +1570,7 @@
                 <w:i w:val="0"/>
                 <w:sz w:val="20"/>
               </w:rPr>
-              <w:t>Requirement sign-off, data sample, setup</w:t>
-            </w:r>
-          </w:p>
-        </w:tc>
-        <w:tc>
-          <w:tcPr>
-            <w:tcW w:type="dxa" w:w="1872"/>
-          </w:tcPr>
-          <w:p>
-            <w:pPr>
-              <w:spacing w:after="0"/>
-            </w:pPr>
-            <w:r/>
-            <w:r>
-              <w:rPr>
-                <w:b w:val="0"/>
-                <w:i w:val="0"/>
-                <w:sz w:val="20"/>
-              </w:rPr>
-              <w:t>Signed scope</w:t>
+              <w:t>USD 480</w:t>
             </w:r>
           </w:p>
         </w:tc>
@@ -2899,7 +1581,7 @@
         </w:trPr>
         <w:tc>
           <w:tcPr>
-            <w:tcW w:type="dxa" w:w="1656"/>
+            <w:tcW w:type="dxa" w:w="1728"/>
           </w:tcPr>
           <w:p>
             <w:pPr>
@@ -2918,7 +1600,7 @@
         </w:tc>
         <w:tc>
           <w:tcPr>
-            <w:tcW w:type="dxa" w:w="1368"/>
+            <w:tcW w:type="dxa" w:w="1584"/>
           </w:tcPr>
           <w:p>
             <w:pPr>
@@ -2937,7 +1619,26 @@
         </w:tc>
         <w:tc>
           <w:tcPr>
-            <w:tcW w:type="dxa" w:w="1368"/>
+            <w:tcW w:type="dxa" w:w="4320"/>
+          </w:tcPr>
+          <w:p>
+            <w:pPr>
+              <w:spacing w:after="0"/>
+            </w:pPr>
+            <w:r/>
+            <w:r>
+              <w:rPr>
+                <w:b w:val="0"/>
+                <w:i w:val="0"/>
+                <w:sz w:val="20"/>
+              </w:rPr>
+              <w:t>Medicine list, companies &amp; suppliers</w:t>
+            </w:r>
+          </w:p>
+        </w:tc>
+        <w:tc>
+          <w:tcPr>
+            <w:tcW w:type="dxa" w:w="1584"/>
           </w:tcPr>
           <w:p>
             <w:pPr>
@@ -2954,44 +1655,6 @@
             </w:r>
           </w:p>
         </w:tc>
-        <w:tc>
-          <w:tcPr>
-            <w:tcW w:type="dxa" w:w="3384"/>
-          </w:tcPr>
-          <w:p>
-            <w:pPr>
-              <w:spacing w:after="0"/>
-            </w:pPr>
-            <w:r/>
-            <w:r>
-              <w:rPr>
-                <w:b w:val="0"/>
-                <w:i w:val="0"/>
-                <w:sz w:val="20"/>
-              </w:rPr>
-              <w:t>Foundation &amp; Setup, Catalogue &amp; Suppliers</w:t>
-            </w:r>
-          </w:p>
-        </w:tc>
-        <w:tc>
-          <w:tcPr>
-            <w:tcW w:type="dxa" w:w="1872"/>
-          </w:tcPr>
-          <w:p>
-            <w:pPr>
-              <w:spacing w:after="0"/>
-            </w:pPr>
-            <w:r/>
-            <w:r>
-              <w:rPr>
-                <w:b w:val="0"/>
-                <w:i w:val="0"/>
-                <w:sz w:val="20"/>
-              </w:rPr>
-              <w:t>Demo build approved</w:t>
-            </w:r>
-          </w:p>
-        </w:tc>
       </w:tr>
       <w:tr>
         <w:trPr>
@@ -2999,7 +1662,7 @@
         </w:trPr>
         <w:tc>
           <w:tcPr>
-            <w:tcW w:type="dxa" w:w="1656"/>
+            <w:tcW w:type="dxa" w:w="1728"/>
           </w:tcPr>
           <w:p>
             <w:pPr>
@@ -3018,7 +1681,7 @@
         </w:tc>
         <w:tc>
           <w:tcPr>
-            <w:tcW w:type="dxa" w:w="1368"/>
+            <w:tcW w:type="dxa" w:w="1584"/>
           </w:tcPr>
           <w:p>
             <w:pPr>
@@ -3037,7 +1700,26 @@
         </w:tc>
         <w:tc>
           <w:tcPr>
-            <w:tcW w:type="dxa" w:w="1368"/>
+            <w:tcW w:type="dxa" w:w="4320"/>
+          </w:tcPr>
+          <w:p>
+            <w:pPr>
+              <w:spacing w:after="0"/>
+            </w:pPr>
+            <w:r/>
+            <w:r>
+              <w:rPr>
+                <w:b w:val="0"/>
+                <w:i w:val="0"/>
+                <w:sz w:val="20"/>
+              </w:rPr>
+              <w:t>Purchases, batches &amp; stock view</w:t>
+            </w:r>
+          </w:p>
+        </w:tc>
+        <w:tc>
+          <w:tcPr>
+            <w:tcW w:type="dxa" w:w="1584"/>
           </w:tcPr>
           <w:p>
             <w:pPr>
@@ -3054,44 +1736,6 @@
             </w:r>
           </w:p>
         </w:tc>
-        <w:tc>
-          <w:tcPr>
-            <w:tcW w:type="dxa" w:w="3384"/>
-          </w:tcPr>
-          <w:p>
-            <w:pPr>
-              <w:spacing w:after="0"/>
-            </w:pPr>
-            <w:r/>
-            <w:r>
-              <w:rPr>
-                <w:b w:val="0"/>
-                <w:i w:val="0"/>
-                <w:sz w:val="20"/>
-              </w:rPr>
-              <w:t>Purchases &amp; Stock-In, Stock View</w:t>
-            </w:r>
-          </w:p>
-        </w:tc>
-        <w:tc>
-          <w:tcPr>
-            <w:tcW w:type="dxa" w:w="1872"/>
-          </w:tcPr>
-          <w:p>
-            <w:pPr>
-              <w:spacing w:after="0"/>
-            </w:pPr>
-            <w:r/>
-            <w:r>
-              <w:rPr>
-                <w:b w:val="0"/>
-                <w:i w:val="0"/>
-                <w:sz w:val="20"/>
-              </w:rPr>
-              <w:t>Demo build approved</w:t>
-            </w:r>
-          </w:p>
-        </w:tc>
       </w:tr>
       <w:tr>
         <w:trPr>
@@ -3099,7 +1743,7 @@
         </w:trPr>
         <w:tc>
           <w:tcPr>
-            <w:tcW w:type="dxa" w:w="1656"/>
+            <w:tcW w:type="dxa" w:w="1728"/>
           </w:tcPr>
           <w:p>
             <w:pPr>
@@ -3118,7 +1762,7 @@
         </w:tc>
         <w:tc>
           <w:tcPr>
-            <w:tcW w:type="dxa" w:w="1368"/>
+            <w:tcW w:type="dxa" w:w="1584"/>
           </w:tcPr>
           <w:p>
             <w:pPr>
@@ -3131,13 +1775,13 @@
                 <w:i w:val="0"/>
                 <w:sz w:val="20"/>
               </w:rPr>
-              <w:t>Weeks 5–6</w:t>
+              <w:t>Week 5</w:t>
             </w:r>
           </w:p>
         </w:tc>
         <w:tc>
           <w:tcPr>
-            <w:tcW w:type="dxa" w:w="1368"/>
+            <w:tcW w:type="dxa" w:w="4320"/>
           </w:tcPr>
           <w:p>
             <w:pPr>
@@ -3150,13 +1794,13 @@
                 <w:i w:val="0"/>
                 <w:sz w:val="20"/>
               </w:rPr>
-              <w:t>USD 600</w:t>
+              <w:t>Stock Out, expiry &amp; low-stock alarms</w:t>
             </w:r>
           </w:p>
         </w:tc>
         <w:tc>
           <w:tcPr>
-            <w:tcW w:type="dxa" w:w="3384"/>
+            <w:tcW w:type="dxa" w:w="1584"/>
           </w:tcPr>
           <w:p>
             <w:pPr>
@@ -3169,13 +1813,37 @@
                 <w:i w:val="0"/>
                 <w:sz w:val="20"/>
               </w:rPr>
-              <w:t>Stock-Out &amp; Alarms, UAT, installation, training</w:t>
+              <w:t>USD 450</w:t>
+            </w:r>
+          </w:p>
+        </w:tc>
+      </w:tr>
+      <w:tr>
+        <w:trPr>
+          <w:cantSplit/>
+        </w:trPr>
+        <w:tc>
+          <w:tcPr>
+            <w:tcW w:type="dxa" w:w="1728"/>
+          </w:tcPr>
+          <w:p>
+            <w:pPr>
+              <w:spacing w:after="0"/>
+            </w:pPr>
+            <w:r/>
+            <w:r>
+              <w:rPr>
+                <w:b/>
+                <w:i w:val="0"/>
+                <w:sz w:val="20"/>
+              </w:rPr>
+              <w:t>Milestone 4</w:t>
             </w:r>
           </w:p>
         </w:tc>
         <w:tc>
           <w:tcPr>
-            <w:tcW w:type="dxa" w:w="1872"/>
+            <w:tcW w:type="dxa" w:w="1584"/>
           </w:tcPr>
           <w:p>
             <w:pPr>
@@ -3188,7 +1856,45 @@
                 <w:i w:val="0"/>
                 <w:sz w:val="20"/>
               </w:rPr>
-              <w:t>Installed at pharmacy</w:t>
+              <w:t>Weeks 6–7</w:t>
+            </w:r>
+          </w:p>
+        </w:tc>
+        <w:tc>
+          <w:tcPr>
+            <w:tcW w:type="dxa" w:w="4320"/>
+          </w:tcPr>
+          <w:p>
+            <w:pPr>
+              <w:spacing w:after="0"/>
+            </w:pPr>
+            <w:r/>
+            <w:r>
+              <w:rPr>
+                <w:b w:val="0"/>
+                <w:i w:val="0"/>
+                <w:sz w:val="20"/>
+              </w:rPr>
+              <w:t>Sales screen &amp; automatic stock deduction</w:t>
+            </w:r>
+          </w:p>
+        </w:tc>
+        <w:tc>
+          <w:tcPr>
+            <w:tcW w:type="dxa" w:w="1584"/>
+          </w:tcPr>
+          <w:p>
+            <w:pPr>
+              <w:spacing w:after="0"/>
+            </w:pPr>
+            <w:r/>
+            <w:r>
+              <w:rPr>
+                <w:b w:val="0"/>
+                <w:i w:val="0"/>
+                <w:sz w:val="20"/>
+              </w:rPr>
+              <w:t>USD 700</w:t>
             </w:r>
           </w:p>
         </w:tc>
@@ -3199,7 +1905,88 @@
         </w:trPr>
         <w:tc>
           <w:tcPr>
-            <w:tcW w:type="dxa" w:w="1656"/>
+            <w:tcW w:type="dxa" w:w="1728"/>
+          </w:tcPr>
+          <w:p>
+            <w:pPr>
+              <w:spacing w:after="0"/>
+            </w:pPr>
+            <w:r/>
+            <w:r>
+              <w:rPr>
+                <w:b/>
+                <w:i w:val="0"/>
+                <w:sz w:val="20"/>
+              </w:rPr>
+              <w:t>Milestone 5</w:t>
+            </w:r>
+          </w:p>
+        </w:tc>
+        <w:tc>
+          <w:tcPr>
+            <w:tcW w:type="dxa" w:w="1584"/>
+          </w:tcPr>
+          <w:p>
+            <w:pPr>
+              <w:spacing w:after="0"/>
+            </w:pPr>
+            <w:r/>
+            <w:r>
+              <w:rPr>
+                <w:b w:val="0"/>
+                <w:i w:val="0"/>
+                <w:sz w:val="20"/>
+              </w:rPr>
+              <w:t>Weeks 8–9</w:t>
+            </w:r>
+          </w:p>
+        </w:tc>
+        <w:tc>
+          <w:tcPr>
+            <w:tcW w:type="dxa" w:w="4320"/>
+          </w:tcPr>
+          <w:p>
+            <w:pPr>
+              <w:spacing w:after="0"/>
+            </w:pPr>
+            <w:r/>
+            <w:r>
+              <w:rPr>
+                <w:b w:val="0"/>
+                <w:i w:val="0"/>
+                <w:sz w:val="20"/>
+              </w:rPr>
+              <w:t>Bill printing, sales history, installation &amp; training</w:t>
+            </w:r>
+          </w:p>
+        </w:tc>
+        <w:tc>
+          <w:tcPr>
+            <w:tcW w:type="dxa" w:w="1584"/>
+          </w:tcPr>
+          <w:p>
+            <w:pPr>
+              <w:spacing w:after="0"/>
+            </w:pPr>
+            <w:r/>
+            <w:r>
+              <w:rPr>
+                <w:b w:val="0"/>
+                <w:i w:val="0"/>
+                <w:sz w:val="20"/>
+              </w:rPr>
+              <w:t>USD 470</w:t>
+            </w:r>
+          </w:p>
+        </w:tc>
+      </w:tr>
+      <w:tr>
+        <w:trPr>
+          <w:cantSplit/>
+        </w:trPr>
+        <w:tc>
+          <w:tcPr>
+            <w:tcW w:type="dxa" w:w="1728"/>
             <w:shd w:val="clear" w:color="auto" w:fill="DCE6F1"/>
           </w:tcPr>
           <w:p>
@@ -3219,858 +2006,7 @@
         </w:tc>
         <w:tc>
           <w:tcPr>
-            <w:tcW w:type="dxa" w:w="1368"/>
-            <w:shd w:val="clear" w:color="auto" w:fill="DCE6F1"/>
-          </w:tcPr>
-          <w:p>
-            <w:pPr>
-              <w:spacing w:after="0"/>
-            </w:pPr>
-            <w:r/>
-            <w:r>
-              <w:rPr>
-                <w:b/>
-                <w:i w:val="0"/>
-                <w:sz w:val="20"/>
-              </w:rPr>
-              <w:t>6 weeks</w:t>
-            </w:r>
-          </w:p>
-        </w:tc>
-        <w:tc>
-          <w:tcPr>
-            <w:tcW w:type="dxa" w:w="1368"/>
-            <w:shd w:val="clear" w:color="auto" w:fill="DCE6F1"/>
-          </w:tcPr>
-          <w:p>
-            <w:pPr>
-              <w:spacing w:after="0"/>
-            </w:pPr>
-            <w:r/>
-            <w:r>
-              <w:rPr>
-                <w:b/>
-                <w:i w:val="0"/>
-                <w:sz w:val="20"/>
-              </w:rPr>
-              <w:t>USD 2,000</w:t>
-            </w:r>
-          </w:p>
-        </w:tc>
-        <w:tc>
-          <w:tcPr>
-            <w:tcW w:type="dxa" w:w="3384"/>
-            <w:shd w:val="clear" w:color="auto" w:fill="DCE6F1"/>
-          </w:tcPr>
-          <w:p>
-            <w:pPr>
-              <w:spacing w:after="0"/>
-            </w:pPr>
-            <w:r/>
-          </w:p>
-        </w:tc>
-        <w:tc>
-          <w:tcPr>
-            <w:tcW w:type="dxa" w:w="1872"/>
-            <w:shd w:val="clear" w:color="auto" w:fill="DCE6F1"/>
-          </w:tcPr>
-          <w:p>
-            <w:pPr>
-              <w:spacing w:after="0"/>
-            </w:pPr>
-            <w:r/>
-          </w:p>
-        </w:tc>
-      </w:tr>
-    </w:tbl>
-    <w:p>
-      <w:pPr>
-        <w:spacing w:after="40"/>
-      </w:pPr>
-    </w:p>
-    <w:p>
-      <w:r>
-        <w:rPr>
-          <w:b w:val="0"/>
-          <w:i w:val="0"/>
-        </w:rPr>
-        <w:t xml:space="preserve">Calculation: $300 (advance) + $500 (M1) + $600 (M2) + $600 (M3) = </w:t>
-      </w:r>
-      <w:r>
-        <w:rPr>
-          <w:b/>
-          <w:i w:val="0"/>
-        </w:rPr>
-        <w:t>USD 2,000</w:t>
-      </w:r>
-    </w:p>
-    <w:p>
-      <w:pPr>
-        <w:keepNext/>
-        <w:spacing w:after="80" w:before="160"/>
-      </w:pPr>
-      <w:r>
-        <w:rPr>
-          <w:b/>
-          <w:i w:val="0"/>
-          <w:color w:val="4F81BD"/>
-          <w:sz w:val="25"/>
-        </w:rPr>
-        <w:t>5.2 Option 2 – Total: USD 3,200  |  Delivery: 9 weeks</w:t>
-      </w:r>
-    </w:p>
-    <w:p>
-      <w:r>
-        <w:rPr>
-          <w:b/>
-          <w:i w:val="0"/>
-        </w:rPr>
-        <w:t>Extra cost to add Sales &amp; Billing to Option 1: USD 1,200 (+3 weeks)</w:t>
-      </w:r>
-    </w:p>
-    <w:tbl>
-      <w:tblPr>
-        <w:tblStyle w:val="TableGrid"/>
-        <w:tblW w:type="auto" w:w="0"/>
-        <w:jc w:val="center"/>
-        <w:tblLayout w:type="fixed"/>
-        <w:tblLook w:firstColumn="1" w:firstRow="1" w:lastColumn="0" w:lastRow="0" w:noHBand="0" w:noVBand="1" w:val="04A0"/>
-      </w:tblPr>
-      <w:tblGrid>
-        <w:gridCol w:w="1655"/>
-        <w:gridCol w:w="1368"/>
-        <w:gridCol w:w="1368"/>
-        <w:gridCol w:w="3384"/>
-        <w:gridCol w:w="1872"/>
-      </w:tblGrid>
-      <w:tr>
-        <w:trPr>
-          <w:cantSplit/>
-          <w:tblHeader/>
-        </w:trPr>
-        <w:tc>
-          <w:tcPr>
-            <w:tcW w:type="dxa" w:w="1656"/>
-          </w:tcPr>
-          <w:p>
-            <w:pPr>
-              <w:jc w:val="center"/>
-            </w:pPr>
-            <w:r/>
-            <w:r>
-              <w:rPr>
-                <w:b/>
-                <w:color w:val="4F81BD"/>
-                <w:sz w:val="21"/>
-              </w:rPr>
-              <w:t>Milestone</w:t>
-            </w:r>
-          </w:p>
-        </w:tc>
-        <w:tc>
-          <w:tcPr>
-            <w:tcW w:type="dxa" w:w="1368"/>
-          </w:tcPr>
-          <w:p>
-            <w:pPr>
-              <w:jc w:val="center"/>
-            </w:pPr>
-            <w:r/>
-            <w:r>
-              <w:rPr>
-                <w:b/>
-                <w:color w:val="4F81BD"/>
-                <w:sz w:val="21"/>
-              </w:rPr>
-              <w:t>Duration</w:t>
-            </w:r>
-          </w:p>
-        </w:tc>
-        <w:tc>
-          <w:tcPr>
-            <w:tcW w:type="dxa" w:w="1368"/>
-          </w:tcPr>
-          <w:p>
-            <w:pPr>
-              <w:jc w:val="center"/>
-            </w:pPr>
-            <w:r/>
-            <w:r>
-              <w:rPr>
-                <w:b/>
-                <w:color w:val="4F81BD"/>
-                <w:sz w:val="21"/>
-              </w:rPr>
-              <w:t>Price Quote</w:t>
-            </w:r>
-          </w:p>
-        </w:tc>
-        <w:tc>
-          <w:tcPr>
-            <w:tcW w:type="dxa" w:w="3384"/>
-          </w:tcPr>
-          <w:p>
-            <w:pPr>
-              <w:jc w:val="center"/>
-            </w:pPr>
-            <w:r/>
-            <w:r>
-              <w:rPr>
-                <w:b/>
-                <w:color w:val="4F81BD"/>
-                <w:sz w:val="21"/>
-              </w:rPr>
-              <w:t>Modules Covered</w:t>
-            </w:r>
-          </w:p>
-        </w:tc>
-        <w:tc>
-          <w:tcPr>
-            <w:tcW w:type="dxa" w:w="1872"/>
-          </w:tcPr>
-          <w:p>
-            <w:pPr>
-              <w:jc w:val="center"/>
-            </w:pPr>
-            <w:r/>
-            <w:r>
-              <w:rPr>
-                <w:b/>
-                <w:color w:val="4F81BD"/>
-                <w:sz w:val="21"/>
-              </w:rPr>
-              <w:t>Acceptance</w:t>
-            </w:r>
-          </w:p>
-        </w:tc>
-      </w:tr>
-      <w:tr>
-        <w:trPr>
-          <w:cantSplit/>
-        </w:trPr>
-        <w:tc>
-          <w:tcPr>
-            <w:tcW w:type="dxa" w:w="1656"/>
-          </w:tcPr>
-          <w:p>
-            <w:pPr>
-              <w:spacing w:after="0"/>
-            </w:pPr>
-            <w:r/>
-            <w:r>
-              <w:rPr>
-                <w:b/>
-                <w:i w:val="0"/>
-                <w:sz w:val="20"/>
-              </w:rPr>
-              <w:t>Advance (15%)</w:t>
-            </w:r>
-          </w:p>
-        </w:tc>
-        <w:tc>
-          <w:tcPr>
-            <w:tcW w:type="dxa" w:w="1368"/>
-          </w:tcPr>
-          <w:p>
-            <w:pPr>
-              <w:spacing w:after="0"/>
-            </w:pPr>
-            <w:r/>
-            <w:r>
-              <w:rPr>
-                <w:b w:val="0"/>
-                <w:i w:val="0"/>
-                <w:sz w:val="20"/>
-              </w:rPr>
-              <w:t>On signing</w:t>
-            </w:r>
-          </w:p>
-        </w:tc>
-        <w:tc>
-          <w:tcPr>
-            <w:tcW w:type="dxa" w:w="1368"/>
-          </w:tcPr>
-          <w:p>
-            <w:pPr>
-              <w:spacing w:after="0"/>
-            </w:pPr>
-            <w:r/>
-            <w:r>
-              <w:rPr>
-                <w:b w:val="0"/>
-                <w:i w:val="0"/>
-                <w:sz w:val="20"/>
-              </w:rPr>
-              <w:t>USD 480</w:t>
-            </w:r>
-          </w:p>
-        </w:tc>
-        <w:tc>
-          <w:tcPr>
-            <w:tcW w:type="dxa" w:w="3384"/>
-          </w:tcPr>
-          <w:p>
-            <w:pPr>
-              <w:spacing w:after="0"/>
-            </w:pPr>
-            <w:r/>
-            <w:r>
-              <w:rPr>
-                <w:b w:val="0"/>
-                <w:i w:val="0"/>
-                <w:sz w:val="20"/>
-              </w:rPr>
-              <w:t>Requirement sign-off, data sample, setup</w:t>
-            </w:r>
-          </w:p>
-        </w:tc>
-        <w:tc>
-          <w:tcPr>
-            <w:tcW w:type="dxa" w:w="1872"/>
-          </w:tcPr>
-          <w:p>
-            <w:pPr>
-              <w:spacing w:after="0"/>
-            </w:pPr>
-            <w:r/>
-            <w:r>
-              <w:rPr>
-                <w:b w:val="0"/>
-                <w:i w:val="0"/>
-                <w:sz w:val="20"/>
-              </w:rPr>
-              <w:t>Signed scope</w:t>
-            </w:r>
-          </w:p>
-        </w:tc>
-      </w:tr>
-      <w:tr>
-        <w:trPr>
-          <w:cantSplit/>
-        </w:trPr>
-        <w:tc>
-          <w:tcPr>
-            <w:tcW w:type="dxa" w:w="1656"/>
-          </w:tcPr>
-          <w:p>
-            <w:pPr>
-              <w:spacing w:after="0"/>
-            </w:pPr>
-            <w:r/>
-            <w:r>
-              <w:rPr>
-                <w:b/>
-                <w:i w:val="0"/>
-                <w:sz w:val="20"/>
-              </w:rPr>
-              <w:t>Milestone 1</w:t>
-            </w:r>
-          </w:p>
-        </w:tc>
-        <w:tc>
-          <w:tcPr>
-            <w:tcW w:type="dxa" w:w="1368"/>
-          </w:tcPr>
-          <w:p>
-            <w:pPr>
-              <w:spacing w:after="0"/>
-            </w:pPr>
-            <w:r/>
-            <w:r>
-              <w:rPr>
-                <w:b w:val="0"/>
-                <w:i w:val="0"/>
-                <w:sz w:val="20"/>
-              </w:rPr>
-              <w:t>Weeks 1–2</w:t>
-            </w:r>
-          </w:p>
-        </w:tc>
-        <w:tc>
-          <w:tcPr>
-            <w:tcW w:type="dxa" w:w="1368"/>
-          </w:tcPr>
-          <w:p>
-            <w:pPr>
-              <w:spacing w:after="0"/>
-            </w:pPr>
-            <w:r/>
-            <w:r>
-              <w:rPr>
-                <w:b w:val="0"/>
-                <w:i w:val="0"/>
-                <w:sz w:val="20"/>
-              </w:rPr>
-              <w:t>USD 500</w:t>
-            </w:r>
-          </w:p>
-        </w:tc>
-        <w:tc>
-          <w:tcPr>
-            <w:tcW w:type="dxa" w:w="3384"/>
-          </w:tcPr>
-          <w:p>
-            <w:pPr>
-              <w:spacing w:after="0"/>
-            </w:pPr>
-            <w:r/>
-            <w:r>
-              <w:rPr>
-                <w:b w:val="0"/>
-                <w:i w:val="0"/>
-                <w:sz w:val="20"/>
-              </w:rPr>
-              <w:t>Foundation &amp; Setup, Catalogue &amp; Suppliers</w:t>
-            </w:r>
-          </w:p>
-        </w:tc>
-        <w:tc>
-          <w:tcPr>
-            <w:tcW w:type="dxa" w:w="1872"/>
-          </w:tcPr>
-          <w:p>
-            <w:pPr>
-              <w:spacing w:after="0"/>
-            </w:pPr>
-            <w:r/>
-            <w:r>
-              <w:rPr>
-                <w:b w:val="0"/>
-                <w:i w:val="0"/>
-                <w:sz w:val="20"/>
-              </w:rPr>
-              <w:t>Demo build approved</w:t>
-            </w:r>
-          </w:p>
-        </w:tc>
-      </w:tr>
-      <w:tr>
-        <w:trPr>
-          <w:cantSplit/>
-        </w:trPr>
-        <w:tc>
-          <w:tcPr>
-            <w:tcW w:type="dxa" w:w="1656"/>
-          </w:tcPr>
-          <w:p>
-            <w:pPr>
-              <w:spacing w:after="0"/>
-            </w:pPr>
-            <w:r/>
-            <w:r>
-              <w:rPr>
-                <w:b/>
-                <w:i w:val="0"/>
-                <w:sz w:val="20"/>
-              </w:rPr>
-              <w:t>Milestone 2</w:t>
-            </w:r>
-          </w:p>
-        </w:tc>
-        <w:tc>
-          <w:tcPr>
-            <w:tcW w:type="dxa" w:w="1368"/>
-          </w:tcPr>
-          <w:p>
-            <w:pPr>
-              <w:spacing w:after="0"/>
-            </w:pPr>
-            <w:r/>
-            <w:r>
-              <w:rPr>
-                <w:b w:val="0"/>
-                <w:i w:val="0"/>
-                <w:sz w:val="20"/>
-              </w:rPr>
-              <w:t>Weeks 3–4</w:t>
-            </w:r>
-          </w:p>
-        </w:tc>
-        <w:tc>
-          <w:tcPr>
-            <w:tcW w:type="dxa" w:w="1368"/>
-          </w:tcPr>
-          <w:p>
-            <w:pPr>
-              <w:spacing w:after="0"/>
-            </w:pPr>
-            <w:r/>
-            <w:r>
-              <w:rPr>
-                <w:b w:val="0"/>
-                <w:i w:val="0"/>
-                <w:sz w:val="20"/>
-              </w:rPr>
-              <w:t>USD 600</w:t>
-            </w:r>
-          </w:p>
-        </w:tc>
-        <w:tc>
-          <w:tcPr>
-            <w:tcW w:type="dxa" w:w="3384"/>
-          </w:tcPr>
-          <w:p>
-            <w:pPr>
-              <w:spacing w:after="0"/>
-            </w:pPr>
-            <w:r/>
-            <w:r>
-              <w:rPr>
-                <w:b w:val="0"/>
-                <w:i w:val="0"/>
-                <w:sz w:val="20"/>
-              </w:rPr>
-              <w:t>Purchases &amp; Stock-In, Stock View</w:t>
-            </w:r>
-          </w:p>
-        </w:tc>
-        <w:tc>
-          <w:tcPr>
-            <w:tcW w:type="dxa" w:w="1872"/>
-          </w:tcPr>
-          <w:p>
-            <w:pPr>
-              <w:spacing w:after="0"/>
-            </w:pPr>
-            <w:r/>
-            <w:r>
-              <w:rPr>
-                <w:b w:val="0"/>
-                <w:i w:val="0"/>
-                <w:sz w:val="20"/>
-              </w:rPr>
-              <w:t>Demo build approved</w:t>
-            </w:r>
-          </w:p>
-        </w:tc>
-      </w:tr>
-      <w:tr>
-        <w:trPr>
-          <w:cantSplit/>
-        </w:trPr>
-        <w:tc>
-          <w:tcPr>
-            <w:tcW w:type="dxa" w:w="1656"/>
-          </w:tcPr>
-          <w:p>
-            <w:pPr>
-              <w:spacing w:after="0"/>
-            </w:pPr>
-            <w:r/>
-            <w:r>
-              <w:rPr>
-                <w:b/>
-                <w:i w:val="0"/>
-                <w:sz w:val="20"/>
-              </w:rPr>
-              <w:t>Milestone 3</w:t>
-            </w:r>
-          </w:p>
-        </w:tc>
-        <w:tc>
-          <w:tcPr>
-            <w:tcW w:type="dxa" w:w="1368"/>
-          </w:tcPr>
-          <w:p>
-            <w:pPr>
-              <w:spacing w:after="0"/>
-            </w:pPr>
-            <w:r/>
-            <w:r>
-              <w:rPr>
-                <w:b w:val="0"/>
-                <w:i w:val="0"/>
-                <w:sz w:val="20"/>
-              </w:rPr>
-              <w:t>Week 5</w:t>
-            </w:r>
-          </w:p>
-        </w:tc>
-        <w:tc>
-          <w:tcPr>
-            <w:tcW w:type="dxa" w:w="1368"/>
-          </w:tcPr>
-          <w:p>
-            <w:pPr>
-              <w:spacing w:after="0"/>
-            </w:pPr>
-            <w:r/>
-            <w:r>
-              <w:rPr>
-                <w:b w:val="0"/>
-                <w:i w:val="0"/>
-                <w:sz w:val="20"/>
-              </w:rPr>
-              <w:t>USD 450</w:t>
-            </w:r>
-          </w:p>
-        </w:tc>
-        <w:tc>
-          <w:tcPr>
-            <w:tcW w:type="dxa" w:w="3384"/>
-          </w:tcPr>
-          <w:p>
-            <w:pPr>
-              <w:spacing w:after="0"/>
-            </w:pPr>
-            <w:r/>
-            <w:r>
-              <w:rPr>
-                <w:b w:val="0"/>
-                <w:i w:val="0"/>
-                <w:sz w:val="20"/>
-              </w:rPr>
-              <w:t>Stock-Out &amp; Alarms</w:t>
-            </w:r>
-          </w:p>
-        </w:tc>
-        <w:tc>
-          <w:tcPr>
-            <w:tcW w:type="dxa" w:w="1872"/>
-          </w:tcPr>
-          <w:p>
-            <w:pPr>
-              <w:spacing w:after="0"/>
-            </w:pPr>
-            <w:r/>
-            <w:r>
-              <w:rPr>
-                <w:b w:val="0"/>
-                <w:i w:val="0"/>
-                <w:sz w:val="20"/>
-              </w:rPr>
-              <w:t>Demo build approved</w:t>
-            </w:r>
-          </w:p>
-        </w:tc>
-      </w:tr>
-      <w:tr>
-        <w:trPr>
-          <w:cantSplit/>
-        </w:trPr>
-        <w:tc>
-          <w:tcPr>
-            <w:tcW w:type="dxa" w:w="1656"/>
-          </w:tcPr>
-          <w:p>
-            <w:pPr>
-              <w:spacing w:after="0"/>
-            </w:pPr>
-            <w:r/>
-            <w:r>
-              <w:rPr>
-                <w:b/>
-                <w:i w:val="0"/>
-                <w:sz w:val="20"/>
-              </w:rPr>
-              <w:t>Milestone 4</w:t>
-            </w:r>
-          </w:p>
-        </w:tc>
-        <w:tc>
-          <w:tcPr>
-            <w:tcW w:type="dxa" w:w="1368"/>
-          </w:tcPr>
-          <w:p>
-            <w:pPr>
-              <w:spacing w:after="0"/>
-            </w:pPr>
-            <w:r/>
-            <w:r>
-              <w:rPr>
-                <w:b w:val="0"/>
-                <w:i w:val="0"/>
-                <w:sz w:val="20"/>
-              </w:rPr>
-              <w:t>Weeks 6–7</w:t>
-            </w:r>
-          </w:p>
-        </w:tc>
-        <w:tc>
-          <w:tcPr>
-            <w:tcW w:type="dxa" w:w="1368"/>
-          </w:tcPr>
-          <w:p>
-            <w:pPr>
-              <w:spacing w:after="0"/>
-            </w:pPr>
-            <w:r/>
-            <w:r>
-              <w:rPr>
-                <w:b w:val="0"/>
-                <w:i w:val="0"/>
-                <w:sz w:val="20"/>
-              </w:rPr>
-              <w:t>USD 700</w:t>
-            </w:r>
-          </w:p>
-        </w:tc>
-        <w:tc>
-          <w:tcPr>
-            <w:tcW w:type="dxa" w:w="3384"/>
-          </w:tcPr>
-          <w:p>
-            <w:pPr>
-              <w:spacing w:after="0"/>
-            </w:pPr>
-            <w:r/>
-            <w:r>
-              <w:rPr>
-                <w:b w:val="0"/>
-                <w:i w:val="0"/>
-                <w:sz w:val="20"/>
-              </w:rPr>
-              <w:t>Counter Sale (POS), batch deduction</w:t>
-            </w:r>
-          </w:p>
-        </w:tc>
-        <w:tc>
-          <w:tcPr>
-            <w:tcW w:type="dxa" w:w="1872"/>
-          </w:tcPr>
-          <w:p>
-            <w:pPr>
-              <w:spacing w:after="0"/>
-            </w:pPr>
-            <w:r/>
-            <w:r>
-              <w:rPr>
-                <w:b w:val="0"/>
-                <w:i w:val="0"/>
-                <w:sz w:val="20"/>
-              </w:rPr>
-              <w:t>Demo build approved</w:t>
-            </w:r>
-          </w:p>
-        </w:tc>
-      </w:tr>
-      <w:tr>
-        <w:trPr>
-          <w:cantSplit/>
-        </w:trPr>
-        <w:tc>
-          <w:tcPr>
-            <w:tcW w:type="dxa" w:w="1656"/>
-          </w:tcPr>
-          <w:p>
-            <w:pPr>
-              <w:spacing w:after="0"/>
-            </w:pPr>
-            <w:r/>
-            <w:r>
-              <w:rPr>
-                <w:b/>
-                <w:i w:val="0"/>
-                <w:sz w:val="20"/>
-              </w:rPr>
-              <w:t>Milestone 5</w:t>
-            </w:r>
-          </w:p>
-        </w:tc>
-        <w:tc>
-          <w:tcPr>
-            <w:tcW w:type="dxa" w:w="1368"/>
-          </w:tcPr>
-          <w:p>
-            <w:pPr>
-              <w:spacing w:after="0"/>
-            </w:pPr>
-            <w:r/>
-            <w:r>
-              <w:rPr>
-                <w:b w:val="0"/>
-                <w:i w:val="0"/>
-                <w:sz w:val="20"/>
-              </w:rPr>
-              <w:t>Weeks 8–9</w:t>
-            </w:r>
-          </w:p>
-        </w:tc>
-        <w:tc>
-          <w:tcPr>
-            <w:tcW w:type="dxa" w:w="1368"/>
-          </w:tcPr>
-          <w:p>
-            <w:pPr>
-              <w:spacing w:after="0"/>
-            </w:pPr>
-            <w:r/>
-            <w:r>
-              <w:rPr>
-                <w:b w:val="0"/>
-                <w:i w:val="0"/>
-                <w:sz w:val="20"/>
-              </w:rPr>
-              <w:t>USD 470</w:t>
-            </w:r>
-          </w:p>
-        </w:tc>
-        <w:tc>
-          <w:tcPr>
-            <w:tcW w:type="dxa" w:w="3384"/>
-          </w:tcPr>
-          <w:p>
-            <w:pPr>
-              <w:spacing w:after="0"/>
-            </w:pPr>
-            <w:r/>
-            <w:r>
-              <w:rPr>
-                <w:b w:val="0"/>
-                <w:i w:val="0"/>
-                <w:sz w:val="20"/>
-              </w:rPr>
-              <w:t>Bills &amp; Sales History, UAT, installation, printer setup, training</w:t>
-            </w:r>
-          </w:p>
-        </w:tc>
-        <w:tc>
-          <w:tcPr>
-            <w:tcW w:type="dxa" w:w="1872"/>
-          </w:tcPr>
-          <w:p>
-            <w:pPr>
-              <w:spacing w:after="0"/>
-            </w:pPr>
-            <w:r/>
-            <w:r>
-              <w:rPr>
-                <w:b w:val="0"/>
-                <w:i w:val="0"/>
-                <w:sz w:val="20"/>
-              </w:rPr>
-              <w:t>Installed at pharmacy</w:t>
-            </w:r>
-          </w:p>
-        </w:tc>
-      </w:tr>
-      <w:tr>
-        <w:trPr>
-          <w:cantSplit/>
-        </w:trPr>
-        <w:tc>
-          <w:tcPr>
-            <w:tcW w:type="dxa" w:w="1656"/>
-            <w:shd w:val="clear" w:color="auto" w:fill="DCE6F1"/>
-          </w:tcPr>
-          <w:p>
-            <w:pPr>
-              <w:spacing w:after="0"/>
-            </w:pPr>
-            <w:r/>
-            <w:r>
-              <w:rPr>
-                <w:b/>
-                <w:i w:val="0"/>
-                <w:sz w:val="20"/>
-              </w:rPr>
-              <w:t>Total</w:t>
-            </w:r>
-          </w:p>
-        </w:tc>
-        <w:tc>
-          <w:tcPr>
-            <w:tcW w:type="dxa" w:w="1368"/>
+            <w:tcW w:type="dxa" w:w="1584"/>
             <w:shd w:val="clear" w:color="auto" w:fill="DCE6F1"/>
           </w:tcPr>
           <w:p>
@@ -4090,7 +2026,19 @@
         </w:tc>
         <w:tc>
           <w:tcPr>
-            <w:tcW w:type="dxa" w:w="1368"/>
+            <w:tcW w:type="dxa" w:w="4320"/>
+            <w:shd w:val="clear" w:color="auto" w:fill="DCE6F1"/>
+          </w:tcPr>
+          <w:p>
+            <w:pPr>
+              <w:spacing w:after="0"/>
+            </w:pPr>
+            <w:r/>
+          </w:p>
+        </w:tc>
+        <w:tc>
+          <w:tcPr>
+            <w:tcW w:type="dxa" w:w="1584"/>
             <w:shd w:val="clear" w:color="auto" w:fill="DCE6F1"/>
           </w:tcPr>
           <w:p>
@@ -4108,30 +2056,6 @@
             </w:r>
           </w:p>
         </w:tc>
-        <w:tc>
-          <w:tcPr>
-            <w:tcW w:type="dxa" w:w="3384"/>
-            <w:shd w:val="clear" w:color="auto" w:fill="DCE6F1"/>
-          </w:tcPr>
-          <w:p>
-            <w:pPr>
-              <w:spacing w:after="0"/>
-            </w:pPr>
-            <w:r/>
-          </w:p>
-        </w:tc>
-        <w:tc>
-          <w:tcPr>
-            <w:tcW w:type="dxa" w:w="1872"/>
-            <w:shd w:val="clear" w:color="auto" w:fill="DCE6F1"/>
-          </w:tcPr>
-          <w:p>
-            <w:pPr>
-              <w:spacing w:after="0"/>
-            </w:pPr>
-            <w:r/>
-          </w:p>
-        </w:tc>
       </w:tr>
     </w:tbl>
     <w:p>
@@ -4145,156 +2069,7 @@
           <w:b w:val="0"/>
           <w:i w:val="0"/>
         </w:rPr>
-        <w:t xml:space="preserve">Calculation: $480 (advance) + $500 (M1) + $600 (M2) + $450 (M3) + $700 (M4) + $470 (M5) = </w:t>
-      </w:r>
-      <w:r>
-        <w:rPr>
-          <w:b/>
-          <w:i w:val="0"/>
-        </w:rPr>
-        <w:t>USD 3,200</w:t>
-      </w:r>
-    </w:p>
-    <w:p>
-      <w:pPr>
-        <w:spacing w:after="40" w:before="160"/>
-      </w:pPr>
-      <w:r>
-        <w:rPr>
-          <w:b/>
-          <w:i w:val="0"/>
-        </w:rPr>
-        <w:t>Advance Payment</w:t>
-      </w:r>
-    </w:p>
-    <w:p>
-      <w:pPr>
-        <w:spacing w:after="20"/>
-      </w:pPr>
-      <w:r>
-        <w:rPr>
-          <w:b w:val="0"/>
-          <w:i w:val="0"/>
-        </w:rPr>
-        <w:t xml:space="preserve">• </w:t>
-      </w:r>
-      <w:r>
-        <w:rPr>
-          <w:b/>
-          <w:i w:val="0"/>
-        </w:rPr>
-        <w:t>Advance Payment:</w:t>
-      </w:r>
-      <w:r>
-        <w:rPr>
-          <w:b w:val="0"/>
-          <w:i w:val="0"/>
-        </w:rPr>
-        <w:t xml:space="preserve"> 15% of the selected option is paid upfront.</w:t>
-      </w:r>
-    </w:p>
-    <w:p>
-      <w:pPr>
-        <w:spacing w:after="20"/>
-      </w:pPr>
-      <w:r>
-        <w:rPr>
-          <w:b w:val="0"/>
-          <w:i w:val="0"/>
-        </w:rPr>
-        <w:t xml:space="preserve">• </w:t>
-      </w:r>
-      <w:r>
-        <w:rPr>
-          <w:b/>
-          <w:i w:val="0"/>
-        </w:rPr>
-        <w:t>Purpose:</w:t>
-      </w:r>
-      <w:r>
-        <w:rPr>
-          <w:b w:val="0"/>
-          <w:i w:val="0"/>
-        </w:rPr>
-        <w:t xml:space="preserve"> Covers requirement sign-off, database design and project setup.</w:t>
-      </w:r>
-    </w:p>
-    <w:p>
-      <w:pPr>
-        <w:spacing w:after="20"/>
-      </w:pPr>
-      <w:r>
-        <w:rPr>
-          <w:b w:val="0"/>
-          <w:i w:val="0"/>
-        </w:rPr>
-        <w:t xml:space="preserve">• </w:t>
-      </w:r>
-      <w:r>
-        <w:rPr>
-          <w:b/>
-          <w:i w:val="0"/>
-        </w:rPr>
-        <w:t>Cancellation:</w:t>
-      </w:r>
-      <w:r>
-        <w:rPr>
-          <w:b w:val="0"/>
-          <w:i w:val="0"/>
-        </w:rPr>
-        <w:t xml:space="preserve"> If the client decides not to proceed, the advance is retained for the preparatory work done.</w:t>
-      </w:r>
-    </w:p>
-    <w:p>
-      <w:pPr>
-        <w:spacing w:after="20"/>
-      </w:pPr>
-      <w:r>
-        <w:rPr>
-          <w:b w:val="0"/>
-          <w:i w:val="0"/>
-        </w:rPr>
-        <w:t xml:space="preserve">• </w:t>
-      </w:r>
-      <w:r>
-        <w:rPr>
-          <w:b/>
-          <w:i w:val="0"/>
-        </w:rPr>
-        <w:t>Milestone payments:</w:t>
-      </w:r>
-      <w:r>
-        <w:rPr>
-          <w:b w:val="0"/>
-          <w:i w:val="0"/>
-        </w:rPr>
-        <w:t xml:space="preserve"> Each milestone is invoiced when its demo build is approved. The next milestone starts after payment.</w:t>
-      </w:r>
-    </w:p>
-    <w:p>
-      <w:pPr>
-        <w:spacing w:after="20"/>
-      </w:pPr>
-      <w:r>
-        <w:rPr>
-          <w:b w:val="0"/>
-          <w:i w:val="0"/>
-        </w:rPr>
-        <w:t xml:space="preserve">• </w:t>
-      </w:r>
-      <w:r>
-        <w:rPr>
-          <w:b/>
-          <w:i w:val="0"/>
-        </w:rPr>
-        <w:t>Change requests:</w:t>
-      </w:r>
-      <w:r>
-        <w:rPr>
-          <w:b w:val="0"/>
-          <w:i w:val="0"/>
-        </w:rPr>
-        <w:t xml:space="preserve"> Features outside this scope are quoted separately before work starts.</w:t>
+        <w:t>If the project is cancelled after it starts, the advance is kept for the work already done. Any feature not listed in this proposal will be quoted separately before work starts.</w:t>
       </w:r>
     </w:p>
     <w:p>
@@ -4309,7 +2084,7 @@
           <w:color w:val="4F81BD"/>
           <w:sz w:val="28"/>
         </w:rPr>
-        <w:t>6. Optional Add-ons (Priced Separately)</w:t>
+        <w:t>5. Optional Add-ons</w:t>
       </w:r>
     </w:p>
     <w:p>
@@ -4318,7 +2093,21 @@
           <w:b w:val="0"/>
           <w:i w:val="0"/>
         </w:rPr>
-        <w:t>These are optional and not confirmed. Each add-on is a one-time price added to the milestone in which it is delivered. "Needs Option 2" means the add-on depends on the Sales &amp; Billing module.</w:t>
+        <w:t xml:space="preserve">These are optional. Each one can be added now or later. If you might want </w:t>
+      </w:r>
+      <w:r>
+        <w:rPr>
+          <w:b/>
+          <w:i w:val="0"/>
+        </w:rPr>
+        <w:t>multiple computers, multiple branches, remote access or box/strip/tablet selling</w:t>
+      </w:r>
+      <w:r>
+        <w:rPr>
+          <w:b w:val="0"/>
+          <w:i w:val="0"/>
+        </w:rPr>
+        <w:t>, please tell us before work starts, because adding these later costs more.</w:t>
       </w:r>
     </w:p>
     <w:tbl>
@@ -4330,11 +2119,10 @@
         <w:tblLook w:firstColumn="1" w:firstRow="1" w:lastColumn="0" w:lastRow="0" w:noHBand="0" w:noVBand="1" w:val="04A0"/>
       </w:tblPr>
       <w:tblGrid>
+        <w:gridCol w:w="2088"/>
+        <w:gridCol w:w="4320"/>
+        <w:gridCol w:w="1224"/>
         <w:gridCol w:w="1872"/>
-        <w:gridCol w:w="3960"/>
-        <w:gridCol w:w="1152"/>
-        <w:gridCol w:w="864"/>
-        <w:gridCol w:w="1800"/>
       </w:tblGrid>
       <w:tr>
         <w:trPr>
@@ -4343,7 +2131,7 @@
         </w:trPr>
         <w:tc>
           <w:tcPr>
-            <w:tcW w:type="dxa" w:w="1872"/>
+            <w:tcW w:type="dxa" w:w="2088"/>
           </w:tcPr>
           <w:p>
             <w:pPr>
@@ -4362,7 +2150,7 @@
         </w:tc>
         <w:tc>
           <w:tcPr>
-            <w:tcW w:type="dxa" w:w="3960"/>
+            <w:tcW w:type="dxa" w:w="4320"/>
           </w:tcPr>
           <w:p>
             <w:pPr>
@@ -4381,7 +2169,7 @@
         </w:tc>
         <w:tc>
           <w:tcPr>
-            <w:tcW w:type="dxa" w:w="1152"/>
+            <w:tcW w:type="dxa" w:w="1224"/>
           </w:tcPr>
           <w:p>
             <w:pPr>
@@ -4400,26 +2188,7 @@
         </w:tc>
         <w:tc>
           <w:tcPr>
-            <w:tcW w:type="dxa" w:w="864"/>
-          </w:tcPr>
-          <w:p>
-            <w:pPr>
-              <w:jc w:val="center"/>
-            </w:pPr>
-            <w:r/>
-            <w:r>
-              <w:rPr>
-                <w:b/>
-                <w:color w:val="4F81BD"/>
-                <w:sz w:val="21"/>
-              </w:rPr>
-              <w:t>Time</w:t>
-            </w:r>
-          </w:p>
-        </w:tc>
-        <w:tc>
-          <w:tcPr>
-            <w:tcW w:type="dxa" w:w="1800"/>
+            <w:tcW w:type="dxa" w:w="1872"/>
           </w:tcPr>
           <w:p>
             <w:pPr>
@@ -4443,7 +2212,7 @@
         </w:trPr>
         <w:tc>
           <w:tcPr>
-            <w:tcW w:type="dxa" w:w="1872"/>
+            <w:tcW w:type="dxa" w:w="2088"/>
           </w:tcPr>
           <w:p>
             <w:pPr>
@@ -4462,7 +2231,7 @@
         </w:tc>
         <w:tc>
           <w:tcPr>
-            <w:tcW w:type="dxa" w:w="3960"/>
+            <w:tcW w:type="dxa" w:w="4320"/>
           </w:tcPr>
           <w:p>
             <w:pPr>
@@ -4475,13 +2244,13 @@
                 <w:i w:val="0"/>
                 <w:sz w:val="20"/>
               </w:rPr>
-              <w:t>Payments to suppliers, outstanding balances, supplier statement (print / PDF)</w:t>
+              <w:t>Payments, outstanding balances and supplier statements</w:t>
             </w:r>
           </w:p>
         </w:tc>
         <w:tc>
           <w:tcPr>
-            <w:tcW w:type="dxa" w:w="1152"/>
+            <w:tcW w:type="dxa" w:w="1224"/>
           </w:tcPr>
           <w:p>
             <w:pPr>
@@ -4500,26 +2269,7 @@
         </w:tc>
         <w:tc>
           <w:tcPr>
-            <w:tcW w:type="dxa" w:w="864"/>
-          </w:tcPr>
-          <w:p>
-            <w:pPr>
-              <w:spacing w:after="0"/>
-            </w:pPr>
-            <w:r/>
-            <w:r>
-              <w:rPr>
-                <w:b w:val="0"/>
-                <w:i w:val="0"/>
-                <w:sz w:val="20"/>
-              </w:rPr>
-              <w:t>+1 wk</w:t>
-            </w:r>
-          </w:p>
-        </w:tc>
-        <w:tc>
-          <w:tcPr>
-            <w:tcW w:type="dxa" w:w="1800"/>
+            <w:tcW w:type="dxa" w:w="1872"/>
           </w:tcPr>
           <w:p>
             <w:pPr>
@@ -4543,7 +2293,7 @@
         </w:trPr>
         <w:tc>
           <w:tcPr>
-            <w:tcW w:type="dxa" w:w="1872"/>
+            <w:tcW w:type="dxa" w:w="2088"/>
           </w:tcPr>
           <w:p>
             <w:pPr>
@@ -4562,7 +2312,7 @@
         </w:tc>
         <w:tc>
           <w:tcPr>
-            <w:tcW w:type="dxa" w:w="3960"/>
+            <w:tcW w:type="dxa" w:w="4320"/>
           </w:tcPr>
           <w:p>
             <w:pPr>
@@ -4575,29 +2325,13 @@
                 <w:i w:val="0"/>
                 <w:sz w:val="20"/>
               </w:rPr>
-              <w:t xml:space="preserve">Supplier returns linked to purchase/batch; customer returns against a bill. (Damaged/missing write-offs are </w:t>
-            </w:r>
-            <w:r>
-              <w:rPr>
-                <w:b/>
-                <w:i w:val="0"/>
-                <w:sz w:val="20"/>
-              </w:rPr>
-              <w:t>included</w:t>
-            </w:r>
-            <w:r>
-              <w:rPr>
-                <w:b w:val="0"/>
-                <w:i w:val="0"/>
-                <w:sz w:val="20"/>
-              </w:rPr>
-              <w:t xml:space="preserve"> in Option 1.)</w:t>
+              <w:t>Returns to suppliers and from customers. (Damaged/missing stock is already included in Option 1.)</w:t>
             </w:r>
           </w:p>
         </w:tc>
         <w:tc>
           <w:tcPr>
-            <w:tcW w:type="dxa" w:w="1152"/>
+            <w:tcW w:type="dxa" w:w="1224"/>
           </w:tcPr>
           <w:p>
             <w:pPr>
@@ -4616,7 +2350,7 @@
         </w:tc>
         <w:tc>
           <w:tcPr>
-            <w:tcW w:type="dxa" w:w="864"/>
+            <w:tcW w:type="dxa" w:w="1872"/>
           </w:tcPr>
           <w:p>
             <w:pPr>
@@ -4629,26 +2363,7 @@
                 <w:i w:val="0"/>
                 <w:sz w:val="20"/>
               </w:rPr>
-              <w:t>+1 wk</w:t>
-            </w:r>
-          </w:p>
-        </w:tc>
-        <w:tc>
-          <w:tcPr>
-            <w:tcW w:type="dxa" w:w="1800"/>
-          </w:tcPr>
-          <w:p>
-            <w:pPr>
-              <w:spacing w:after="0"/>
-            </w:pPr>
-            <w:r/>
-            <w:r>
-              <w:rPr>
-                <w:b w:val="0"/>
-                <w:i w:val="0"/>
-                <w:sz w:val="20"/>
-              </w:rPr>
-              <w:t>Customer returns only</w:t>
+              <w:t>Only for customer returns</w:t>
             </w:r>
           </w:p>
         </w:tc>
@@ -4659,7 +2374,7 @@
         </w:trPr>
         <w:tc>
           <w:tcPr>
-            <w:tcW w:type="dxa" w:w="1872"/>
+            <w:tcW w:type="dxa" w:w="2088"/>
           </w:tcPr>
           <w:p>
             <w:pPr>
@@ -4678,7 +2393,7 @@
         </w:tc>
         <w:tc>
           <w:tcPr>
-            <w:tcW w:type="dxa" w:w="3960"/>
+            <w:tcW w:type="dxa" w:w="4320"/>
           </w:tcPr>
           <w:p>
             <w:pPr>
@@ -4691,13 +2406,13 @@
                 <w:i w:val="0"/>
                 <w:sz w:val="20"/>
               </w:rPr>
-              <w:t>USB/Bluetooth scanner for stock entry and sales; map one or more barcodes per medicine</w:t>
+              <w:t>Scan medicine barcodes when adding stock and selling</w:t>
             </w:r>
           </w:p>
         </w:tc>
         <w:tc>
           <w:tcPr>
-            <w:tcW w:type="dxa" w:w="1152"/>
+            <w:tcW w:type="dxa" w:w="1224"/>
           </w:tcPr>
           <w:p>
             <w:pPr>
@@ -4716,326 +2431,7 @@
         </w:tc>
         <w:tc>
           <w:tcPr>
-            <w:tcW w:type="dxa" w:w="864"/>
-          </w:tcPr>
-          <w:p>
-            <w:pPr>
-              <w:spacing w:after="0"/>
-            </w:pPr>
-            <w:r/>
-            <w:r>
-              <w:rPr>
-                <w:b w:val="0"/>
-                <w:i w:val="0"/>
-                <w:sz w:val="20"/>
-              </w:rPr>
-              <w:t>+0.5 wk</w:t>
-            </w:r>
-          </w:p>
-        </w:tc>
-        <w:tc>
-          <w:tcPr>
-            <w:tcW w:type="dxa" w:w="1800"/>
-          </w:tcPr>
-          <w:p>
-            <w:pPr>
-              <w:spacing w:after="0"/>
-            </w:pPr>
-            <w:r/>
-            <w:r>
-              <w:rPr>
-                <w:b w:val="0"/>
-                <w:i w:val="0"/>
-                <w:sz w:val="20"/>
-              </w:rPr>
-              <w:t>Sales scanning only</w:t>
-            </w:r>
-          </w:p>
-        </w:tc>
-      </w:tr>
-      <w:tr>
-        <w:trPr>
-          <w:cantSplit/>
-        </w:trPr>
-        <w:tc>
-          <w:tcPr>
             <w:tcW w:type="dxa" w:w="1872"/>
-          </w:tcPr>
-          <w:p>
-            <w:pPr>
-              <w:spacing w:after="0"/>
-            </w:pPr>
-            <w:r/>
-            <w:r>
-              <w:rPr>
-                <w:b/>
-                <w:i w:val="0"/>
-                <w:sz w:val="20"/>
-              </w:rPr>
-              <w:t>Barcode label printing</w:t>
-            </w:r>
-          </w:p>
-        </w:tc>
-        <w:tc>
-          <w:tcPr>
-            <w:tcW w:type="dxa" w:w="3960"/>
-          </w:tcPr>
-          <w:p>
-            <w:pPr>
-              <w:spacing w:after="0"/>
-            </w:pPr>
-            <w:r/>
-            <w:r>
-              <w:rPr>
-                <w:b w:val="0"/>
-                <w:i w:val="0"/>
-                <w:sz w:val="20"/>
-              </w:rPr>
-              <w:t>Design and print shelf/medicine labels (name, price, batch, expiry, barcode)</w:t>
-            </w:r>
-          </w:p>
-        </w:tc>
-        <w:tc>
-          <w:tcPr>
-            <w:tcW w:type="dxa" w:w="1152"/>
-          </w:tcPr>
-          <w:p>
-            <w:pPr>
-              <w:spacing w:after="0"/>
-            </w:pPr>
-            <w:r/>
-            <w:r>
-              <w:rPr>
-                <w:b w:val="0"/>
-                <w:i w:val="0"/>
-                <w:sz w:val="20"/>
-              </w:rPr>
-              <w:t>USD 250</w:t>
-            </w:r>
-          </w:p>
-        </w:tc>
-        <w:tc>
-          <w:tcPr>
-            <w:tcW w:type="dxa" w:w="864"/>
-          </w:tcPr>
-          <w:p>
-            <w:pPr>
-              <w:spacing w:after="0"/>
-            </w:pPr>
-            <w:r/>
-            <w:r>
-              <w:rPr>
-                <w:b w:val="0"/>
-                <w:i w:val="0"/>
-                <w:sz w:val="20"/>
-              </w:rPr>
-              <w:t>+0.5 wk</w:t>
-            </w:r>
-          </w:p>
-        </w:tc>
-        <w:tc>
-          <w:tcPr>
-            <w:tcW w:type="dxa" w:w="1800"/>
-          </w:tcPr>
-          <w:p>
-            <w:pPr>
-              <w:spacing w:after="0"/>
-            </w:pPr>
-            <w:r/>
-            <w:r>
-              <w:rPr>
-                <w:b w:val="0"/>
-                <w:i w:val="0"/>
-                <w:sz w:val="20"/>
-              </w:rPr>
-              <w:t>No (needs label printer)</w:t>
-            </w:r>
-          </w:p>
-        </w:tc>
-      </w:tr>
-      <w:tr>
-        <w:trPr>
-          <w:cantSplit/>
-        </w:trPr>
-        <w:tc>
-          <w:tcPr>
-            <w:tcW w:type="dxa" w:w="1872"/>
-          </w:tcPr>
-          <w:p>
-            <w:pPr>
-              <w:spacing w:after="0"/>
-            </w:pPr>
-            <w:r/>
-            <w:r>
-              <w:rPr>
-                <w:b/>
-                <w:i w:val="0"/>
-                <w:sz w:val="20"/>
-              </w:rPr>
-              <w:t>Pack &amp; unit selling</w:t>
-            </w:r>
-          </w:p>
-        </w:tc>
-        <w:tc>
-          <w:tcPr>
-            <w:tcW w:type="dxa" w:w="3960"/>
-          </w:tcPr>
-          <w:p>
-            <w:pPr>
-              <w:spacing w:after="0"/>
-            </w:pPr>
-            <w:r/>
-            <w:r>
-              <w:rPr>
-                <w:b w:val="0"/>
-                <w:i w:val="0"/>
-                <w:sz w:val="20"/>
-              </w:rPr>
-              <w:t>Box → strip → tablet conversion; buy in boxes, sell in strips or tablets with correct stock</w:t>
-            </w:r>
-          </w:p>
-        </w:tc>
-        <w:tc>
-          <w:tcPr>
-            <w:tcW w:type="dxa" w:w="1152"/>
-          </w:tcPr>
-          <w:p>
-            <w:pPr>
-              <w:spacing w:after="0"/>
-            </w:pPr>
-            <w:r/>
-            <w:r>
-              <w:rPr>
-                <w:b w:val="0"/>
-                <w:i w:val="0"/>
-                <w:sz w:val="20"/>
-              </w:rPr>
-              <w:t>USD 400</w:t>
-            </w:r>
-          </w:p>
-        </w:tc>
-        <w:tc>
-          <w:tcPr>
-            <w:tcW w:type="dxa" w:w="864"/>
-          </w:tcPr>
-          <w:p>
-            <w:pPr>
-              <w:spacing w:after="0"/>
-            </w:pPr>
-            <w:r/>
-            <w:r>
-              <w:rPr>
-                <w:b w:val="0"/>
-                <w:i w:val="0"/>
-                <w:sz w:val="20"/>
-              </w:rPr>
-              <w:t>+1 wk</w:t>
-            </w:r>
-          </w:p>
-        </w:tc>
-        <w:tc>
-          <w:tcPr>
-            <w:tcW w:type="dxa" w:w="1800"/>
-          </w:tcPr>
-          <w:p>
-            <w:pPr>
-              <w:spacing w:after="0"/>
-            </w:pPr>
-            <w:r/>
-            <w:r>
-              <w:rPr>
-                <w:b w:val="0"/>
-                <w:i w:val="0"/>
-                <w:sz w:val="20"/>
-              </w:rPr>
-              <w:t>Unit selling only</w:t>
-            </w:r>
-          </w:p>
-        </w:tc>
-      </w:tr>
-      <w:tr>
-        <w:trPr>
-          <w:cantSplit/>
-        </w:trPr>
-        <w:tc>
-          <w:tcPr>
-            <w:tcW w:type="dxa" w:w="1872"/>
-          </w:tcPr>
-          <w:p>
-            <w:pPr>
-              <w:spacing w:after="0"/>
-            </w:pPr>
-            <w:r/>
-            <w:r>
-              <w:rPr>
-                <w:b/>
-                <w:i w:val="0"/>
-                <w:sz w:val="20"/>
-              </w:rPr>
-              <w:t>User accounts</w:t>
-            </w:r>
-          </w:p>
-        </w:tc>
-        <w:tc>
-          <w:tcPr>
-            <w:tcW w:type="dxa" w:w="3960"/>
-          </w:tcPr>
-          <w:p>
-            <w:pPr>
-              <w:spacing w:after="0"/>
-            </w:pPr>
-            <w:r/>
-            <w:r>
-              <w:rPr>
-                <w:b w:val="0"/>
-                <w:i w:val="0"/>
-                <w:sz w:val="20"/>
-              </w:rPr>
-              <w:t>Separate staff logins, role permissions (Owner / Salesperson / Store), audit log of changes</w:t>
-            </w:r>
-          </w:p>
-        </w:tc>
-        <w:tc>
-          <w:tcPr>
-            <w:tcW w:type="dxa" w:w="1152"/>
-          </w:tcPr>
-          <w:p>
-            <w:pPr>
-              <w:spacing w:after="0"/>
-            </w:pPr>
-            <w:r/>
-            <w:r>
-              <w:rPr>
-                <w:b w:val="0"/>
-                <w:i w:val="0"/>
-                <w:sz w:val="20"/>
-              </w:rPr>
-              <w:t>USD 350</w:t>
-            </w:r>
-          </w:p>
-        </w:tc>
-        <w:tc>
-          <w:tcPr>
-            <w:tcW w:type="dxa" w:w="864"/>
-          </w:tcPr>
-          <w:p>
-            <w:pPr>
-              <w:spacing w:after="0"/>
-            </w:pPr>
-            <w:r/>
-            <w:r>
-              <w:rPr>
-                <w:b w:val="0"/>
-                <w:i w:val="0"/>
-                <w:sz w:val="20"/>
-              </w:rPr>
-              <w:t>+1 wk</w:t>
-            </w:r>
-          </w:p>
-        </w:tc>
-        <w:tc>
-          <w:tcPr>
-            <w:tcW w:type="dxa" w:w="1800"/>
           </w:tcPr>
           <w:p>
             <w:pPr>
@@ -5059,7 +2455,7 @@
         </w:trPr>
         <w:tc>
           <w:tcPr>
-            <w:tcW w:type="dxa" w:w="1872"/>
+            <w:tcW w:type="dxa" w:w="2088"/>
           </w:tcPr>
           <w:p>
             <w:pPr>
@@ -5072,13 +2468,13 @@
                 <w:i w:val="0"/>
                 <w:sz w:val="20"/>
               </w:rPr>
-              <w:t>Backup &amp; restore (automatic)</w:t>
+              <w:t>Barcode label printing</w:t>
             </w:r>
           </w:p>
         </w:tc>
         <w:tc>
           <w:tcPr>
-            <w:tcW w:type="dxa" w:w="3960"/>
+            <w:tcW w:type="dxa" w:w="4320"/>
           </w:tcPr>
           <w:p>
             <w:pPr>
@@ -5091,13 +2487,13 @@
                 <w:i w:val="0"/>
                 <w:sz w:val="20"/>
               </w:rPr>
-              <w:t>Scheduled automatic backups to a second drive/USB, retention, one-click restore</w:t>
+              <w:t>Create and print labels for medicines</w:t>
             </w:r>
           </w:p>
         </w:tc>
         <w:tc>
           <w:tcPr>
-            <w:tcW w:type="dxa" w:w="1152"/>
+            <w:tcW w:type="dxa" w:w="1224"/>
           </w:tcPr>
           <w:p>
             <w:pPr>
@@ -5110,32 +2506,13 @@
                 <w:i w:val="0"/>
                 <w:sz w:val="20"/>
               </w:rPr>
-              <w:t>USD 200</w:t>
+              <w:t>USD 250</w:t>
             </w:r>
           </w:p>
         </w:tc>
         <w:tc>
           <w:tcPr>
-            <w:tcW w:type="dxa" w:w="864"/>
-          </w:tcPr>
-          <w:p>
-            <w:pPr>
-              <w:spacing w:after="0"/>
-            </w:pPr>
-            <w:r/>
-            <w:r>
-              <w:rPr>
-                <w:b w:val="0"/>
-                <w:i w:val="0"/>
-                <w:sz w:val="20"/>
-              </w:rPr>
-              <w:t>+0.5 wk</w:t>
-            </w:r>
-          </w:p>
-        </w:tc>
-        <w:tc>
-          <w:tcPr>
-            <w:tcW w:type="dxa" w:w="1800"/>
+            <w:tcW w:type="dxa" w:w="1872"/>
           </w:tcPr>
           <w:p>
             <w:pPr>
@@ -5159,7 +2536,7 @@
         </w:trPr>
         <w:tc>
           <w:tcPr>
-            <w:tcW w:type="dxa" w:w="1872"/>
+            <w:tcW w:type="dxa" w:w="2088"/>
           </w:tcPr>
           <w:p>
             <w:pPr>
@@ -5172,13 +2549,13 @@
                 <w:i w:val="0"/>
                 <w:sz w:val="20"/>
               </w:rPr>
-              <w:t>Reports &amp; exports</w:t>
+              <w:t>Pack &amp; unit selling</w:t>
             </w:r>
           </w:p>
         </w:tc>
         <w:tc>
           <w:tcPr>
-            <w:tcW w:type="dxa" w:w="3960"/>
+            <w:tcW w:type="dxa" w:w="4320"/>
           </w:tcPr>
           <w:p>
             <w:pPr>
@@ -5191,13 +2568,13 @@
                 <w:i w:val="0"/>
                 <w:sz w:val="20"/>
               </w:rPr>
-              <w:t>Stock value, purchases, near-expiry, dead stock, sales and profit reports; Excel &amp; PDF export</w:t>
+              <w:t>Boxes, strips and single tablets, with stock adjusted correctly</w:t>
             </w:r>
           </w:p>
         </w:tc>
         <w:tc>
           <w:tcPr>
-            <w:tcW w:type="dxa" w:w="1152"/>
+            <w:tcW w:type="dxa" w:w="1224"/>
           </w:tcPr>
           <w:p>
             <w:pPr>
@@ -5210,13 +2587,13 @@
                 <w:i w:val="0"/>
                 <w:sz w:val="20"/>
               </w:rPr>
-              <w:t>USD 450</w:t>
+              <w:t>USD 400</w:t>
             </w:r>
           </w:p>
         </w:tc>
         <w:tc>
           <w:tcPr>
-            <w:tcW w:type="dxa" w:w="864"/>
+            <w:tcW w:type="dxa" w:w="1872"/>
           </w:tcPr>
           <w:p>
             <w:pPr>
@@ -5229,13 +2606,37 @@
                 <w:i w:val="0"/>
                 <w:sz w:val="20"/>
               </w:rPr>
-              <w:t>+1 wk</w:t>
+              <w:t>Only for selling loose</w:t>
+            </w:r>
+          </w:p>
+        </w:tc>
+      </w:tr>
+      <w:tr>
+        <w:trPr>
+          <w:cantSplit/>
+        </w:trPr>
+        <w:tc>
+          <w:tcPr>
+            <w:tcW w:type="dxa" w:w="2088"/>
+          </w:tcPr>
+          <w:p>
+            <w:pPr>
+              <w:spacing w:after="0"/>
+            </w:pPr>
+            <w:r/>
+            <w:r>
+              <w:rPr>
+                <w:b/>
+                <w:i w:val="0"/>
+                <w:sz w:val="20"/>
+              </w:rPr>
+              <w:t>User accounts</w:t>
             </w:r>
           </w:p>
         </w:tc>
         <w:tc>
           <w:tcPr>
-            <w:tcW w:type="dxa" w:w="1800"/>
+            <w:tcW w:type="dxa" w:w="4320"/>
           </w:tcPr>
           <w:p>
             <w:pPr>
@@ -5248,37 +2649,13 @@
                 <w:i w:val="0"/>
                 <w:sz w:val="20"/>
               </w:rPr>
-              <w:t>Sales &amp; profit reports only</w:t>
-            </w:r>
-          </w:p>
-        </w:tc>
-      </w:tr>
-      <w:tr>
-        <w:trPr>
-          <w:cantSplit/>
-        </w:trPr>
-        <w:tc>
-          <w:tcPr>
-            <w:tcW w:type="dxa" w:w="1872"/>
-          </w:tcPr>
-          <w:p>
-            <w:pPr>
-              <w:spacing w:after="0"/>
-            </w:pPr>
-            <w:r/>
-            <w:r>
-              <w:rPr>
-                <w:b/>
-                <w:i w:val="0"/>
-                <w:sz w:val="20"/>
-              </w:rPr>
-              <w:t>Import existing records</w:t>
+              <w:t>Separate staff logins, what each person can do, and a record of changes</w:t>
             </w:r>
           </w:p>
         </w:tc>
         <w:tc>
           <w:tcPr>
-            <w:tcW w:type="dxa" w:w="3960"/>
+            <w:tcW w:type="dxa" w:w="1224"/>
           </w:tcPr>
           <w:p>
             <w:pPr>
@@ -5291,51 +2668,13 @@
                 <w:i w:val="0"/>
                 <w:sz w:val="20"/>
               </w:rPr>
-              <w:t>Excel template, validation and import of medicines, opening stock and batches</w:t>
+              <w:t>USD 350</w:t>
             </w:r>
           </w:p>
         </w:tc>
         <w:tc>
           <w:tcPr>
-            <w:tcW w:type="dxa" w:w="1152"/>
-          </w:tcPr>
-          <w:p>
-            <w:pPr>
-              <w:spacing w:after="0"/>
-            </w:pPr>
-            <w:r/>
-            <w:r>
-              <w:rPr>
-                <w:b w:val="0"/>
-                <w:i w:val="0"/>
-                <w:sz w:val="20"/>
-              </w:rPr>
-              <w:t>USD 200</w:t>
-            </w:r>
-          </w:p>
-        </w:tc>
-        <w:tc>
-          <w:tcPr>
-            <w:tcW w:type="dxa" w:w="864"/>
-          </w:tcPr>
-          <w:p>
-            <w:pPr>
-              <w:spacing w:after="0"/>
-            </w:pPr>
-            <w:r/>
-            <w:r>
-              <w:rPr>
-                <w:b w:val="0"/>
-                <w:i w:val="0"/>
-                <w:sz w:val="20"/>
-              </w:rPr>
-              <w:t>+0.5 wk</w:t>
-            </w:r>
-          </w:p>
-        </w:tc>
-        <w:tc>
-          <w:tcPr>
-            <w:tcW w:type="dxa" w:w="1800"/>
+            <w:tcW w:type="dxa" w:w="1872"/>
           </w:tcPr>
           <w:p>
             <w:pPr>
@@ -5359,7 +2698,250 @@
         </w:trPr>
         <w:tc>
           <w:tcPr>
+            <w:tcW w:type="dxa" w:w="2088"/>
+          </w:tcPr>
+          <w:p>
+            <w:pPr>
+              <w:spacing w:after="0"/>
+            </w:pPr>
+            <w:r/>
+            <w:r>
+              <w:rPr>
+                <w:b/>
+                <w:i w:val="0"/>
+                <w:sz w:val="20"/>
+              </w:rPr>
+              <w:t>Backup &amp; restore</w:t>
+            </w:r>
+          </w:p>
+        </w:tc>
+        <w:tc>
+          <w:tcPr>
+            <w:tcW w:type="dxa" w:w="4320"/>
+          </w:tcPr>
+          <w:p>
+            <w:pPr>
+              <w:spacing w:after="0"/>
+            </w:pPr>
+            <w:r/>
+            <w:r>
+              <w:rPr>
+                <w:b w:val="0"/>
+                <w:i w:val="0"/>
+                <w:sz w:val="20"/>
+              </w:rPr>
+              <w:t>Automatic daily backup to a USB/second drive, and easy restore</w:t>
+            </w:r>
+          </w:p>
+        </w:tc>
+        <w:tc>
+          <w:tcPr>
+            <w:tcW w:type="dxa" w:w="1224"/>
+          </w:tcPr>
+          <w:p>
+            <w:pPr>
+              <w:spacing w:after="0"/>
+            </w:pPr>
+            <w:r/>
+            <w:r>
+              <w:rPr>
+                <w:b w:val="0"/>
+                <w:i w:val="0"/>
+                <w:sz w:val="20"/>
+              </w:rPr>
+              <w:t>USD 200</w:t>
+            </w:r>
+          </w:p>
+        </w:tc>
+        <w:tc>
+          <w:tcPr>
             <w:tcW w:type="dxa" w:w="1872"/>
+          </w:tcPr>
+          <w:p>
+            <w:pPr>
+              <w:spacing w:after="0"/>
+            </w:pPr>
+            <w:r/>
+            <w:r>
+              <w:rPr>
+                <w:b w:val="0"/>
+                <w:i w:val="0"/>
+                <w:sz w:val="20"/>
+              </w:rPr>
+              <w:t>No</w:t>
+            </w:r>
+          </w:p>
+        </w:tc>
+      </w:tr>
+      <w:tr>
+        <w:trPr>
+          <w:cantSplit/>
+        </w:trPr>
+        <w:tc>
+          <w:tcPr>
+            <w:tcW w:type="dxa" w:w="2088"/>
+          </w:tcPr>
+          <w:p>
+            <w:pPr>
+              <w:spacing w:after="0"/>
+            </w:pPr>
+            <w:r/>
+            <w:r>
+              <w:rPr>
+                <w:b/>
+                <w:i w:val="0"/>
+                <w:sz w:val="20"/>
+              </w:rPr>
+              <w:t>Reports &amp; exports</w:t>
+            </w:r>
+          </w:p>
+        </w:tc>
+        <w:tc>
+          <w:tcPr>
+            <w:tcW w:type="dxa" w:w="4320"/>
+          </w:tcPr>
+          <w:p>
+            <w:pPr>
+              <w:spacing w:after="0"/>
+            </w:pPr>
+            <w:r/>
+            <w:r>
+              <w:rPr>
+                <w:b w:val="0"/>
+                <w:i w:val="0"/>
+                <w:sz w:val="20"/>
+              </w:rPr>
+              <w:t>Profit, stock value, purchase and sales reports; export to Excel or PDF</w:t>
+            </w:r>
+          </w:p>
+        </w:tc>
+        <w:tc>
+          <w:tcPr>
+            <w:tcW w:type="dxa" w:w="1224"/>
+          </w:tcPr>
+          <w:p>
+            <w:pPr>
+              <w:spacing w:after="0"/>
+            </w:pPr>
+            <w:r/>
+            <w:r>
+              <w:rPr>
+                <w:b w:val="0"/>
+                <w:i w:val="0"/>
+                <w:sz w:val="20"/>
+              </w:rPr>
+              <w:t>USD 450</w:t>
+            </w:r>
+          </w:p>
+        </w:tc>
+        <w:tc>
+          <w:tcPr>
+            <w:tcW w:type="dxa" w:w="1872"/>
+          </w:tcPr>
+          <w:p>
+            <w:pPr>
+              <w:spacing w:after="0"/>
+            </w:pPr>
+            <w:r/>
+            <w:r>
+              <w:rPr>
+                <w:b w:val="0"/>
+                <w:i w:val="0"/>
+                <w:sz w:val="20"/>
+              </w:rPr>
+              <w:t>Only for sales &amp; profit</w:t>
+            </w:r>
+          </w:p>
+        </w:tc>
+      </w:tr>
+      <w:tr>
+        <w:trPr>
+          <w:cantSplit/>
+        </w:trPr>
+        <w:tc>
+          <w:tcPr>
+            <w:tcW w:type="dxa" w:w="2088"/>
+          </w:tcPr>
+          <w:p>
+            <w:pPr>
+              <w:spacing w:after="0"/>
+            </w:pPr>
+            <w:r/>
+            <w:r>
+              <w:rPr>
+                <w:b/>
+                <w:i w:val="0"/>
+                <w:sz w:val="20"/>
+              </w:rPr>
+              <w:t>Import existing records</w:t>
+            </w:r>
+          </w:p>
+        </w:tc>
+        <w:tc>
+          <w:tcPr>
+            <w:tcW w:type="dxa" w:w="4320"/>
+          </w:tcPr>
+          <w:p>
+            <w:pPr>
+              <w:spacing w:after="0"/>
+            </w:pPr>
+            <w:r/>
+            <w:r>
+              <w:rPr>
+                <w:b w:val="0"/>
+                <w:i w:val="0"/>
+                <w:sz w:val="20"/>
+              </w:rPr>
+              <w:t>Upload your current medicine and stock list from Excel</w:t>
+            </w:r>
+          </w:p>
+        </w:tc>
+        <w:tc>
+          <w:tcPr>
+            <w:tcW w:type="dxa" w:w="1224"/>
+          </w:tcPr>
+          <w:p>
+            <w:pPr>
+              <w:spacing w:after="0"/>
+            </w:pPr>
+            <w:r/>
+            <w:r>
+              <w:rPr>
+                <w:b w:val="0"/>
+                <w:i w:val="0"/>
+                <w:sz w:val="20"/>
+              </w:rPr>
+              <w:t>USD 200</w:t>
+            </w:r>
+          </w:p>
+        </w:tc>
+        <w:tc>
+          <w:tcPr>
+            <w:tcW w:type="dxa" w:w="1872"/>
+          </w:tcPr>
+          <w:p>
+            <w:pPr>
+              <w:spacing w:after="0"/>
+            </w:pPr>
+            <w:r/>
+            <w:r>
+              <w:rPr>
+                <w:b w:val="0"/>
+                <w:i w:val="0"/>
+                <w:sz w:val="20"/>
+              </w:rPr>
+              <w:t>No</w:t>
+            </w:r>
+          </w:p>
+        </w:tc>
+      </w:tr>
+      <w:tr>
+        <w:trPr>
+          <w:cantSplit/>
+        </w:trPr>
+        <w:tc>
+          <w:tcPr>
+            <w:tcW w:type="dxa" w:w="2088"/>
           </w:tcPr>
           <w:p>
             <w:pPr>
@@ -5378,7 +2960,7 @@
         </w:tc>
         <w:tc>
           <w:tcPr>
-            <w:tcW w:type="dxa" w:w="3960"/>
+            <w:tcW w:type="dxa" w:w="4320"/>
           </w:tcPr>
           <w:p>
             <w:pPr>
@@ -5391,13 +2973,13 @@
                 <w:i w:val="0"/>
                 <w:sz w:val="20"/>
               </w:rPr>
-              <w:t>Customer records, credit sales, payments received, outstanding balances</w:t>
+              <w:t>Customer records, credit sales and outstanding balances</w:t>
             </w:r>
           </w:p>
         </w:tc>
         <w:tc>
           <w:tcPr>
-            <w:tcW w:type="dxa" w:w="1152"/>
+            <w:tcW w:type="dxa" w:w="1224"/>
           </w:tcPr>
           <w:p>
             <w:pPr>
@@ -5416,26 +2998,7 @@
         </w:tc>
         <w:tc>
           <w:tcPr>
-            <w:tcW w:type="dxa" w:w="864"/>
-          </w:tcPr>
-          <w:p>
-            <w:pPr>
-              <w:spacing w:after="0"/>
-            </w:pPr>
-            <w:r/>
-            <w:r>
-              <w:rPr>
-                <w:b w:val="0"/>
-                <w:i w:val="0"/>
-                <w:sz w:val="20"/>
-              </w:rPr>
-              <w:t>+1 wk</w:t>
-            </w:r>
-          </w:p>
-        </w:tc>
-        <w:tc>
-          <w:tcPr>
-            <w:tcW w:type="dxa" w:w="1800"/>
+            <w:tcW w:type="dxa" w:w="1872"/>
           </w:tcPr>
           <w:p>
             <w:pPr>
@@ -5459,7 +3022,7 @@
         </w:trPr>
         <w:tc>
           <w:tcPr>
-            <w:tcW w:type="dxa" w:w="1872"/>
+            <w:tcW w:type="dxa" w:w="2088"/>
           </w:tcPr>
           <w:p>
             <w:pPr>
@@ -5478,7 +3041,7 @@
         </w:tc>
         <w:tc>
           <w:tcPr>
-            <w:tcW w:type="dxa" w:w="3960"/>
+            <w:tcW w:type="dxa" w:w="4320"/>
           </w:tcPr>
           <w:p>
             <w:pPr>
@@ -5491,13 +3054,13 @@
                 <w:i w:val="0"/>
                 <w:sz w:val="20"/>
               </w:rPr>
-              <w:t>Item and bill discounts, configurable tax rates on bills</w:t>
+              <w:t>Discounts and tax on bills</w:t>
             </w:r>
           </w:p>
         </w:tc>
         <w:tc>
           <w:tcPr>
-            <w:tcW w:type="dxa" w:w="1152"/>
+            <w:tcW w:type="dxa" w:w="1224"/>
           </w:tcPr>
           <w:p>
             <w:pPr>
@@ -5516,26 +3079,7 @@
         </w:tc>
         <w:tc>
           <w:tcPr>
-            <w:tcW w:type="dxa" w:w="864"/>
-          </w:tcPr>
-          <w:p>
-            <w:pPr>
-              <w:spacing w:after="0"/>
-            </w:pPr>
-            <w:r/>
-            <w:r>
-              <w:rPr>
-                <w:b w:val="0"/>
-                <w:i w:val="0"/>
-                <w:sz w:val="20"/>
-              </w:rPr>
-              <w:t>+0.5 wk</w:t>
-            </w:r>
-          </w:p>
-        </w:tc>
-        <w:tc>
-          <w:tcPr>
-            <w:tcW w:type="dxa" w:w="1800"/>
+            <w:tcW w:type="dxa" w:w="1872"/>
           </w:tcPr>
           <w:p>
             <w:pPr>
@@ -5559,7 +3103,7 @@
         </w:trPr>
         <w:tc>
           <w:tcPr>
-            <w:tcW w:type="dxa" w:w="1872"/>
+            <w:tcW w:type="dxa" w:w="2088"/>
           </w:tcPr>
           <w:p>
             <w:pPr>
@@ -5578,7 +3122,7 @@
         </w:tc>
         <w:tc>
           <w:tcPr>
-            <w:tcW w:type="dxa" w:w="3960"/>
+            <w:tcW w:type="dxa" w:w="4320"/>
           </w:tcPr>
           <w:p>
             <w:pPr>
@@ -5591,13 +3135,13 @@
                 <w:i w:val="0"/>
                 <w:sz w:val="20"/>
               </w:rPr>
-              <w:t>Doctor's prescription entry with patient name/age, medicine, dose, duration; print on letterhead</w:t>
+              <w:t>Enter and print a doctor's prescription</w:t>
             </w:r>
           </w:p>
         </w:tc>
         <w:tc>
           <w:tcPr>
-            <w:tcW w:type="dxa" w:w="1152"/>
+            <w:tcW w:type="dxa" w:w="1224"/>
           </w:tcPr>
           <w:p>
             <w:pPr>
@@ -5616,126 +3160,7 @@
         </w:tc>
         <w:tc>
           <w:tcPr>
-            <w:tcW w:type="dxa" w:w="864"/>
-          </w:tcPr>
-          <w:p>
-            <w:pPr>
-              <w:spacing w:after="0"/>
-            </w:pPr>
-            <w:r/>
-            <w:r>
-              <w:rPr>
-                <w:b w:val="0"/>
-                <w:i w:val="0"/>
-                <w:sz w:val="20"/>
-              </w:rPr>
-              <w:t>+1 wk</w:t>
-            </w:r>
-          </w:p>
-        </w:tc>
-        <w:tc>
-          <w:tcPr>
-            <w:tcW w:type="dxa" w:w="1800"/>
-          </w:tcPr>
-          <w:p>
-            <w:pPr>
-              <w:spacing w:after="0"/>
-            </w:pPr>
-            <w:r/>
-            <w:r>
-              <w:rPr>
-                <w:b w:val="0"/>
-                <w:i w:val="0"/>
-                <w:sz w:val="20"/>
-              </w:rPr>
-              <w:t>No (send-to-bill needs Option 2)</w:t>
-            </w:r>
-          </w:p>
-        </w:tc>
-      </w:tr>
-      <w:tr>
-        <w:trPr>
-          <w:cantSplit/>
-        </w:trPr>
-        <w:tc>
-          <w:tcPr>
             <w:tcW w:type="dxa" w:w="1872"/>
-          </w:tcPr>
-          <w:p>
-            <w:pPr>
-              <w:spacing w:after="0"/>
-            </w:pPr>
-            <w:r/>
-            <w:r>
-              <w:rPr>
-                <w:b/>
-                <w:i w:val="0"/>
-                <w:sz w:val="20"/>
-              </w:rPr>
-              <w:t>Multiple computers (LAN)</w:t>
-            </w:r>
-          </w:p>
-        </w:tc>
-        <w:tc>
-          <w:tcPr>
-            <w:tcW w:type="dxa" w:w="3960"/>
-          </w:tcPr>
-          <w:p>
-            <w:pPr>
-              <w:spacing w:after="0"/>
-            </w:pPr>
-            <w:r/>
-            <w:r>
-              <w:rPr>
-                <w:b w:val="0"/>
-                <w:i w:val="0"/>
-                <w:sz w:val="20"/>
-              </w:rPr>
-              <w:t>One computer acts as the server, others connect over the local network with shared records</w:t>
-            </w:r>
-          </w:p>
-        </w:tc>
-        <w:tc>
-          <w:tcPr>
-            <w:tcW w:type="dxa" w:w="1152"/>
-          </w:tcPr>
-          <w:p>
-            <w:pPr>
-              <w:spacing w:after="0"/>
-            </w:pPr>
-            <w:r/>
-            <w:r>
-              <w:rPr>
-                <w:b w:val="0"/>
-                <w:i w:val="0"/>
-                <w:sz w:val="20"/>
-              </w:rPr>
-              <w:t>USD 700</w:t>
-            </w:r>
-          </w:p>
-        </w:tc>
-        <w:tc>
-          <w:tcPr>
-            <w:tcW w:type="dxa" w:w="864"/>
-          </w:tcPr>
-          <w:p>
-            <w:pPr>
-              <w:spacing w:after="0"/>
-            </w:pPr>
-            <w:r/>
-            <w:r>
-              <w:rPr>
-                <w:b w:val="0"/>
-                <w:i w:val="0"/>
-                <w:sz w:val="20"/>
-              </w:rPr>
-              <w:t>+1.5 wks</w:t>
-            </w:r>
-          </w:p>
-        </w:tc>
-        <w:tc>
-          <w:tcPr>
-            <w:tcW w:type="dxa" w:w="1800"/>
           </w:tcPr>
           <w:p>
             <w:pPr>
@@ -5759,7 +3184,7 @@
         </w:trPr>
         <w:tc>
           <w:tcPr>
-            <w:tcW w:type="dxa" w:w="1872"/>
+            <w:tcW w:type="dxa" w:w="2088"/>
           </w:tcPr>
           <w:p>
             <w:pPr>
@@ -5772,13 +3197,13 @@
                 <w:i w:val="0"/>
                 <w:sz w:val="20"/>
               </w:rPr>
-              <w:t>Multiple branches</w:t>
+              <w:t>Multiple computers</w:t>
             </w:r>
           </w:p>
         </w:tc>
         <w:tc>
           <w:tcPr>
-            <w:tcW w:type="dxa" w:w="3960"/>
+            <w:tcW w:type="dxa" w:w="4320"/>
           </w:tcPr>
           <w:p>
             <w:pPr>
@@ -5791,13 +3216,13 @@
                 <w:i w:val="0"/>
                 <w:sz w:val="20"/>
               </w:rPr>
-              <w:t>Separate stock per branch, branch transfers, consolidated view</w:t>
+              <w:t>Two or more computers in the pharmacy sharing the same records</w:t>
             </w:r>
           </w:p>
         </w:tc>
         <w:tc>
           <w:tcPr>
-            <w:tcW w:type="dxa" w:w="1152"/>
+            <w:tcW w:type="dxa" w:w="1224"/>
           </w:tcPr>
           <w:p>
             <w:pPr>
@@ -5810,369 +3235,13 @@
                 <w:i w:val="0"/>
                 <w:sz w:val="20"/>
               </w:rPr>
-              <w:t>USD 1,200</w:t>
+              <w:t>USD 700</w:t>
             </w:r>
           </w:p>
         </w:tc>
         <w:tc>
           <w:tcPr>
-            <w:tcW w:type="dxa" w:w="864"/>
-          </w:tcPr>
-          <w:p>
-            <w:pPr>
-              <w:spacing w:after="0"/>
-            </w:pPr>
-            <w:r/>
-            <w:r>
-              <w:rPr>
-                <w:b w:val="0"/>
-                <w:i w:val="0"/>
-                <w:sz w:val="20"/>
-              </w:rPr>
-              <w:t>+3 wks</w:t>
-            </w:r>
-          </w:p>
-        </w:tc>
-        <w:tc>
-          <w:tcPr>
-            <w:tcW w:type="dxa" w:w="1800"/>
-          </w:tcPr>
-          <w:p>
-            <w:pPr>
-              <w:spacing w:after="0"/>
-            </w:pPr>
-            <w:r/>
-            <w:r>
-              <w:rPr>
-                <w:b w:val="0"/>
-                <w:i w:val="0"/>
-                <w:sz w:val="20"/>
-              </w:rPr>
-              <w:t>No (needs Remote/cloud)</w:t>
-            </w:r>
-          </w:p>
-        </w:tc>
-      </w:tr>
-      <w:tr>
-        <w:trPr>
-          <w:cantSplit/>
-        </w:trPr>
-        <w:tc>
-          <w:tcPr>
             <w:tcW w:type="dxa" w:w="1872"/>
-          </w:tcPr>
-          <w:p>
-            <w:pPr>
-              <w:spacing w:after="0"/>
-            </w:pPr>
-            <w:r/>
-            <w:r>
-              <w:rPr>
-                <w:b/>
-                <w:i w:val="0"/>
-                <w:sz w:val="20"/>
-              </w:rPr>
-              <w:t>Remote / cloud access</w:t>
-            </w:r>
-          </w:p>
-        </w:tc>
-        <w:tc>
-          <w:tcPr>
-            <w:tcW w:type="dxa" w:w="3960"/>
-          </w:tcPr>
-          <w:p>
-            <w:pPr>
-              <w:spacing w:after="0"/>
-            </w:pPr>
-            <w:r/>
-            <w:r>
-              <w:rPr>
-                <w:b w:val="0"/>
-                <w:i w:val="0"/>
-                <w:sz w:val="20"/>
-              </w:rPr>
-              <w:t>Cloud database and sync; owner can view stock and sales remotely</w:t>
-            </w:r>
-          </w:p>
-        </w:tc>
-        <w:tc>
-          <w:tcPr>
-            <w:tcW w:type="dxa" w:w="1152"/>
-          </w:tcPr>
-          <w:p>
-            <w:pPr>
-              <w:spacing w:after="0"/>
-            </w:pPr>
-            <w:r/>
-            <w:r>
-              <w:rPr>
-                <w:b w:val="0"/>
-                <w:i w:val="0"/>
-                <w:sz w:val="20"/>
-              </w:rPr>
-              <w:t>USD 1,400</w:t>
-            </w:r>
-          </w:p>
-        </w:tc>
-        <w:tc>
-          <w:tcPr>
-            <w:tcW w:type="dxa" w:w="864"/>
-          </w:tcPr>
-          <w:p>
-            <w:pPr>
-              <w:spacing w:after="0"/>
-            </w:pPr>
-            <w:r/>
-            <w:r>
-              <w:rPr>
-                <w:b w:val="0"/>
-                <w:i w:val="0"/>
-                <w:sz w:val="20"/>
-              </w:rPr>
-              <w:t>+3 wks</w:t>
-            </w:r>
-          </w:p>
-        </w:tc>
-        <w:tc>
-          <w:tcPr>
-            <w:tcW w:type="dxa" w:w="1800"/>
-          </w:tcPr>
-          <w:p>
-            <w:pPr>
-              <w:spacing w:after="0"/>
-            </w:pPr>
-            <w:r/>
-            <w:r>
-              <w:rPr>
-                <w:b w:val="0"/>
-                <w:i w:val="0"/>
-                <w:sz w:val="20"/>
-              </w:rPr>
-              <w:t>No</w:t>
-            </w:r>
-          </w:p>
-        </w:tc>
-      </w:tr>
-    </w:tbl>
-    <w:p>
-      <w:pPr>
-        <w:spacing w:after="40"/>
-      </w:pPr>
-    </w:p>
-    <w:p>
-      <w:pPr>
-        <w:keepNext/>
-        <w:spacing w:after="80" w:before="160"/>
-      </w:pPr>
-      <w:r>
-        <w:rPr>
-          <w:b/>
-          <w:i w:val="0"/>
-          <w:color w:val="4F81BD"/>
-          <w:sz w:val="25"/>
-        </w:rPr>
-        <w:t>6.1 Other Suggested Add-ons</w:t>
-      </w:r>
-    </w:p>
-    <w:tbl>
-      <w:tblPr>
-        <w:tblStyle w:val="TableGrid"/>
-        <w:tblW w:type="auto" w:w="0"/>
-        <w:jc w:val="center"/>
-        <w:tblLayout w:type="fixed"/>
-        <w:tblLook w:firstColumn="1" w:firstRow="1" w:lastColumn="0" w:lastRow="0" w:noHBand="0" w:noVBand="1" w:val="04A0"/>
-      </w:tblPr>
-      <w:tblGrid>
-        <w:gridCol w:w="1872"/>
-        <w:gridCol w:w="3960"/>
-        <w:gridCol w:w="1152"/>
-        <w:gridCol w:w="864"/>
-        <w:gridCol w:w="1800"/>
-      </w:tblGrid>
-      <w:tr>
-        <w:trPr>
-          <w:cantSplit/>
-          <w:tblHeader/>
-        </w:trPr>
-        <w:tc>
-          <w:tcPr>
-            <w:tcW w:type="dxa" w:w="1872"/>
-          </w:tcPr>
-          <w:p>
-            <w:pPr>
-              <w:jc w:val="center"/>
-            </w:pPr>
-            <w:r/>
-            <w:r>
-              <w:rPr>
-                <w:b/>
-                <w:color w:val="4F81BD"/>
-                <w:sz w:val="21"/>
-              </w:rPr>
-              <w:t>Add-on</w:t>
-            </w:r>
-          </w:p>
-        </w:tc>
-        <w:tc>
-          <w:tcPr>
-            <w:tcW w:type="dxa" w:w="3960"/>
-          </w:tcPr>
-          <w:p>
-            <w:pPr>
-              <w:jc w:val="center"/>
-            </w:pPr>
-            <w:r/>
-            <w:r>
-              <w:rPr>
-                <w:b/>
-                <w:color w:val="4F81BD"/>
-                <w:sz w:val="21"/>
-              </w:rPr>
-              <w:t>What it includes</w:t>
-            </w:r>
-          </w:p>
-        </w:tc>
-        <w:tc>
-          <w:tcPr>
-            <w:tcW w:type="dxa" w:w="1152"/>
-          </w:tcPr>
-          <w:p>
-            <w:pPr>
-              <w:jc w:val="center"/>
-            </w:pPr>
-            <w:r/>
-            <w:r>
-              <w:rPr>
-                <w:b/>
-                <w:color w:val="4F81BD"/>
-                <w:sz w:val="21"/>
-              </w:rPr>
-              <w:t>Extra cost</w:t>
-            </w:r>
-          </w:p>
-        </w:tc>
-        <w:tc>
-          <w:tcPr>
-            <w:tcW w:type="dxa" w:w="864"/>
-          </w:tcPr>
-          <w:p>
-            <w:pPr>
-              <w:jc w:val="center"/>
-            </w:pPr>
-            <w:r/>
-            <w:r>
-              <w:rPr>
-                <w:b/>
-                <w:color w:val="4F81BD"/>
-                <w:sz w:val="21"/>
-              </w:rPr>
-              <w:t>Time</w:t>
-            </w:r>
-          </w:p>
-        </w:tc>
-        <w:tc>
-          <w:tcPr>
-            <w:tcW w:type="dxa" w:w="1800"/>
-          </w:tcPr>
-          <w:p>
-            <w:pPr>
-              <w:jc w:val="center"/>
-            </w:pPr>
-            <w:r/>
-            <w:r>
-              <w:rPr>
-                <w:b/>
-                <w:color w:val="4F81BD"/>
-                <w:sz w:val="21"/>
-              </w:rPr>
-              <w:t>Needs Option 2?</w:t>
-            </w:r>
-          </w:p>
-        </w:tc>
-      </w:tr>
-      <w:tr>
-        <w:trPr>
-          <w:cantSplit/>
-        </w:trPr>
-        <w:tc>
-          <w:tcPr>
-            <w:tcW w:type="dxa" w:w="1872"/>
-          </w:tcPr>
-          <w:p>
-            <w:pPr>
-              <w:spacing w:after="0"/>
-            </w:pPr>
-            <w:r/>
-            <w:r>
-              <w:rPr>
-                <w:b/>
-                <w:i w:val="0"/>
-                <w:sz w:val="20"/>
-              </w:rPr>
-              <w:t>Controlled drugs register</w:t>
-            </w:r>
-          </w:p>
-        </w:tc>
-        <w:tc>
-          <w:tcPr>
-            <w:tcW w:type="dxa" w:w="3960"/>
-          </w:tcPr>
-          <w:p>
-            <w:pPr>
-              <w:spacing w:after="0"/>
-            </w:pPr>
-            <w:r/>
-            <w:r>
-              <w:rPr>
-                <w:b w:val="0"/>
-                <w:i w:val="0"/>
-                <w:sz w:val="20"/>
-              </w:rPr>
-              <w:t>Separate register for narcotic / psychotropic medicines with prescription reference, as required by drug inspectors</w:t>
-            </w:r>
-          </w:p>
-        </w:tc>
-        <w:tc>
-          <w:tcPr>
-            <w:tcW w:type="dxa" w:w="1152"/>
-          </w:tcPr>
-          <w:p>
-            <w:pPr>
-              <w:spacing w:after="0"/>
-            </w:pPr>
-            <w:r/>
-            <w:r>
-              <w:rPr>
-                <w:b w:val="0"/>
-                <w:i w:val="0"/>
-                <w:sz w:val="20"/>
-              </w:rPr>
-              <w:t>USD 250</w:t>
-            </w:r>
-          </w:p>
-        </w:tc>
-        <w:tc>
-          <w:tcPr>
-            <w:tcW w:type="dxa" w:w="864"/>
-          </w:tcPr>
-          <w:p>
-            <w:pPr>
-              <w:spacing w:after="0"/>
-            </w:pPr>
-            <w:r/>
-            <w:r>
-              <w:rPr>
-                <w:b w:val="0"/>
-                <w:i w:val="0"/>
-                <w:sz w:val="20"/>
-              </w:rPr>
-              <w:t>+0.5 wk</w:t>
-            </w:r>
-          </w:p>
-        </w:tc>
-        <w:tc>
-          <w:tcPr>
-            <w:tcW w:type="dxa" w:w="1800"/>
           </w:tcPr>
           <w:p>
             <w:pPr>
@@ -6196,7 +3265,7 @@
         </w:trPr>
         <w:tc>
           <w:tcPr>
-            <w:tcW w:type="dxa" w:w="1872"/>
+            <w:tcW w:type="dxa" w:w="2088"/>
           </w:tcPr>
           <w:p>
             <w:pPr>
@@ -6209,13 +3278,13 @@
                 <w:i w:val="0"/>
                 <w:sz w:val="20"/>
               </w:rPr>
-              <w:t>Reorder suggestions</w:t>
+              <w:t>Multiple branches</w:t>
             </w:r>
           </w:p>
         </w:tc>
         <w:tc>
           <w:tcPr>
-            <w:tcW w:type="dxa" w:w="3960"/>
+            <w:tcW w:type="dxa" w:w="4320"/>
           </w:tcPr>
           <w:p>
             <w:pPr>
@@ -6228,13 +3297,13 @@
                 <w:i w:val="0"/>
                 <w:sz w:val="20"/>
               </w:rPr>
-              <w:t>Suggested purchase list from low stock and recent usage; print / send to supplier</w:t>
+              <w:t>Separate stock for each branch, and transfers between branches</w:t>
             </w:r>
           </w:p>
         </w:tc>
         <w:tc>
           <w:tcPr>
-            <w:tcW w:type="dxa" w:w="1152"/>
+            <w:tcW w:type="dxa" w:w="1224"/>
           </w:tcPr>
           <w:p>
             <w:pPr>
@@ -6247,13 +3316,13 @@
                 <w:i w:val="0"/>
                 <w:sz w:val="20"/>
               </w:rPr>
-              <w:t>USD 250</w:t>
+              <w:t>USD 1,200</w:t>
             </w:r>
           </w:p>
         </w:tc>
         <w:tc>
           <w:tcPr>
-            <w:tcW w:type="dxa" w:w="864"/>
+            <w:tcW w:type="dxa" w:w="1872"/>
           </w:tcPr>
           <w:p>
             <w:pPr>
@@ -6266,13 +3335,75 @@
                 <w:i w:val="0"/>
                 <w:sz w:val="20"/>
               </w:rPr>
-              <w:t>+0.5 wk</w:t>
+              <w:t>No (needs Remote access)</w:t>
+            </w:r>
+          </w:p>
+        </w:tc>
+      </w:tr>
+      <w:tr>
+        <w:trPr>
+          <w:cantSplit/>
+        </w:trPr>
+        <w:tc>
+          <w:tcPr>
+            <w:tcW w:type="dxa" w:w="2088"/>
+          </w:tcPr>
+          <w:p>
+            <w:pPr>
+              <w:spacing w:after="0"/>
+            </w:pPr>
+            <w:r/>
+            <w:r>
+              <w:rPr>
+                <w:b/>
+                <w:i w:val="0"/>
+                <w:sz w:val="20"/>
+              </w:rPr>
+              <w:t>Remote / cloud access</w:t>
             </w:r>
           </w:p>
         </w:tc>
         <w:tc>
           <w:tcPr>
-            <w:tcW w:type="dxa" w:w="1800"/>
+            <w:tcW w:type="dxa" w:w="4320"/>
+          </w:tcPr>
+          <w:p>
+            <w:pPr>
+              <w:spacing w:after="0"/>
+            </w:pPr>
+            <w:r/>
+            <w:r>
+              <w:rPr>
+                <w:b w:val="0"/>
+                <w:i w:val="0"/>
+                <w:sz w:val="20"/>
+              </w:rPr>
+              <w:t>See your stock and sales from home or phone browser</w:t>
+            </w:r>
+          </w:p>
+        </w:tc>
+        <w:tc>
+          <w:tcPr>
+            <w:tcW w:type="dxa" w:w="1224"/>
+          </w:tcPr>
+          <w:p>
+            <w:pPr>
+              <w:spacing w:after="0"/>
+            </w:pPr>
+            <w:r/>
+            <w:r>
+              <w:rPr>
+                <w:b w:val="0"/>
+                <w:i w:val="0"/>
+                <w:sz w:val="20"/>
+              </w:rPr>
+              <w:t>USD 1,400</w:t>
+            </w:r>
+          </w:p>
+        </w:tc>
+        <w:tc>
+          <w:tcPr>
+            <w:tcW w:type="dxa" w:w="1872"/>
           </w:tcPr>
           <w:p>
             <w:pPr>
@@ -6296,7 +3427,7 @@
         </w:trPr>
         <w:tc>
           <w:tcPr>
-            <w:tcW w:type="dxa" w:w="1872"/>
+            <w:tcW w:type="dxa" w:w="2088"/>
           </w:tcPr>
           <w:p>
             <w:pPr>
@@ -6309,13 +3440,13 @@
                 <w:i w:val="0"/>
                 <w:sz w:val="20"/>
               </w:rPr>
-              <w:t>Owner dashboard</w:t>
+              <w:t>Other: Reorder list</w:t>
             </w:r>
           </w:p>
         </w:tc>
         <w:tc>
           <w:tcPr>
-            <w:tcW w:type="dxa" w:w="3960"/>
+            <w:tcW w:type="dxa" w:w="4320"/>
           </w:tcPr>
           <w:p>
             <w:pPr>
@@ -6328,13 +3459,13 @@
                 <w:i w:val="0"/>
                 <w:sz w:val="20"/>
               </w:rPr>
-              <w:t>Charts for sales, stock value, expiring value and top medicines</w:t>
+              <w:t>A ready list of medicines to order, based on low stock</w:t>
             </w:r>
           </w:p>
         </w:tc>
         <w:tc>
           <w:tcPr>
-            <w:tcW w:type="dxa" w:w="1152"/>
+            <w:tcW w:type="dxa" w:w="1224"/>
           </w:tcPr>
           <w:p>
             <w:pPr>
@@ -6347,13 +3478,13 @@
                 <w:i w:val="0"/>
                 <w:sz w:val="20"/>
               </w:rPr>
-              <w:t>USD 200</w:t>
+              <w:t>USD 250</w:t>
             </w:r>
           </w:p>
         </w:tc>
         <w:tc>
           <w:tcPr>
-            <w:tcW w:type="dxa" w:w="864"/>
+            <w:tcW w:type="dxa" w:w="1872"/>
           </w:tcPr>
           <w:p>
             <w:pPr>
@@ -6366,13 +3497,37 @@
                 <w:i w:val="0"/>
                 <w:sz w:val="20"/>
               </w:rPr>
-              <w:t>+0.5 wk</w:t>
+              <w:t>No</w:t>
+            </w:r>
+          </w:p>
+        </w:tc>
+      </w:tr>
+      <w:tr>
+        <w:trPr>
+          <w:cantSplit/>
+        </w:trPr>
+        <w:tc>
+          <w:tcPr>
+            <w:tcW w:type="dxa" w:w="2088"/>
+          </w:tcPr>
+          <w:p>
+            <w:pPr>
+              <w:spacing w:after="0"/>
+            </w:pPr>
+            <w:r/>
+            <w:r>
+              <w:rPr>
+                <w:b/>
+                <w:i w:val="0"/>
+                <w:sz w:val="20"/>
+              </w:rPr>
+              <w:t>Other: FBR billing</w:t>
             </w:r>
           </w:p>
         </w:tc>
         <w:tc>
           <w:tcPr>
-            <w:tcW w:type="dxa" w:w="1800"/>
+            <w:tcW w:type="dxa" w:w="4320"/>
           </w:tcPr>
           <w:p>
             <w:pPr>
@@ -6385,56 +3540,13 @@
                 <w:i w:val="0"/>
                 <w:sz w:val="20"/>
               </w:rPr>
-              <w:t>Sales charts only</w:t>
-            </w:r>
-          </w:p>
-        </w:tc>
-      </w:tr>
-      <w:tr>
-        <w:trPr>
-          <w:cantSplit/>
-        </w:trPr>
-        <w:tc>
-          <w:tcPr>
-            <w:tcW w:type="dxa" w:w="1872"/>
-          </w:tcPr>
-          <w:p>
-            <w:pPr>
-              <w:spacing w:after="0"/>
-            </w:pPr>
-            <w:r/>
-            <w:r>
-              <w:rPr>
-                <w:b/>
-                <w:i w:val="0"/>
-                <w:sz w:val="20"/>
-              </w:rPr>
-              <w:t>FBR POS integration</w:t>
+              <w:t>Connect bills to FBR, if the pharmacy is required to do so</w:t>
             </w:r>
           </w:p>
         </w:tc>
         <w:tc>
           <w:tcPr>
-            <w:tcW w:type="dxa" w:w="3960"/>
-          </w:tcPr>
-          <w:p>
-            <w:pPr>
-              <w:spacing w:after="0"/>
-            </w:pPr>
-            <w:r/>
-            <w:r>
-              <w:rPr>
-                <w:b w:val="0"/>
-                <w:i w:val="0"/>
-                <w:sz w:val="20"/>
-              </w:rPr>
-              <w:t>Report each bill to FBR and print the FBR invoice number / QR on the bill (if the pharmacy is required to integrate)</w:t>
-            </w:r>
-          </w:p>
-        </w:tc>
-        <w:tc>
-          <w:tcPr>
-            <w:tcW w:type="dxa" w:w="1152"/>
+            <w:tcW w:type="dxa" w:w="1224"/>
           </w:tcPr>
           <w:p>
             <w:pPr>
@@ -6453,7 +3565,7 @@
         </w:tc>
         <w:tc>
           <w:tcPr>
-            <w:tcW w:type="dxa" w:w="864"/>
+            <w:tcW w:type="dxa" w:w="1872"/>
           </w:tcPr>
           <w:p>
             <w:pPr>
@@ -6466,26 +3578,7 @@
                 <w:i w:val="0"/>
                 <w:sz w:val="20"/>
               </w:rPr>
-              <w:t>+1.5 wks</w:t>
-            </w:r>
-          </w:p>
-        </w:tc>
-        <w:tc>
-          <w:tcPr>
-            <w:tcW w:type="dxa" w:w="1800"/>
-          </w:tcPr>
-          <w:p>
-            <w:pPr>
-              <w:spacing w:after="0"/>
-            </w:pPr>
-            <w:r/>
-            <w:r>
-              <w:rPr>
-                <w:b w:val="0"/>
-                <w:i w:val="0"/>
-                <w:sz w:val="20"/>
-              </w:rPr>
-              <w:t>Yes (and Discounts &amp; taxes)</w:t>
+              <w:t>Yes</w:t>
             </w:r>
           </w:p>
         </w:tc>
@@ -6495,22 +3588,6 @@
       <w:pPr>
         <w:spacing w:after="40"/>
       </w:pPr>
-    </w:p>
-    <w:p>
-      <w:r>
-        <w:rPr>
-          <w:b/>
-          <w:i w:val="0"/>
-        </w:rPr>
-        <w:t>Note:</w:t>
-      </w:r>
-      <w:r>
-        <w:rPr>
-          <w:b w:val="0"/>
-          <w:i w:val="0"/>
-        </w:rPr>
-        <w:t xml:space="preserve"> Multiple computers, Multiple branches, Remote/cloud access and Pack &amp; unit selling change the database design. They should be decided before Milestone 1. Adding them after delivery may cost more than the prices above.</w:t>
-      </w:r>
     </w:p>
     <w:p>
       <w:pPr>
@@ -6524,356 +3601,7 @@
           <w:color w:val="4F81BD"/>
           <w:sz w:val="28"/>
         </w:rPr>
-        <w:t>7. Deliverables</w:t>
-      </w:r>
-    </w:p>
-    <w:p>
-      <w:pPr>
-        <w:spacing w:after="20"/>
-      </w:pPr>
-      <w:r>
-        <w:rPr>
-          <w:b w:val="0"/>
-          <w:i w:val="0"/>
-        </w:rPr>
-        <w:t>• Windows installer (.exe) of the Pharmacy Management System for the selected option and add-ons</w:t>
-      </w:r>
-    </w:p>
-    <w:p>
-      <w:pPr>
-        <w:spacing w:after="20"/>
-      </w:pPr>
-      <w:r>
-        <w:rPr>
-          <w:b w:val="0"/>
-          <w:i w:val="0"/>
-        </w:rPr>
-        <w:t>• Installation on the pharmacy computer (on-site in the same city or remote via AnyDesk)</w:t>
-      </w:r>
-    </w:p>
-    <w:p>
-      <w:pPr>
-        <w:spacing w:after="20"/>
-      </w:pPr>
-      <w:r>
-        <w:rPr>
-          <w:b w:val="0"/>
-          <w:i w:val="0"/>
-        </w:rPr>
-        <w:t>• Printer setup: receipt printer and A4 printer (and label printer / scanner if those add-ons are taken)</w:t>
-      </w:r>
-    </w:p>
-    <w:p>
-      <w:pPr>
-        <w:spacing w:after="20"/>
-      </w:pPr>
-      <w:r>
-        <w:rPr>
-          <w:b w:val="0"/>
-          <w:i w:val="0"/>
-        </w:rPr>
-        <w:t>• Training: one session (up to 2 hours) for the owner and staff, plus a short user guide (PDF)</w:t>
-      </w:r>
-    </w:p>
-    <w:p>
-      <w:pPr>
-        <w:spacing w:after="20"/>
-      </w:pPr>
-      <w:r>
-        <w:rPr>
-          <w:b w:val="0"/>
-          <w:i w:val="0"/>
-        </w:rPr>
-        <w:t>• Complete source code and database schema handed over after the final payment</w:t>
-      </w:r>
-    </w:p>
-    <w:p>
-      <w:pPr>
-        <w:keepNext/>
-        <w:spacing w:after="80" w:before="240"/>
-      </w:pPr>
-      <w:r>
-        <w:rPr>
-          <w:b/>
-          <w:i w:val="0"/>
-          <w:color w:val="4F81BD"/>
-          <w:sz w:val="28"/>
-        </w:rPr>
-        <w:t>8. Ownership, Warranty &amp; Support</w:t>
-      </w:r>
-    </w:p>
-    <w:p>
-      <w:pPr>
-        <w:spacing w:after="20"/>
-      </w:pPr>
-      <w:r>
-        <w:rPr>
-          <w:b w:val="0"/>
-          <w:i w:val="0"/>
-        </w:rPr>
-        <w:t xml:space="preserve">• </w:t>
-      </w:r>
-      <w:r>
-        <w:rPr>
-          <w:b/>
-          <w:i w:val="0"/>
-        </w:rPr>
-        <w:t>Source code ownership:</w:t>
-      </w:r>
-      <w:r>
-        <w:rPr>
-          <w:b w:val="0"/>
-          <w:i w:val="0"/>
-        </w:rPr>
-        <w:t xml:space="preserve"> The client owns the source code and data after the final payment.</w:t>
-      </w:r>
-    </w:p>
-    <w:p>
-      <w:pPr>
-        <w:spacing w:after="20"/>
-      </w:pPr>
-      <w:r>
-        <w:rPr>
-          <w:b w:val="0"/>
-          <w:i w:val="0"/>
-        </w:rPr>
-        <w:t xml:space="preserve">• </w:t>
-      </w:r>
-      <w:r>
-        <w:rPr>
-          <w:b/>
-          <w:i w:val="0"/>
-        </w:rPr>
-        <w:t>Bug fixes:</w:t>
-      </w:r>
-      <w:r>
-        <w:rPr>
-          <w:b w:val="0"/>
-          <w:i w:val="0"/>
-        </w:rPr>
-        <w:t xml:space="preserve"> Free bug fixes for </w:t>
-      </w:r>
-      <w:r>
-        <w:rPr>
-          <w:b/>
-          <w:i w:val="0"/>
-        </w:rPr>
-        <w:t>60 days</w:t>
-      </w:r>
-      <w:r>
-        <w:rPr>
-          <w:b w:val="0"/>
-          <w:i w:val="0"/>
-        </w:rPr>
-        <w:t xml:space="preserve"> after go-live for anything that does not work as described in this proposal.</w:t>
-      </w:r>
-    </w:p>
-    <w:p>
-      <w:pPr>
-        <w:spacing w:after="20"/>
-      </w:pPr>
-      <w:r>
-        <w:rPr>
-          <w:b w:val="0"/>
-          <w:i w:val="0"/>
-        </w:rPr>
-        <w:t xml:space="preserve">• </w:t>
-      </w:r>
-      <w:r>
-        <w:rPr>
-          <w:b/>
-          <w:i w:val="0"/>
-        </w:rPr>
-        <w:t>Support after warranty (optional):</w:t>
-      </w:r>
-      <w:r>
-        <w:rPr>
-          <w:b w:val="0"/>
-          <w:i w:val="0"/>
-        </w:rPr>
-        <w:t xml:space="preserve"> USD 30 / month or USD 300 / year for bug fixes, remote help and minor changes (up to 4 hours / month).</w:t>
-      </w:r>
-    </w:p>
-    <w:p>
-      <w:pPr>
-        <w:spacing w:after="20"/>
-      </w:pPr>
-      <w:r>
-        <w:rPr>
-          <w:b w:val="0"/>
-          <w:i w:val="0"/>
-        </w:rPr>
-        <w:t xml:space="preserve">• </w:t>
-      </w:r>
-      <w:r>
-        <w:rPr>
-          <w:b/>
-          <w:i w:val="0"/>
-        </w:rPr>
-        <w:t>New features after delivery:</w:t>
-      </w:r>
-      <w:r>
-        <w:rPr>
-          <w:b w:val="0"/>
-          <w:i w:val="0"/>
-        </w:rPr>
-        <w:t xml:space="preserve"> Quoted separately.</w:t>
-      </w:r>
-    </w:p>
-    <w:p>
-      <w:pPr>
-        <w:keepNext/>
-        <w:spacing w:after="80" w:before="240"/>
-      </w:pPr>
-      <w:r>
-        <w:rPr>
-          <w:b/>
-          <w:i w:val="0"/>
-          <w:color w:val="4F81BD"/>
-          <w:sz w:val="28"/>
-        </w:rPr>
-        <w:t>9. Client's Support</w:t>
-      </w:r>
-    </w:p>
-    <w:p>
-      <w:r>
-        <w:rPr>
-          <w:b w:val="0"/>
-          <w:i w:val="0"/>
-        </w:rPr>
-        <w:t>To ensure timely delivery, the following is expected from the client:</w:t>
-      </w:r>
-    </w:p>
-    <w:p>
-      <w:pPr>
-        <w:spacing w:after="40"/>
-      </w:pPr>
-      <w:r>
-        <w:rPr>
-          <w:b/>
-          <w:i w:val="0"/>
-        </w:rPr>
-        <w:t>Information &amp; Data:</w:t>
-      </w:r>
-    </w:p>
-    <w:p>
-      <w:pPr>
-        <w:spacing w:after="20"/>
-      </w:pPr>
-      <w:r>
-        <w:rPr>
-          <w:b w:val="0"/>
-          <w:i w:val="0"/>
-        </w:rPr>
-        <w:t>• Pharmacy name, address, licence no. and logo for printouts</w:t>
-      </w:r>
-    </w:p>
-    <w:p>
-      <w:pPr>
-        <w:spacing w:after="20"/>
-      </w:pPr>
-      <w:r>
-        <w:rPr>
-          <w:b w:val="0"/>
-          <w:i w:val="0"/>
-        </w:rPr>
-        <w:t>• A sample of the current medicine list, suppliers and a few purchase invoices</w:t>
-      </w:r>
-    </w:p>
-    <w:p>
-      <w:pPr>
-        <w:spacing w:after="20"/>
-      </w:pPr>
-      <w:r>
-        <w:rPr>
-          <w:b w:val="0"/>
-          <w:i w:val="0"/>
-        </w:rPr>
-        <w:t>• Confirmation of the expiry warning period (e.g. 6 months) and default minimum stock level</w:t>
-      </w:r>
-    </w:p>
-    <w:p>
-      <w:pPr>
-        <w:spacing w:after="20"/>
-      </w:pPr>
-      <w:r>
-        <w:rPr>
-          <w:b w:val="0"/>
-          <w:i w:val="0"/>
-        </w:rPr>
-        <w:t>• One contact person who can test and approve each milestone within 3 working days</w:t>
-      </w:r>
-    </w:p>
-    <w:p>
-      <w:pPr>
-        <w:spacing w:after="40" w:before="120"/>
-      </w:pPr>
-      <w:r>
-        <w:rPr>
-          <w:b/>
-          <w:i w:val="0"/>
-        </w:rPr>
-        <w:t>Hardware &amp; Licences:</w:t>
-      </w:r>
-    </w:p>
-    <w:p>
-      <w:pPr>
-        <w:spacing w:after="20"/>
-      </w:pPr>
-      <w:r>
-        <w:rPr>
-          <w:b w:val="0"/>
-          <w:i w:val="0"/>
-        </w:rPr>
-        <w:t>• A Windows 10/11 computer with a valid Windows licence</w:t>
-      </w:r>
-    </w:p>
-    <w:p>
-      <w:pPr>
-        <w:spacing w:after="20"/>
-      </w:pPr>
-      <w:r>
-        <w:rPr>
-          <w:b w:val="0"/>
-          <w:i w:val="0"/>
-        </w:rPr>
-        <w:t>• Printers and scanners as required (see Appendix A); purchased by the client</w:t>
-      </w:r>
-    </w:p>
-    <w:p>
-      <w:pPr>
-        <w:spacing w:after="20"/>
-      </w:pPr>
-      <w:r>
-        <w:rPr>
-          <w:b w:val="0"/>
-          <w:i w:val="0"/>
-        </w:rPr>
-        <w:t>• For Remote/cloud add-ons: an internet connection and a cloud hosting account</w:t>
-      </w:r>
-    </w:p>
-    <w:p>
-      <w:pPr>
-        <w:keepNext/>
-        <w:spacing w:after="80" w:before="240"/>
-      </w:pPr>
-      <w:r>
-        <w:rPr>
-          <w:b/>
-          <w:i w:val="0"/>
-          <w:color w:val="4F81BD"/>
-          <w:sz w:val="28"/>
-        </w:rPr>
-        <w:t>Appendix A – One-time &amp; Recurring Costs (Third-Party)</w:t>
-      </w:r>
-    </w:p>
-    <w:p>
-      <w:r>
-        <w:rPr>
-          <w:b w:val="0"/>
-          <w:i w:val="0"/>
-        </w:rPr>
-        <w:t>These are not part of the development price. Prices are indicative and depend on brand and market.</w:t>
+        <w:t>6. Quotation Details</w:t>
       </w:r>
     </w:p>
     <w:tbl>
@@ -6885,10 +3613,8 @@
         <w:tblLook w:firstColumn="1" w:firstRow="1" w:lastColumn="0" w:lastRow="0" w:noHBand="0" w:noVBand="1" w:val="04A0"/>
       </w:tblPr>
       <w:tblGrid>
-        <w:gridCol w:w="2880"/>
-        <w:gridCol w:w="2880"/>
-        <w:gridCol w:w="1728"/>
-        <w:gridCol w:w="2160"/>
+        <w:gridCol w:w="2592"/>
+        <w:gridCol w:w="6623"/>
       </w:tblGrid>
       <w:tr>
         <w:trPr>
@@ -6897,7 +3623,7 @@
         </w:trPr>
         <w:tc>
           <w:tcPr>
-            <w:tcW w:type="dxa" w:w="2880"/>
+            <w:tcW w:type="dxa" w:w="2592"/>
           </w:tcPr>
           <w:p>
             <w:pPr>
@@ -6916,7 +3642,7 @@
         </w:tc>
         <w:tc>
           <w:tcPr>
-            <w:tcW w:type="dxa" w:w="2880"/>
+            <w:tcW w:type="dxa" w:w="6624"/>
           </w:tcPr>
           <w:p>
             <w:pPr>
@@ -6929,13 +3655,612 @@
                 <w:color w:val="4F81BD"/>
                 <w:sz w:val="21"/>
               </w:rPr>
-              <w:t>Needed for</w:t>
+              <w:t>Details</w:t>
+            </w:r>
+          </w:p>
+        </w:tc>
+      </w:tr>
+      <w:tr>
+        <w:trPr>
+          <w:cantSplit/>
+        </w:trPr>
+        <w:tc>
+          <w:tcPr>
+            <w:tcW w:type="dxa" w:w="2592"/>
+          </w:tcPr>
+          <w:p>
+            <w:pPr>
+              <w:spacing w:after="0"/>
+            </w:pPr>
+            <w:r/>
+            <w:r>
+              <w:rPr>
+                <w:b/>
+                <w:i w:val="0"/>
+                <w:sz w:val="20"/>
+              </w:rPr>
+              <w:t>Currency</w:t>
             </w:r>
           </w:p>
         </w:tc>
         <w:tc>
           <w:tcPr>
-            <w:tcW w:type="dxa" w:w="1728"/>
+            <w:tcW w:type="dxa" w:w="6624"/>
+          </w:tcPr>
+          <w:p>
+            <w:pPr>
+              <w:spacing w:after="0"/>
+            </w:pPr>
+            <w:r/>
+            <w:r>
+              <w:rPr>
+                <w:b w:val="0"/>
+                <w:i w:val="0"/>
+                <w:sz w:val="20"/>
+              </w:rPr>
+              <w:t>US Dollars (USD). Payment in PKR is possible at the exchange rate of the payment day.</w:t>
+            </w:r>
+          </w:p>
+        </w:tc>
+      </w:tr>
+      <w:tr>
+        <w:trPr>
+          <w:cantSplit/>
+        </w:trPr>
+        <w:tc>
+          <w:tcPr>
+            <w:tcW w:type="dxa" w:w="2592"/>
+          </w:tcPr>
+          <w:p>
+            <w:pPr>
+              <w:spacing w:after="0"/>
+            </w:pPr>
+            <w:r/>
+            <w:r>
+              <w:rPr>
+                <w:b/>
+                <w:i w:val="0"/>
+                <w:sz w:val="20"/>
+              </w:rPr>
+              <w:t>One-time cost</w:t>
+            </w:r>
+          </w:p>
+        </w:tc>
+        <w:tc>
+          <w:tcPr>
+            <w:tcW w:type="dxa" w:w="6624"/>
+          </w:tcPr>
+          <w:p>
+            <w:pPr>
+              <w:spacing w:after="0"/>
+            </w:pPr>
+            <w:r/>
+            <w:r>
+              <w:rPr>
+                <w:b w:val="0"/>
+                <w:i w:val="0"/>
+                <w:sz w:val="20"/>
+              </w:rPr>
+              <w:t>Option 1: USD 2,000. Option 2: USD 3,200. Add-ons as listed above.</w:t>
+            </w:r>
+          </w:p>
+        </w:tc>
+      </w:tr>
+      <w:tr>
+        <w:trPr>
+          <w:cantSplit/>
+        </w:trPr>
+        <w:tc>
+          <w:tcPr>
+            <w:tcW w:type="dxa" w:w="2592"/>
+          </w:tcPr>
+          <w:p>
+            <w:pPr>
+              <w:spacing w:after="0"/>
+            </w:pPr>
+            <w:r/>
+            <w:r>
+              <w:rPr>
+                <w:b/>
+                <w:i w:val="0"/>
+                <w:sz w:val="20"/>
+              </w:rPr>
+              <w:t>Monthly / yearly cost</w:t>
+            </w:r>
+          </w:p>
+        </w:tc>
+        <w:tc>
+          <w:tcPr>
+            <w:tcW w:type="dxa" w:w="6624"/>
+          </w:tcPr>
+          <w:p>
+            <w:pPr>
+              <w:spacing w:after="0"/>
+            </w:pPr>
+            <w:r/>
+            <w:r>
+              <w:rPr>
+                <w:b w:val="0"/>
+                <w:i w:val="0"/>
+                <w:sz w:val="20"/>
+              </w:rPr>
+              <w:t>None. There is no monthly fee for the software. (Remote access and Multiple branches need online hosting of about USD 10–25 per month.)</w:t>
+            </w:r>
+          </w:p>
+        </w:tc>
+      </w:tr>
+      <w:tr>
+        <w:trPr>
+          <w:cantSplit/>
+        </w:trPr>
+        <w:tc>
+          <w:tcPr>
+            <w:tcW w:type="dxa" w:w="2592"/>
+          </w:tcPr>
+          <w:p>
+            <w:pPr>
+              <w:spacing w:after="0"/>
+            </w:pPr>
+            <w:r/>
+            <w:r>
+              <w:rPr>
+                <w:b/>
+                <w:i w:val="0"/>
+                <w:sz w:val="20"/>
+              </w:rPr>
+              <w:t>Computer needed</w:t>
+            </w:r>
+          </w:p>
+        </w:tc>
+        <w:tc>
+          <w:tcPr>
+            <w:tcW w:type="dxa" w:w="6624"/>
+          </w:tcPr>
+          <w:p>
+            <w:pPr>
+              <w:spacing w:after="0"/>
+            </w:pPr>
+            <w:r/>
+            <w:r>
+              <w:rPr>
+                <w:b w:val="0"/>
+                <w:i w:val="0"/>
+                <w:sz w:val="20"/>
+              </w:rPr>
+              <w:t>Windows 10 or 11 computer</w:t>
+            </w:r>
+          </w:p>
+        </w:tc>
+      </w:tr>
+      <w:tr>
+        <w:trPr>
+          <w:cantSplit/>
+        </w:trPr>
+        <w:tc>
+          <w:tcPr>
+            <w:tcW w:type="dxa" w:w="2592"/>
+          </w:tcPr>
+          <w:p>
+            <w:pPr>
+              <w:spacing w:after="0"/>
+            </w:pPr>
+            <w:r/>
+            <w:r>
+              <w:rPr>
+                <w:b/>
+                <w:i w:val="0"/>
+                <w:sz w:val="20"/>
+              </w:rPr>
+              <w:t>Works offline?</w:t>
+            </w:r>
+          </w:p>
+        </w:tc>
+        <w:tc>
+          <w:tcPr>
+            <w:tcW w:type="dxa" w:w="6624"/>
+          </w:tcPr>
+          <w:p>
+            <w:pPr>
+              <w:spacing w:after="0"/>
+            </w:pPr>
+            <w:r/>
+            <w:r>
+              <w:rPr>
+                <w:b w:val="0"/>
+                <w:i w:val="0"/>
+                <w:sz w:val="20"/>
+              </w:rPr>
+              <w:t>Yes, completely. Internet is not needed.</w:t>
+            </w:r>
+          </w:p>
+        </w:tc>
+      </w:tr>
+      <w:tr>
+        <w:trPr>
+          <w:cantSplit/>
+        </w:trPr>
+        <w:tc>
+          <w:tcPr>
+            <w:tcW w:type="dxa" w:w="2592"/>
+          </w:tcPr>
+          <w:p>
+            <w:pPr>
+              <w:spacing w:after="0"/>
+            </w:pPr>
+            <w:r/>
+            <w:r>
+              <w:rPr>
+                <w:b/>
+                <w:i w:val="0"/>
+                <w:sz w:val="20"/>
+              </w:rPr>
+              <w:t>Installation</w:t>
+            </w:r>
+          </w:p>
+        </w:tc>
+        <w:tc>
+          <w:tcPr>
+            <w:tcW w:type="dxa" w:w="6624"/>
+          </w:tcPr>
+          <w:p>
+            <w:pPr>
+              <w:spacing w:after="0"/>
+            </w:pPr>
+            <w:r/>
+            <w:r>
+              <w:rPr>
+                <w:b w:val="0"/>
+                <w:i w:val="0"/>
+                <w:sz w:val="20"/>
+              </w:rPr>
+              <w:t>Included: installed on your pharmacy computer</w:t>
+            </w:r>
+          </w:p>
+        </w:tc>
+      </w:tr>
+      <w:tr>
+        <w:trPr>
+          <w:cantSplit/>
+        </w:trPr>
+        <w:tc>
+          <w:tcPr>
+            <w:tcW w:type="dxa" w:w="2592"/>
+          </w:tcPr>
+          <w:p>
+            <w:pPr>
+              <w:spacing w:after="0"/>
+            </w:pPr>
+            <w:r/>
+            <w:r>
+              <w:rPr>
+                <w:b/>
+                <w:i w:val="0"/>
+                <w:sz w:val="20"/>
+              </w:rPr>
+              <w:t>Printer setup</w:t>
+            </w:r>
+          </w:p>
+        </w:tc>
+        <w:tc>
+          <w:tcPr>
+            <w:tcW w:type="dxa" w:w="6624"/>
+          </w:tcPr>
+          <w:p>
+            <w:pPr>
+              <w:spacing w:after="0"/>
+            </w:pPr>
+            <w:r/>
+            <w:r>
+              <w:rPr>
+                <w:b w:val="0"/>
+                <w:i w:val="0"/>
+                <w:sz w:val="20"/>
+              </w:rPr>
+              <w:t>Included: receipt printer and A4 printer set up</w:t>
+            </w:r>
+          </w:p>
+        </w:tc>
+      </w:tr>
+      <w:tr>
+        <w:trPr>
+          <w:cantSplit/>
+        </w:trPr>
+        <w:tc>
+          <w:tcPr>
+            <w:tcW w:type="dxa" w:w="2592"/>
+          </w:tcPr>
+          <w:p>
+            <w:pPr>
+              <w:spacing w:after="0"/>
+            </w:pPr>
+            <w:r/>
+            <w:r>
+              <w:rPr>
+                <w:b/>
+                <w:i w:val="0"/>
+                <w:sz w:val="20"/>
+              </w:rPr>
+              <w:t>Training</w:t>
+            </w:r>
+          </w:p>
+        </w:tc>
+        <w:tc>
+          <w:tcPr>
+            <w:tcW w:type="dxa" w:w="6624"/>
+          </w:tcPr>
+          <w:p>
+            <w:pPr>
+              <w:spacing w:after="0"/>
+            </w:pPr>
+            <w:r/>
+            <w:r>
+              <w:rPr>
+                <w:b w:val="0"/>
+                <w:i w:val="0"/>
+                <w:sz w:val="20"/>
+              </w:rPr>
+              <w:t>Included: one training session for you and your staff, plus a short user guide</w:t>
+            </w:r>
+          </w:p>
+        </w:tc>
+      </w:tr>
+      <w:tr>
+        <w:trPr>
+          <w:cantSplit/>
+        </w:trPr>
+        <w:tc>
+          <w:tcPr>
+            <w:tcW w:type="dxa" w:w="2592"/>
+          </w:tcPr>
+          <w:p>
+            <w:pPr>
+              <w:spacing w:after="0"/>
+            </w:pPr>
+            <w:r/>
+            <w:r>
+              <w:rPr>
+                <w:b/>
+                <w:i w:val="0"/>
+                <w:sz w:val="20"/>
+              </w:rPr>
+              <w:t>Source code ownership</w:t>
+            </w:r>
+          </w:p>
+        </w:tc>
+        <w:tc>
+          <w:tcPr>
+            <w:tcW w:type="dxa" w:w="6624"/>
+          </w:tcPr>
+          <w:p>
+            <w:pPr>
+              <w:spacing w:after="0"/>
+            </w:pPr>
+            <w:r/>
+            <w:r>
+              <w:rPr>
+                <w:b w:val="0"/>
+                <w:i w:val="0"/>
+                <w:sz w:val="20"/>
+              </w:rPr>
+              <w:t>Yours after the final payment</w:t>
+            </w:r>
+          </w:p>
+        </w:tc>
+      </w:tr>
+      <w:tr>
+        <w:trPr>
+          <w:cantSplit/>
+        </w:trPr>
+        <w:tc>
+          <w:tcPr>
+            <w:tcW w:type="dxa" w:w="2592"/>
+          </w:tcPr>
+          <w:p>
+            <w:pPr>
+              <w:spacing w:after="0"/>
+            </w:pPr>
+            <w:r/>
+            <w:r>
+              <w:rPr>
+                <w:b/>
+                <w:i w:val="0"/>
+                <w:sz w:val="20"/>
+              </w:rPr>
+              <w:t>Bug fixes</w:t>
+            </w:r>
+          </w:p>
+        </w:tc>
+        <w:tc>
+          <w:tcPr>
+            <w:tcW w:type="dxa" w:w="6624"/>
+          </w:tcPr>
+          <w:p>
+            <w:pPr>
+              <w:spacing w:after="0"/>
+            </w:pPr>
+            <w:r/>
+            <w:r>
+              <w:rPr>
+                <w:b w:val="0"/>
+                <w:i w:val="0"/>
+                <w:sz w:val="20"/>
+              </w:rPr>
+              <w:t>Free for 60 days after the software goes live</w:t>
+            </w:r>
+          </w:p>
+        </w:tc>
+      </w:tr>
+      <w:tr>
+        <w:trPr>
+          <w:cantSplit/>
+        </w:trPr>
+        <w:tc>
+          <w:tcPr>
+            <w:tcW w:type="dxa" w:w="2592"/>
+          </w:tcPr>
+          <w:p>
+            <w:pPr>
+              <w:spacing w:after="0"/>
+            </w:pPr>
+            <w:r/>
+            <w:r>
+              <w:rPr>
+                <w:b/>
+                <w:i w:val="0"/>
+                <w:sz w:val="20"/>
+              </w:rPr>
+              <w:t>Support afterwards</w:t>
+            </w:r>
+          </w:p>
+        </w:tc>
+        <w:tc>
+          <w:tcPr>
+            <w:tcW w:type="dxa" w:w="6624"/>
+          </w:tcPr>
+          <w:p>
+            <w:pPr>
+              <w:spacing w:after="0"/>
+            </w:pPr>
+            <w:r/>
+            <w:r>
+              <w:rPr>
+                <w:b w:val="0"/>
+                <w:i w:val="0"/>
+                <w:sz w:val="20"/>
+              </w:rPr>
+              <w:t>Optional: USD 30 per month for help, fixes and small changes</w:t>
+            </w:r>
+          </w:p>
+        </w:tc>
+      </w:tr>
+      <w:tr>
+        <w:trPr>
+          <w:cantSplit/>
+        </w:trPr>
+        <w:tc>
+          <w:tcPr>
+            <w:tcW w:type="dxa" w:w="2592"/>
+          </w:tcPr>
+          <w:p>
+            <w:pPr>
+              <w:spacing w:after="0"/>
+            </w:pPr>
+            <w:r/>
+            <w:r>
+              <w:rPr>
+                <w:b/>
+                <w:i w:val="0"/>
+                <w:sz w:val="20"/>
+              </w:rPr>
+              <w:t>Payment terms</w:t>
+            </w:r>
+          </w:p>
+        </w:tc>
+        <w:tc>
+          <w:tcPr>
+            <w:tcW w:type="dxa" w:w="6624"/>
+          </w:tcPr>
+          <w:p>
+            <w:pPr>
+              <w:spacing w:after="0"/>
+            </w:pPr>
+            <w:r/>
+            <w:r>
+              <w:rPr>
+                <w:b w:val="0"/>
+                <w:i w:val="0"/>
+                <w:sz w:val="20"/>
+              </w:rPr>
+              <w:t>15% advance, then payment after each approved milestone (Section 4)</w:t>
+            </w:r>
+          </w:p>
+        </w:tc>
+      </w:tr>
+      <w:tr>
+        <w:trPr>
+          <w:cantSplit/>
+        </w:trPr>
+        <w:tc>
+          <w:tcPr>
+            <w:tcW w:type="dxa" w:w="2592"/>
+          </w:tcPr>
+          <w:p>
+            <w:pPr>
+              <w:spacing w:after="0"/>
+            </w:pPr>
+            <w:r/>
+            <w:r>
+              <w:rPr>
+                <w:b/>
+                <w:i w:val="0"/>
+                <w:sz w:val="20"/>
+              </w:rPr>
+              <w:t>Delivery time</w:t>
+            </w:r>
+          </w:p>
+        </w:tc>
+        <w:tc>
+          <w:tcPr>
+            <w:tcW w:type="dxa" w:w="6624"/>
+          </w:tcPr>
+          <w:p>
+            <w:pPr>
+              <w:spacing w:after="0"/>
+            </w:pPr>
+            <w:r/>
+            <w:r>
+              <w:rPr>
+                <w:b w:val="0"/>
+                <w:i w:val="0"/>
+                <w:sz w:val="20"/>
+              </w:rPr>
+              <w:t>Option 1: 6 weeks. Option 2: 9 weeks. Add-ons may add 1–3 weeks.</w:t>
+            </w:r>
+          </w:p>
+        </w:tc>
+      </w:tr>
+    </w:tbl>
+    <w:p>
+      <w:pPr>
+        <w:spacing w:after="40"/>
+      </w:pPr>
+    </w:p>
+    <w:p>
+      <w:pPr>
+        <w:keepNext/>
+        <w:spacing w:after="80" w:before="160"/>
+      </w:pPr>
+      <w:r>
+        <w:rPr>
+          <w:b/>
+          <w:i w:val="0"/>
+          <w:color w:val="4F81BD"/>
+          <w:sz w:val="25"/>
+        </w:rPr>
+        <w:t>Extra costs not included (bought by the client)</w:t>
+      </w:r>
+    </w:p>
+    <w:tbl>
+      <w:tblPr>
+        <w:tblStyle w:val="TableGrid"/>
+        <w:tblW w:type="auto" w:w="0"/>
+        <w:jc w:val="center"/>
+        <w:tblLayout w:type="fixed"/>
+        <w:tblLook w:firstColumn="1" w:firstRow="1" w:lastColumn="0" w:lastRow="0" w:noHBand="0" w:noVBand="1" w:val="04A0"/>
+      </w:tblPr>
+      <w:tblGrid>
+        <w:gridCol w:w="3168"/>
+        <w:gridCol w:w="3456"/>
+        <w:gridCol w:w="2592"/>
+      </w:tblGrid>
+      <w:tr>
+        <w:trPr>
+          <w:cantSplit/>
+          <w:tblHeader/>
+        </w:trPr>
+        <w:tc>
+          <w:tcPr>
+            <w:tcW w:type="dxa" w:w="3168"/>
           </w:tcPr>
           <w:p>
             <w:pPr>
@@ -6948,13 +4273,13 @@
                 <w:color w:val="4F81BD"/>
                 <w:sz w:val="21"/>
               </w:rPr>
-              <w:t>Type</w:t>
+              <w:t>Item</w:t>
             </w:r>
           </w:p>
         </w:tc>
         <w:tc>
           <w:tcPr>
-            <w:tcW w:type="dxa" w:w="2160"/>
+            <w:tcW w:type="dxa" w:w="3456"/>
           </w:tcPr>
           <w:p>
             <w:pPr>
@@ -6967,7 +4292,26 @@
                 <w:color w:val="4F81BD"/>
                 <w:sz w:val="21"/>
               </w:rPr>
-              <w:t>Indicative cost</w:t>
+              <w:t>When needed</w:t>
+            </w:r>
+          </w:p>
+        </w:tc>
+        <w:tc>
+          <w:tcPr>
+            <w:tcW w:type="dxa" w:w="2592"/>
+          </w:tcPr>
+          <w:p>
+            <w:pPr>
+              <w:jc w:val="center"/>
+            </w:pPr>
+            <w:r/>
+            <w:r>
+              <w:rPr>
+                <w:b/>
+                <w:color w:val="4F81BD"/>
+                <w:sz w:val="21"/>
+              </w:rPr>
+              <w:t>Approx. cost</w:t>
             </w:r>
           </w:p>
         </w:tc>
@@ -6978,7 +4322,7 @@
         </w:trPr>
         <w:tc>
           <w:tcPr>
-            <w:tcW w:type="dxa" w:w="2880"/>
+            <w:tcW w:type="dxa" w:w="3168"/>
           </w:tcPr>
           <w:p>
             <w:pPr>
@@ -6991,13 +4335,13 @@
                 <w:i w:val="0"/>
                 <w:sz w:val="20"/>
               </w:rPr>
-              <w:t>80 mm thermal receipt printer</w:t>
+              <w:t>Receipt printer (80 mm)</w:t>
             </w:r>
           </w:p>
         </w:tc>
         <w:tc>
           <w:tcPr>
-            <w:tcW w:type="dxa" w:w="2880"/>
+            <w:tcW w:type="dxa" w:w="3456"/>
           </w:tcPr>
           <w:p>
             <w:pPr>
@@ -7016,26 +4360,7 @@
         </w:tc>
         <w:tc>
           <w:tcPr>
-            <w:tcW w:type="dxa" w:w="1728"/>
-          </w:tcPr>
-          <w:p>
-            <w:pPr>
-              <w:spacing w:after="0"/>
-            </w:pPr>
-            <w:r/>
-            <w:r>
-              <w:rPr>
-                <w:b w:val="0"/>
-                <w:i w:val="0"/>
-                <w:sz w:val="20"/>
-              </w:rPr>
-              <w:t>One-time</w:t>
-            </w:r>
-          </w:p>
-        </w:tc>
-        <w:tc>
-          <w:tcPr>
-            <w:tcW w:type="dxa" w:w="2160"/>
+            <w:tcW w:type="dxa" w:w="2592"/>
           </w:tcPr>
           <w:p>
             <w:pPr>
@@ -7059,7 +4384,7 @@
         </w:trPr>
         <w:tc>
           <w:tcPr>
-            <w:tcW w:type="dxa" w:w="2880"/>
+            <w:tcW w:type="dxa" w:w="3168"/>
           </w:tcPr>
           <w:p>
             <w:pPr>
@@ -7072,13 +4397,13 @@
                 <w:i w:val="0"/>
                 <w:sz w:val="20"/>
               </w:rPr>
-              <w:t>USB barcode scanner</w:t>
+              <w:t>Barcode scanner</w:t>
             </w:r>
           </w:p>
         </w:tc>
         <w:tc>
           <w:tcPr>
-            <w:tcW w:type="dxa" w:w="2880"/>
+            <w:tcW w:type="dxa" w:w="3456"/>
           </w:tcPr>
           <w:p>
             <w:pPr>
@@ -7097,26 +4422,7 @@
         </w:tc>
         <w:tc>
           <w:tcPr>
-            <w:tcW w:type="dxa" w:w="1728"/>
-          </w:tcPr>
-          <w:p>
-            <w:pPr>
-              <w:spacing w:after="0"/>
-            </w:pPr>
-            <w:r/>
-            <w:r>
-              <w:rPr>
-                <w:b w:val="0"/>
-                <w:i w:val="0"/>
-                <w:sz w:val="20"/>
-              </w:rPr>
-              <w:t>One-time</w:t>
-            </w:r>
-          </w:p>
-        </w:tc>
-        <w:tc>
-          <w:tcPr>
-            <w:tcW w:type="dxa" w:w="2160"/>
+            <w:tcW w:type="dxa" w:w="2592"/>
           </w:tcPr>
           <w:p>
             <w:pPr>
@@ -7140,7 +4446,7 @@
         </w:trPr>
         <w:tc>
           <w:tcPr>
-            <w:tcW w:type="dxa" w:w="2880"/>
+            <w:tcW w:type="dxa" w:w="3168"/>
           </w:tcPr>
           <w:p>
             <w:pPr>
@@ -7153,13 +4459,13 @@
                 <w:i w:val="0"/>
                 <w:sz w:val="20"/>
               </w:rPr>
-              <w:t>Barcode label printer + label rolls</w:t>
+              <w:t>Label printer</w:t>
             </w:r>
           </w:p>
         </w:tc>
         <w:tc>
           <w:tcPr>
-            <w:tcW w:type="dxa" w:w="2880"/>
+            <w:tcW w:type="dxa" w:w="3456"/>
           </w:tcPr>
           <w:p>
             <w:pPr>
@@ -7178,26 +4484,7 @@
         </w:tc>
         <w:tc>
           <w:tcPr>
-            <w:tcW w:type="dxa" w:w="1728"/>
-          </w:tcPr>
-          <w:p>
-            <w:pPr>
-              <w:spacing w:after="0"/>
-            </w:pPr>
-            <w:r/>
-            <w:r>
-              <w:rPr>
-                <w:b w:val="0"/>
-                <w:i w:val="0"/>
-                <w:sz w:val="20"/>
-              </w:rPr>
-              <w:t>One-time + consumables</w:t>
-            </w:r>
-          </w:p>
-        </w:tc>
-        <w:tc>
-          <w:tcPr>
-            <w:tcW w:type="dxa" w:w="2160"/>
+            <w:tcW w:type="dxa" w:w="2592"/>
           </w:tcPr>
           <w:p>
             <w:pPr>
@@ -7221,7 +4508,7 @@
         </w:trPr>
         <w:tc>
           <w:tcPr>
-            <w:tcW w:type="dxa" w:w="2880"/>
+            <w:tcW w:type="dxa" w:w="3168"/>
           </w:tcPr>
           <w:p>
             <w:pPr>
@@ -7234,13 +4521,13 @@
                 <w:i w:val="0"/>
                 <w:sz w:val="20"/>
               </w:rPr>
-              <w:t>USB drive / external disk</w:t>
+              <w:t>UPS (recommended)</w:t>
             </w:r>
           </w:p>
         </w:tc>
         <w:tc>
           <w:tcPr>
-            <w:tcW w:type="dxa" w:w="2880"/>
+            <w:tcW w:type="dxa" w:w="3456"/>
           </w:tcPr>
           <w:p>
             <w:pPr>
@@ -7253,113 +4540,13 @@
                 <w:i w:val="0"/>
                 <w:sz w:val="20"/>
               </w:rPr>
-              <w:t>Backups</w:t>
+              <w:t>Protects data during power cuts</w:t>
             </w:r>
           </w:p>
         </w:tc>
         <w:tc>
           <w:tcPr>
-            <w:tcW w:type="dxa" w:w="1728"/>
-          </w:tcPr>
-          <w:p>
-            <w:pPr>
-              <w:spacing w:after="0"/>
-            </w:pPr>
-            <w:r/>
-            <w:r>
-              <w:rPr>
-                <w:b w:val="0"/>
-                <w:i w:val="0"/>
-                <w:sz w:val="20"/>
-              </w:rPr>
-              <w:t>One-time</w:t>
-            </w:r>
-          </w:p>
-        </w:tc>
-        <w:tc>
-          <w:tcPr>
-            <w:tcW w:type="dxa" w:w="2160"/>
-          </w:tcPr>
-          <w:p>
-            <w:pPr>
-              <w:spacing w:after="0"/>
-            </w:pPr>
-            <w:r/>
-            <w:r>
-              <w:rPr>
-                <w:b w:val="0"/>
-                <w:i w:val="0"/>
-                <w:sz w:val="20"/>
-              </w:rPr>
-              <w:t>PKR 3,000 – 10,000</w:t>
-            </w:r>
-          </w:p>
-        </w:tc>
-      </w:tr>
-      <w:tr>
-        <w:trPr>
-          <w:cantSplit/>
-        </w:trPr>
-        <w:tc>
-          <w:tcPr>
-            <w:tcW w:type="dxa" w:w="2880"/>
-          </w:tcPr>
-          <w:p>
-            <w:pPr>
-              <w:spacing w:after="0"/>
-            </w:pPr>
-            <w:r/>
-            <w:r>
-              <w:rPr>
-                <w:b/>
-                <w:i w:val="0"/>
-                <w:sz w:val="20"/>
-              </w:rPr>
-              <w:t>UPS for pharmacy PC</w:t>
-            </w:r>
-          </w:p>
-        </w:tc>
-        <w:tc>
-          <w:tcPr>
-            <w:tcW w:type="dxa" w:w="2880"/>
-          </w:tcPr>
-          <w:p>
-            <w:pPr>
-              <w:spacing w:after="0"/>
-            </w:pPr>
-            <w:r/>
-            <w:r>
-              <w:rPr>
-                <w:b w:val="0"/>
-                <w:i w:val="0"/>
-                <w:sz w:val="20"/>
-              </w:rPr>
-              <w:t>Recommended (protects data during load-shedding)</w:t>
-            </w:r>
-          </w:p>
-        </w:tc>
-        <w:tc>
-          <w:tcPr>
-            <w:tcW w:type="dxa" w:w="1728"/>
-          </w:tcPr>
-          <w:p>
-            <w:pPr>
-              <w:spacing w:after="0"/>
-            </w:pPr>
-            <w:r/>
-            <w:r>
-              <w:rPr>
-                <w:b w:val="0"/>
-                <w:i w:val="0"/>
-                <w:sz w:val="20"/>
-              </w:rPr>
-              <w:t>One-time</w:t>
-            </w:r>
-          </w:p>
-        </w:tc>
-        <w:tc>
-          <w:tcPr>
-            <w:tcW w:type="dxa" w:w="2160"/>
+            <w:tcW w:type="dxa" w:w="2592"/>
           </w:tcPr>
           <w:p>
             <w:pPr>
@@ -7377,173 +4564,20 @@
           </w:p>
         </w:tc>
       </w:tr>
-      <w:tr>
-        <w:trPr>
-          <w:cantSplit/>
-        </w:trPr>
-        <w:tc>
-          <w:tcPr>
-            <w:tcW w:type="dxa" w:w="2880"/>
-          </w:tcPr>
-          <w:p>
-            <w:pPr>
-              <w:spacing w:after="0"/>
-            </w:pPr>
-            <w:r/>
-            <w:r>
-              <w:rPr>
-                <w:b/>
-                <w:i w:val="0"/>
-                <w:sz w:val="20"/>
-              </w:rPr>
-              <w:t>Cloud server / database</w:t>
-            </w:r>
-          </w:p>
-        </w:tc>
-        <w:tc>
-          <w:tcPr>
-            <w:tcW w:type="dxa" w:w="2880"/>
-          </w:tcPr>
-          <w:p>
-            <w:pPr>
-              <w:spacing w:after="0"/>
-            </w:pPr>
-            <w:r/>
-            <w:r>
-              <w:rPr>
-                <w:b w:val="0"/>
-                <w:i w:val="0"/>
-                <w:sz w:val="20"/>
-              </w:rPr>
-              <w:t>Remote/cloud &amp; Multiple branches add-ons</w:t>
-            </w:r>
-          </w:p>
-        </w:tc>
-        <w:tc>
-          <w:tcPr>
-            <w:tcW w:type="dxa" w:w="1728"/>
-          </w:tcPr>
-          <w:p>
-            <w:pPr>
-              <w:spacing w:after="0"/>
-            </w:pPr>
-            <w:r/>
-            <w:r>
-              <w:rPr>
-                <w:b w:val="0"/>
-                <w:i w:val="0"/>
-                <w:sz w:val="20"/>
-              </w:rPr>
-              <w:t>Recurring</w:t>
-            </w:r>
-          </w:p>
-        </w:tc>
-        <w:tc>
-          <w:tcPr>
-            <w:tcW w:type="dxa" w:w="2160"/>
-          </w:tcPr>
-          <w:p>
-            <w:pPr>
-              <w:spacing w:after="0"/>
-            </w:pPr>
-            <w:r/>
-            <w:r>
-              <w:rPr>
-                <w:b w:val="0"/>
-                <w:i w:val="0"/>
-                <w:sz w:val="20"/>
-              </w:rPr>
-              <w:t>USD 10 – 25 / month</w:t>
-            </w:r>
-          </w:p>
-        </w:tc>
-      </w:tr>
-      <w:tr>
-        <w:trPr>
-          <w:cantSplit/>
-        </w:trPr>
-        <w:tc>
-          <w:tcPr>
-            <w:tcW w:type="dxa" w:w="2880"/>
-          </w:tcPr>
-          <w:p>
-            <w:pPr>
-              <w:spacing w:after="0"/>
-            </w:pPr>
-            <w:r/>
-            <w:r>
-              <w:rPr>
-                <w:b/>
-                <w:i w:val="0"/>
-                <w:sz w:val="20"/>
-              </w:rPr>
-              <w:t>Core system licence</w:t>
-            </w:r>
-          </w:p>
-        </w:tc>
-        <w:tc>
-          <w:tcPr>
-            <w:tcW w:type="dxa" w:w="2880"/>
-          </w:tcPr>
-          <w:p>
-            <w:pPr>
-              <w:spacing w:after="0"/>
-            </w:pPr>
-            <w:r/>
-            <w:r>
-              <w:rPr>
-                <w:b w:val="0"/>
-                <w:i w:val="0"/>
-                <w:sz w:val="20"/>
-              </w:rPr>
-              <w:t>Option 1 / Option 2</w:t>
-            </w:r>
-          </w:p>
-        </w:tc>
-        <w:tc>
-          <w:tcPr>
-            <w:tcW w:type="dxa" w:w="1728"/>
-          </w:tcPr>
-          <w:p>
-            <w:pPr>
-              <w:spacing w:after="0"/>
-            </w:pPr>
-            <w:r/>
-            <w:r>
-              <w:rPr>
-                <w:b w:val="0"/>
-                <w:i w:val="0"/>
-                <w:sz w:val="20"/>
-              </w:rPr>
-              <w:t>—</w:t>
-            </w:r>
-          </w:p>
-        </w:tc>
-        <w:tc>
-          <w:tcPr>
-            <w:tcW w:type="dxa" w:w="2160"/>
-          </w:tcPr>
-          <w:p>
-            <w:pPr>
-              <w:spacing w:after="0"/>
-            </w:pPr>
-            <w:r/>
-            <w:r>
-              <w:rPr>
-                <w:b w:val="0"/>
-                <w:i w:val="0"/>
-                <w:sz w:val="20"/>
-              </w:rPr>
-              <w:t>None (no recurring fee)</w:t>
-            </w:r>
-          </w:p>
-        </w:tc>
-      </w:tr>
     </w:tbl>
     <w:p>
       <w:pPr>
         <w:spacing w:after="40"/>
       </w:pPr>
+    </w:p>
+    <w:p>
+      <w:r>
+        <w:rPr>
+          <w:b w:val="0"/>
+          <w:i w:val="0"/>
+        </w:rPr>
+        <w:t>No other software licences are needed.</w:t>
+      </w:r>
     </w:p>
     <w:p>
       <w:pPr>
@@ -7557,543 +4591,68 @@
           <w:color w:val="4F81BD"/>
           <w:sz w:val="28"/>
         </w:rPr>
-        <w:t>Appendix B – Answers to Quotation Questions</w:t>
+        <w:t>7. What We Need From You</w:t>
       </w:r>
     </w:p>
-    <w:tbl>
-      <w:tblPr>
-        <w:tblStyle w:val="TableGrid"/>
-        <w:tblW w:type="auto" w:w="0"/>
-        <w:jc w:val="center"/>
-        <w:tblLayout w:type="fixed"/>
-        <w:tblLook w:firstColumn="1" w:firstRow="1" w:lastColumn="0" w:lastRow="0" w:noHBand="0" w:noVBand="1" w:val="04A0"/>
-      </w:tblPr>
-      <w:tblGrid>
-        <w:gridCol w:w="3311"/>
-        <w:gridCol w:w="6336"/>
-      </w:tblGrid>
-      <w:tr>
-        <w:trPr>
-          <w:cantSplit/>
-          <w:tblHeader/>
-        </w:trPr>
-        <w:tc>
-          <w:tcPr>
-            <w:tcW w:type="dxa" w:w="3312"/>
-          </w:tcPr>
-          <w:p>
-            <w:pPr>
-              <w:jc w:val="center"/>
-            </w:pPr>
-            <w:r/>
-            <w:r>
-              <w:rPr>
-                <w:b/>
-                <w:color w:val="4F81BD"/>
-                <w:sz w:val="21"/>
-              </w:rPr>
-              <w:t>Question</w:t>
-            </w:r>
-          </w:p>
-        </w:tc>
-        <w:tc>
-          <w:tcPr>
-            <w:tcW w:type="dxa" w:w="6336"/>
-          </w:tcPr>
-          <w:p>
-            <w:pPr>
-              <w:jc w:val="center"/>
-            </w:pPr>
-            <w:r/>
-            <w:r>
-              <w:rPr>
-                <w:b/>
-                <w:color w:val="4F81BD"/>
-                <w:sz w:val="21"/>
-              </w:rPr>
-              <w:t>Answer</w:t>
-            </w:r>
-          </w:p>
-        </w:tc>
-      </w:tr>
-      <w:tr>
-        <w:trPr>
-          <w:cantSplit/>
-        </w:trPr>
-        <w:tc>
-          <w:tcPr>
-            <w:tcW w:type="dxa" w:w="3312"/>
-          </w:tcPr>
-          <w:p>
-            <w:pPr>
-              <w:spacing w:after="0"/>
-            </w:pPr>
-            <w:r/>
-            <w:r>
-              <w:rPr>
-                <w:b/>
-                <w:i w:val="0"/>
-                <w:sz w:val="20"/>
-              </w:rPr>
-              <w:t>Currency</w:t>
-            </w:r>
-          </w:p>
-        </w:tc>
-        <w:tc>
-          <w:tcPr>
-            <w:tcW w:type="dxa" w:w="6336"/>
-          </w:tcPr>
-          <w:p>
-            <w:pPr>
-              <w:spacing w:after="0"/>
-            </w:pPr>
-            <w:r/>
-            <w:r>
-              <w:rPr>
-                <w:b w:val="0"/>
-                <w:i w:val="0"/>
-                <w:sz w:val="20"/>
-              </w:rPr>
-              <w:t>USD (PKR at the invoice-date rate on request)</w:t>
-            </w:r>
-          </w:p>
-        </w:tc>
-      </w:tr>
-      <w:tr>
-        <w:trPr>
-          <w:cantSplit/>
-        </w:trPr>
-        <w:tc>
-          <w:tcPr>
-            <w:tcW w:type="dxa" w:w="3312"/>
-          </w:tcPr>
-          <w:p>
-            <w:pPr>
-              <w:spacing w:after="0"/>
-            </w:pPr>
-            <w:r/>
-            <w:r>
-              <w:rPr>
-                <w:b/>
-                <w:i w:val="0"/>
-                <w:sz w:val="20"/>
-              </w:rPr>
-              <w:t>One-time vs recurring cost</w:t>
-            </w:r>
-          </w:p>
-        </w:tc>
-        <w:tc>
-          <w:tcPr>
-            <w:tcW w:type="dxa" w:w="6336"/>
-          </w:tcPr>
-          <w:p>
-            <w:pPr>
-              <w:spacing w:after="0"/>
-            </w:pPr>
-            <w:r/>
-            <w:r>
-              <w:rPr>
-                <w:b w:val="0"/>
-                <w:i w:val="0"/>
-                <w:sz w:val="20"/>
-              </w:rPr>
-              <w:t>Development is one-time. No recurring cost unless Remote/cloud add-ons or paid support are taken.</w:t>
-            </w:r>
-          </w:p>
-        </w:tc>
-      </w:tr>
-      <w:tr>
-        <w:trPr>
-          <w:cantSplit/>
-        </w:trPr>
-        <w:tc>
-          <w:tcPr>
-            <w:tcW w:type="dxa" w:w="3312"/>
-          </w:tcPr>
-          <w:p>
-            <w:pPr>
-              <w:spacing w:after="0"/>
-            </w:pPr>
-            <w:r/>
-            <w:r>
-              <w:rPr>
-                <w:b/>
-                <w:i w:val="0"/>
-                <w:sz w:val="20"/>
-              </w:rPr>
-              <w:t>Supported desktop OS</w:t>
-            </w:r>
-          </w:p>
-        </w:tc>
-        <w:tc>
-          <w:tcPr>
-            <w:tcW w:type="dxa" w:w="6336"/>
-          </w:tcPr>
-          <w:p>
-            <w:pPr>
-              <w:spacing w:after="0"/>
-            </w:pPr>
-            <w:r/>
-            <w:r>
-              <w:rPr>
-                <w:b w:val="0"/>
-                <w:i w:val="0"/>
-                <w:sz w:val="20"/>
-              </w:rPr>
-              <w:t>Windows 10 / 11 (64-bit)</w:t>
-            </w:r>
-          </w:p>
-        </w:tc>
-      </w:tr>
-      <w:tr>
-        <w:trPr>
-          <w:cantSplit/>
-        </w:trPr>
-        <w:tc>
-          <w:tcPr>
-            <w:tcW w:type="dxa" w:w="3312"/>
-          </w:tcPr>
-          <w:p>
-            <w:pPr>
-              <w:spacing w:after="0"/>
-            </w:pPr>
-            <w:r/>
-            <w:r>
-              <w:rPr>
-                <w:b/>
-                <w:i w:val="0"/>
-                <w:sz w:val="20"/>
-              </w:rPr>
-              <w:t>Works offline?</w:t>
-            </w:r>
-          </w:p>
-        </w:tc>
-        <w:tc>
-          <w:tcPr>
-            <w:tcW w:type="dxa" w:w="6336"/>
-          </w:tcPr>
-          <w:p>
-            <w:pPr>
-              <w:spacing w:after="0"/>
-            </w:pPr>
-            <w:r/>
-            <w:r>
-              <w:rPr>
-                <w:b w:val="0"/>
-                <w:i w:val="0"/>
-                <w:sz w:val="20"/>
-              </w:rPr>
-              <w:t>Yes, fully offline</w:t>
-            </w:r>
-          </w:p>
-        </w:tc>
-      </w:tr>
-      <w:tr>
-        <w:trPr>
-          <w:cantSplit/>
-        </w:trPr>
-        <w:tc>
-          <w:tcPr>
-            <w:tcW w:type="dxa" w:w="3312"/>
-          </w:tcPr>
-          <w:p>
-            <w:pPr>
-              <w:spacing w:after="0"/>
-            </w:pPr>
-            <w:r/>
-            <w:r>
-              <w:rPr>
-                <w:b/>
-                <w:i w:val="0"/>
-                <w:sz w:val="20"/>
-              </w:rPr>
-              <w:t>Sound alarm included?</w:t>
-            </w:r>
-          </w:p>
-        </w:tc>
-        <w:tc>
-          <w:tcPr>
-            <w:tcW w:type="dxa" w:w="6336"/>
-          </w:tcPr>
-          <w:p>
-            <w:pPr>
-              <w:spacing w:after="0"/>
-            </w:pPr>
-            <w:r/>
-            <w:r>
-              <w:rPr>
-                <w:b w:val="0"/>
-                <w:i w:val="0"/>
-                <w:sz w:val="20"/>
-              </w:rPr>
-              <w:t>Yes, with flashing highlights, mute and snooze</w:t>
-            </w:r>
-          </w:p>
-        </w:tc>
-      </w:tr>
-      <w:tr>
-        <w:trPr>
-          <w:cantSplit/>
-        </w:trPr>
-        <w:tc>
-          <w:tcPr>
-            <w:tcW w:type="dxa" w:w="3312"/>
-          </w:tcPr>
-          <w:p>
-            <w:pPr>
-              <w:spacing w:after="0"/>
-            </w:pPr>
-            <w:r/>
-            <w:r>
-              <w:rPr>
-                <w:b/>
-                <w:i w:val="0"/>
-                <w:sz w:val="20"/>
-              </w:rPr>
-              <w:t>Stock reduction without sales (Option 1)</w:t>
-            </w:r>
-          </w:p>
-        </w:tc>
-        <w:tc>
-          <w:tcPr>
-            <w:tcW w:type="dxa" w:w="6336"/>
-          </w:tcPr>
-          <w:p>
-            <w:pPr>
-              <w:spacing w:after="0"/>
-            </w:pPr>
-            <w:r/>
-            <w:r>
-              <w:rPr>
-                <w:b w:val="0"/>
-                <w:i w:val="0"/>
-                <w:sz w:val="20"/>
-              </w:rPr>
-              <w:t>Stock Issue, Write-off and Physical Count screens (Section 2.1, Module 6)</w:t>
-            </w:r>
-          </w:p>
-        </w:tc>
-      </w:tr>
-      <w:tr>
-        <w:trPr>
-          <w:cantSplit/>
-        </w:trPr>
-        <w:tc>
-          <w:tcPr>
-            <w:tcW w:type="dxa" w:w="3312"/>
-          </w:tcPr>
-          <w:p>
-            <w:pPr>
-              <w:spacing w:after="0"/>
-            </w:pPr>
-            <w:r/>
-            <w:r>
-              <w:rPr>
-                <w:b/>
-                <w:i w:val="0"/>
-                <w:sz w:val="20"/>
-              </w:rPr>
-              <w:t>Installation / printer setup / training</w:t>
-            </w:r>
-          </w:p>
-        </w:tc>
-        <w:tc>
-          <w:tcPr>
-            <w:tcW w:type="dxa" w:w="6336"/>
-          </w:tcPr>
-          <w:p>
-            <w:pPr>
-              <w:spacing w:after="0"/>
-            </w:pPr>
-            <w:r/>
-            <w:r>
-              <w:rPr>
-                <w:b w:val="0"/>
-                <w:i w:val="0"/>
-                <w:sz w:val="20"/>
-              </w:rPr>
-              <w:t>Included (Section 7)</w:t>
-            </w:r>
-          </w:p>
-        </w:tc>
-      </w:tr>
-      <w:tr>
-        <w:trPr>
-          <w:cantSplit/>
-        </w:trPr>
-        <w:tc>
-          <w:tcPr>
-            <w:tcW w:type="dxa" w:w="3312"/>
-          </w:tcPr>
-          <w:p>
-            <w:pPr>
-              <w:spacing w:after="0"/>
-            </w:pPr>
-            <w:r/>
-            <w:r>
-              <w:rPr>
-                <w:b/>
-                <w:i w:val="0"/>
-                <w:sz w:val="20"/>
-              </w:rPr>
-              <w:t>Source code ownership</w:t>
-            </w:r>
-          </w:p>
-        </w:tc>
-        <w:tc>
-          <w:tcPr>
-            <w:tcW w:type="dxa" w:w="6336"/>
-          </w:tcPr>
-          <w:p>
-            <w:pPr>
-              <w:spacing w:after="0"/>
-            </w:pPr>
-            <w:r/>
-            <w:r>
-              <w:rPr>
-                <w:b w:val="0"/>
-                <w:i w:val="0"/>
-                <w:sz w:val="20"/>
-              </w:rPr>
-              <w:t>Client, after final payment</w:t>
-            </w:r>
-          </w:p>
-        </w:tc>
-      </w:tr>
-      <w:tr>
-        <w:trPr>
-          <w:cantSplit/>
-        </w:trPr>
-        <w:tc>
-          <w:tcPr>
-            <w:tcW w:type="dxa" w:w="3312"/>
-          </w:tcPr>
-          <w:p>
-            <w:pPr>
-              <w:spacing w:after="0"/>
-            </w:pPr>
-            <w:r/>
-            <w:r>
-              <w:rPr>
-                <w:b/>
-                <w:i w:val="0"/>
-                <w:sz w:val="20"/>
-              </w:rPr>
-              <w:t>Bug fixes / support</w:t>
-            </w:r>
-          </w:p>
-        </w:tc>
-        <w:tc>
-          <w:tcPr>
-            <w:tcW w:type="dxa" w:w="6336"/>
-          </w:tcPr>
-          <w:p>
-            <w:pPr>
-              <w:spacing w:after="0"/>
-            </w:pPr>
-            <w:r/>
-            <w:r>
-              <w:rPr>
-                <w:b w:val="0"/>
-                <w:i w:val="0"/>
-                <w:sz w:val="20"/>
-              </w:rPr>
-              <w:t>60 days free; optional support plan afterwards</w:t>
-            </w:r>
-          </w:p>
-        </w:tc>
-      </w:tr>
-      <w:tr>
-        <w:trPr>
-          <w:cantSplit/>
-        </w:trPr>
-        <w:tc>
-          <w:tcPr>
-            <w:tcW w:type="dxa" w:w="3312"/>
-          </w:tcPr>
-          <w:p>
-            <w:pPr>
-              <w:spacing w:after="0"/>
-            </w:pPr>
-            <w:r/>
-            <w:r>
-              <w:rPr>
-                <w:b/>
-                <w:i w:val="0"/>
-                <w:sz w:val="20"/>
-              </w:rPr>
-              <w:t>Payment terms</w:t>
-            </w:r>
-          </w:p>
-        </w:tc>
-        <w:tc>
-          <w:tcPr>
-            <w:tcW w:type="dxa" w:w="6336"/>
-          </w:tcPr>
-          <w:p>
-            <w:pPr>
-              <w:spacing w:after="0"/>
-            </w:pPr>
-            <w:r/>
-            <w:r>
-              <w:rPr>
-                <w:b w:val="0"/>
-                <w:i w:val="0"/>
-                <w:sz w:val="20"/>
-              </w:rPr>
-              <w:t>15% advance, then per milestone (Section 5)</w:t>
-            </w:r>
-          </w:p>
-        </w:tc>
-      </w:tr>
-      <w:tr>
-        <w:trPr>
-          <w:cantSplit/>
-        </w:trPr>
-        <w:tc>
-          <w:tcPr>
-            <w:tcW w:type="dxa" w:w="3312"/>
-          </w:tcPr>
-          <w:p>
-            <w:pPr>
-              <w:spacing w:after="0"/>
-            </w:pPr>
-            <w:r/>
-            <w:r>
-              <w:rPr>
-                <w:b/>
-                <w:i w:val="0"/>
-                <w:sz w:val="20"/>
-              </w:rPr>
-              <w:t>Delivery time</w:t>
-            </w:r>
-          </w:p>
-        </w:tc>
-        <w:tc>
-          <w:tcPr>
-            <w:tcW w:type="dxa" w:w="6336"/>
-          </w:tcPr>
-          <w:p>
-            <w:pPr>
-              <w:spacing w:after="0"/>
-            </w:pPr>
-            <w:r/>
-            <w:r>
-              <w:rPr>
-                <w:b w:val="0"/>
-                <w:i w:val="0"/>
-                <w:sz w:val="20"/>
-              </w:rPr>
-              <w:t>Option 1: 6 weeks. Option 2: 9 weeks. Add-ons add the time shown in Section 6.</w:t>
-            </w:r>
-          </w:p>
-        </w:tc>
-      </w:tr>
-    </w:tbl>
     <w:p>
       <w:pPr>
-        <w:spacing w:after="40"/>
+        <w:spacing w:after="20"/>
       </w:pPr>
+      <w:r>
+        <w:rPr>
+          <w:b w:val="0"/>
+          <w:i w:val="0"/>
+        </w:rPr>
+        <w:t>• Pharmacy name, address and logo for printed bills.</w:t>
+      </w:r>
+    </w:p>
+    <w:p>
+      <w:pPr>
+        <w:spacing w:after="20"/>
+      </w:pPr>
+      <w:r>
+        <w:rPr>
+          <w:b w:val="0"/>
+          <w:i w:val="0"/>
+        </w:rPr>
+        <w:t>• Your current medicine list and a few supplier invoices (photos are fine).</w:t>
+      </w:r>
+    </w:p>
+    <w:p>
+      <w:pPr>
+        <w:spacing w:after="20"/>
+      </w:pPr>
+      <w:r>
+        <w:rPr>
+          <w:b w:val="0"/>
+          <w:i w:val="0"/>
+        </w:rPr>
+        <w:t>• Confirm the expiry warning period (e.g. 6 months) and minimum stock levels.</w:t>
+      </w:r>
+    </w:p>
+    <w:p>
+      <w:pPr>
+        <w:spacing w:after="20"/>
+      </w:pPr>
+      <w:r>
+        <w:rPr>
+          <w:b w:val="0"/>
+          <w:i w:val="0"/>
+        </w:rPr>
+        <w:t>• A Windows computer, and printers/scanner if those options are chosen.</w:t>
+      </w:r>
+    </w:p>
+    <w:p>
+      <w:pPr>
+        <w:spacing w:after="20"/>
+      </w:pPr>
+      <w:r>
+        <w:rPr>
+          <w:b w:val="0"/>
+          <w:i w:val="0"/>
+        </w:rPr>
+        <w:t>• Test each milestone and give feedback within 3 working days.</w:t>
+      </w:r>
     </w:p>
     <w:sectPr>
       <w:pgSz w:w="12240" w:h="15840"/>
